--- a/flow/20230914_vu_template/богородичні-тропарі.docx
+++ b/flow/20230914_vu_template/богородичні-тропарі.docx
@@ -102,7 +102,58 @@
           <w:sz w:val="24"/>
           <w:szCs w:val="24"/>
         </w:rPr>
-        <w:t xml:space="preserve">Коли Гавриїл звістив тобі, Діво: Радуйся!* – то з цим голосом прийняв тіло Владика в тобі, святім </w:t>
+        <w:t>Коли Гавриїл звістив тобі, Діво: Радуйся!* – то з цим голосом прийняв тіло Владика в тобі, святім кивоті,* як мовив праведний Давид,* і ти з'явилася просторішою небес, носивши Творця свого.* Слава тому, що поселився в тобі!* Слава тому, що вийшов з тебе!* Слава тому, що визволив нас народженням твоїм!</w:t>
+      </w:r>
+    </w:p>
+    <w:p>
+      <w:pPr>
+        <w:pStyle w:val="3"/>
+        <w:rPr>
+          <w:rFonts w:ascii="Times New Roman" w:hAnsi="Times New Roman" w:cs="Times New Roman"/>
+        </w:rPr>
+      </w:pPr>
+      <w:r>
+        <w:rPr>
+          <w:rFonts w:ascii="Times New Roman" w:hAnsi="Times New Roman" w:cs="Times New Roman"/>
+        </w:rPr>
+        <w:t>Понеділок</w:t>
+      </w:r>
+    </w:p>
+    <w:p>
+      <w:pPr>
+        <w:rPr>
+          <w:rFonts w:ascii="Times New Roman" w:hAnsi="Times New Roman" w:cs="Times New Roman"/>
+          <w:sz w:val="24"/>
+          <w:szCs w:val="24"/>
+        </w:rPr>
+      </w:pPr>
+      <w:r>
+        <w:rPr>
+          <w:rFonts w:ascii="Times New Roman" w:hAnsi="Times New Roman" w:cs="Times New Roman"/>
+          <w:i/>
+          <w:iCs/>
+          <w:color w:val="FF0000"/>
+          <w:sz w:val="24"/>
+          <w:szCs w:val="24"/>
+        </w:rPr>
+        <w:t>Богородичний (г. 1):</w:t>
+      </w:r>
+      <w:r>
+        <w:rPr>
+          <w:rFonts w:ascii="Times New Roman" w:hAnsi="Times New Roman" w:cs="Times New Roman"/>
+          <w:color w:val="FF0000"/>
+          <w:sz w:val="24"/>
+          <w:szCs w:val="24"/>
+        </w:rPr>
+        <w:t xml:space="preserve"> </w:t>
+      </w:r>
+      <w:r>
+        <w:rPr>
+          <w:rFonts w:ascii="Times New Roman" w:hAnsi="Times New Roman" w:cs="Times New Roman"/>
+          <w:sz w:val="24"/>
+          <w:szCs w:val="24"/>
+        </w:rPr>
+        <w:t xml:space="preserve">Бачивши в тобі, Благодатна, чудо-чудес, створіння радіє.* Бо ти невимовно породила </w:t>
       </w:r>
       <w:proofErr w:type="spellStart"/>
       <w:r>
@@ -111,7 +162,7 @@
           <w:sz w:val="24"/>
           <w:szCs w:val="24"/>
         </w:rPr>
-        <w:t>кивоті</w:t>
+        <w:t>безсіменно</w:t>
       </w:r>
       <w:proofErr w:type="spellEnd"/>
       <w:r>
@@ -120,21 +171,21 @@
           <w:sz w:val="24"/>
           <w:szCs w:val="24"/>
         </w:rPr>
-        <w:t>,* як мовив праведний Давид,* і ти з'явилася просторішою небес, носивши Творця свого.* Слава тому, що поселився в тобі!* Слава тому, що вийшов з тебе!* Слава тому, що визволив нас народженням твоїм!</w:t>
-      </w:r>
-    </w:p>
-    <w:p>
-      <w:pPr>
-        <w:pStyle w:val="3"/>
-        <w:rPr>
-          <w:rFonts w:ascii="Times New Roman" w:hAnsi="Times New Roman" w:cs="Times New Roman"/>
-        </w:rPr>
-      </w:pPr>
-      <w:r>
-        <w:rPr>
-          <w:rFonts w:ascii="Times New Roman" w:hAnsi="Times New Roman" w:cs="Times New Roman"/>
-        </w:rPr>
-        <w:t>Понеділок</w:t>
+        <w:t xml:space="preserve"> Зачатого,* якого й ангельські найвищі хори не сміють оглядати.* Його, Богородице, моли, щоб спастися душам нашим.</w:t>
+      </w:r>
+    </w:p>
+    <w:p>
+      <w:pPr>
+        <w:pStyle w:val="3"/>
+        <w:rPr>
+          <w:rFonts w:ascii="Times New Roman" w:hAnsi="Times New Roman" w:cs="Times New Roman"/>
+        </w:rPr>
+      </w:pPr>
+      <w:r>
+        <w:rPr>
+          <w:rFonts w:ascii="Times New Roman" w:hAnsi="Times New Roman" w:cs="Times New Roman"/>
+        </w:rPr>
+        <w:t>Вівторок</w:t>
       </w:r>
     </w:p>
     <w:p>
@@ -171,7 +222,7 @@
           <w:sz w:val="24"/>
           <w:szCs w:val="24"/>
         </w:rPr>
-        <w:t xml:space="preserve">Бачивши в тобі, Благодатна, чудо-чудес, створіння радіє.* Бо ти невимовно породила </w:t>
+        <w:t xml:space="preserve">Зачавши </w:t>
       </w:r>
       <w:proofErr w:type="spellStart"/>
       <w:r>
@@ -180,6 +231,24 @@
           <w:sz w:val="24"/>
           <w:szCs w:val="24"/>
         </w:rPr>
+        <w:t>неопально</w:t>
+      </w:r>
+      <w:proofErr w:type="spellEnd"/>
+      <w:r>
+        <w:rPr>
+          <w:rFonts w:ascii="Times New Roman" w:hAnsi="Times New Roman" w:cs="Times New Roman"/>
+          <w:sz w:val="24"/>
+          <w:szCs w:val="24"/>
+        </w:rPr>
+        <w:t xml:space="preserve"> вогонь Божества* і породивши </w:t>
+      </w:r>
+      <w:proofErr w:type="spellStart"/>
+      <w:r>
+        <w:rPr>
+          <w:rFonts w:ascii="Times New Roman" w:hAnsi="Times New Roman" w:cs="Times New Roman"/>
+          <w:sz w:val="24"/>
+          <w:szCs w:val="24"/>
+        </w:rPr>
         <w:t>безсіменно</w:t>
       </w:r>
       <w:proofErr w:type="spellEnd"/>
@@ -189,7 +258,58 @@
           <w:sz w:val="24"/>
           <w:szCs w:val="24"/>
         </w:rPr>
-        <w:t xml:space="preserve"> Зачатого,* якого й ангельські найвищі хори не сміють оглядати.* Його, Богородице, моли, щоб </w:t>
+        <w:t xml:space="preserve"> джерело життя − Господа,* благодатна Богородице, спасай тих, що тебе прославляють.</w:t>
+      </w:r>
+    </w:p>
+    <w:p>
+      <w:pPr>
+        <w:pStyle w:val="3"/>
+        <w:rPr>
+          <w:rFonts w:ascii="Times New Roman" w:hAnsi="Times New Roman" w:cs="Times New Roman"/>
+        </w:rPr>
+      </w:pPr>
+      <w:r>
+        <w:rPr>
+          <w:rFonts w:ascii="Times New Roman" w:hAnsi="Times New Roman" w:cs="Times New Roman"/>
+        </w:rPr>
+        <w:t>Середа</w:t>
+      </w:r>
+    </w:p>
+    <w:p>
+      <w:pPr>
+        <w:rPr>
+          <w:rFonts w:ascii="Times New Roman" w:hAnsi="Times New Roman" w:cs="Times New Roman"/>
+          <w:sz w:val="24"/>
+          <w:szCs w:val="24"/>
+        </w:rPr>
+      </w:pPr>
+      <w:r>
+        <w:rPr>
+          <w:rFonts w:ascii="Times New Roman" w:hAnsi="Times New Roman" w:cs="Times New Roman"/>
+          <w:i/>
+          <w:iCs/>
+          <w:color w:val="FF0000"/>
+          <w:sz w:val="24"/>
+          <w:szCs w:val="24"/>
+        </w:rPr>
+        <w:t>Богородичний (г. 1):</w:t>
+      </w:r>
+      <w:r>
+        <w:rPr>
+          <w:rFonts w:ascii="Times New Roman" w:hAnsi="Times New Roman" w:cs="Times New Roman"/>
+          <w:color w:val="FF0000"/>
+          <w:sz w:val="24"/>
+          <w:szCs w:val="24"/>
+        </w:rPr>
+        <w:t xml:space="preserve"> </w:t>
+      </w:r>
+      <w:r>
+        <w:rPr>
+          <w:rFonts w:ascii="Times New Roman" w:hAnsi="Times New Roman" w:cs="Times New Roman"/>
+          <w:sz w:val="24"/>
+          <w:szCs w:val="24"/>
+        </w:rPr>
+        <w:t xml:space="preserve">Маючи твоє заступництво, Пречиста,* і визволені твоїми молитвами з тяжких бід* та хрестом Сина твого повсюди </w:t>
       </w:r>
       <w:proofErr w:type="spellStart"/>
       <w:r>
@@ -198,7 +318,7 @@
           <w:sz w:val="24"/>
           <w:szCs w:val="24"/>
         </w:rPr>
-        <w:t>спастися</w:t>
+        <w:t>хоронені</w:t>
       </w:r>
       <w:proofErr w:type="spellEnd"/>
       <w:r>
@@ -207,27 +327,28 @@
           <w:sz w:val="24"/>
           <w:szCs w:val="24"/>
         </w:rPr>
-        <w:t xml:space="preserve"> душам нашим.</w:t>
-      </w:r>
-    </w:p>
-    <w:p>
-      <w:pPr>
-        <w:pStyle w:val="3"/>
-        <w:rPr>
-          <w:rFonts w:ascii="Times New Roman" w:hAnsi="Times New Roman" w:cs="Times New Roman"/>
-        </w:rPr>
-      </w:pPr>
-      <w:r>
-        <w:rPr>
-          <w:rFonts w:ascii="Times New Roman" w:hAnsi="Times New Roman" w:cs="Times New Roman"/>
-        </w:rPr>
-        <w:t>Вівторок</w:t>
-      </w:r>
-    </w:p>
-    <w:p>
-      <w:pPr>
-        <w:rPr>
-          <w:rFonts w:ascii="Times New Roman" w:hAnsi="Times New Roman" w:cs="Times New Roman"/>
+        <w:t>,* тебе, як належить, всі побожно величаємо.</w:t>
+      </w:r>
+    </w:p>
+    <w:p>
+      <w:pPr>
+        <w:pStyle w:val="3"/>
+        <w:rPr>
+          <w:rFonts w:ascii="Times New Roman" w:hAnsi="Times New Roman" w:cs="Times New Roman"/>
+        </w:rPr>
+      </w:pPr>
+      <w:r>
+        <w:rPr>
+          <w:rFonts w:ascii="Times New Roman" w:hAnsi="Times New Roman" w:cs="Times New Roman"/>
+        </w:rPr>
+        <w:t>Четвер</w:t>
+      </w:r>
+    </w:p>
+    <w:p>
+      <w:pPr>
+        <w:rPr>
+          <w:rFonts w:ascii="Times New Roman" w:hAnsi="Times New Roman" w:cs="Times New Roman"/>
+          <w:b/>
           <w:sz w:val="24"/>
           <w:szCs w:val="24"/>
         </w:rPr>
@@ -308,7 +429,19 @@
         <w:rPr>
           <w:rFonts w:ascii="Times New Roman" w:hAnsi="Times New Roman" w:cs="Times New Roman"/>
         </w:rPr>
-        <w:t>Середа</w:t>
+        <w:t>П</w:t>
+      </w:r>
+      <w:r>
+        <w:rPr>
+          <w:rFonts w:ascii="Times New Roman" w:hAnsi="Times New Roman" w:cs="Times New Roman"/>
+        </w:rPr>
+        <w:t>'</w:t>
+      </w:r>
+      <w:r>
+        <w:rPr>
+          <w:rFonts w:ascii="Times New Roman" w:hAnsi="Times New Roman" w:cs="Times New Roman"/>
+        </w:rPr>
+        <w:t>ятниця</w:t>
       </w:r>
     </w:p>
     <w:p>
@@ -377,14 +510,13 @@
         <w:rPr>
           <w:rFonts w:ascii="Times New Roman" w:hAnsi="Times New Roman" w:cs="Times New Roman"/>
         </w:rPr>
-        <w:t>Четвер</w:t>
-      </w:r>
-    </w:p>
-    <w:p>
-      <w:pPr>
-        <w:rPr>
-          <w:rFonts w:ascii="Times New Roman" w:hAnsi="Times New Roman" w:cs="Times New Roman"/>
-          <w:b/>
+        <w:t>Субота</w:t>
+      </w:r>
+    </w:p>
+    <w:p>
+      <w:pPr>
+        <w:rPr>
+          <w:rFonts w:ascii="Times New Roman" w:hAnsi="Times New Roman" w:cs="Times New Roman"/>
           <w:sz w:val="24"/>
           <w:szCs w:val="24"/>
         </w:rPr>
@@ -415,69 +547,39 @@
           <w:sz w:val="24"/>
           <w:szCs w:val="24"/>
         </w:rPr>
-        <w:t xml:space="preserve">Зачавши </w:t>
-      </w:r>
-      <w:proofErr w:type="spellStart"/>
-      <w:r>
-        <w:rPr>
-          <w:rFonts w:ascii="Times New Roman" w:hAnsi="Times New Roman" w:cs="Times New Roman"/>
-          <w:sz w:val="24"/>
-          <w:szCs w:val="24"/>
-        </w:rPr>
-        <w:t>неопально</w:t>
-      </w:r>
-      <w:proofErr w:type="spellEnd"/>
-      <w:r>
-        <w:rPr>
-          <w:rFonts w:ascii="Times New Roman" w:hAnsi="Times New Roman" w:cs="Times New Roman"/>
-          <w:sz w:val="24"/>
-          <w:szCs w:val="24"/>
-        </w:rPr>
-        <w:t xml:space="preserve"> вогонь Божества* і породивши </w:t>
-      </w:r>
-      <w:proofErr w:type="spellStart"/>
-      <w:r>
-        <w:rPr>
-          <w:rFonts w:ascii="Times New Roman" w:hAnsi="Times New Roman" w:cs="Times New Roman"/>
-          <w:sz w:val="24"/>
-          <w:szCs w:val="24"/>
-        </w:rPr>
-        <w:t>безсіменно</w:t>
-      </w:r>
-      <w:proofErr w:type="spellEnd"/>
-      <w:r>
-        <w:rPr>
-          <w:rFonts w:ascii="Times New Roman" w:hAnsi="Times New Roman" w:cs="Times New Roman"/>
-          <w:sz w:val="24"/>
-          <w:szCs w:val="24"/>
-        </w:rPr>
-        <w:t xml:space="preserve"> джерело життя − Господа,* благодатна Богородице, спасай тих, що тебе прославляють.</w:t>
-      </w:r>
-    </w:p>
-    <w:p>
-      <w:pPr>
-        <w:pStyle w:val="3"/>
-        <w:rPr>
-          <w:rFonts w:ascii="Times New Roman" w:hAnsi="Times New Roman" w:cs="Times New Roman"/>
-        </w:rPr>
-      </w:pPr>
-      <w:r>
-        <w:rPr>
-          <w:rFonts w:ascii="Times New Roman" w:hAnsi="Times New Roman" w:cs="Times New Roman"/>
-        </w:rPr>
-        <w:t>П</w:t>
-      </w:r>
-      <w:r>
-        <w:rPr>
-          <w:rFonts w:ascii="Times New Roman" w:hAnsi="Times New Roman" w:cs="Times New Roman"/>
-        </w:rPr>
-        <w:t>'</w:t>
-      </w:r>
-      <w:r>
-        <w:rPr>
-          <w:rFonts w:ascii="Times New Roman" w:hAnsi="Times New Roman" w:cs="Times New Roman"/>
-        </w:rPr>
-        <w:t>ятниця</w:t>
+        <w:t>Коли Гавриїл звістив тобі, Діво: Радуйся!* – то з цим голосом прийняв тіло Владика в тобі, святім кивоті,* як мовив праведний Давид,* і ти з'явилася просторішою небес, носивши Творця свого.* Слава тому, що поселився в тобі!* Слава тому, що вийшов з тебе!* Слава тому, що визволив нас народженням твоїм!</w:t>
+      </w:r>
+    </w:p>
+    <w:p>
+      <w:pPr>
+        <w:pStyle w:val="2"/>
+        <w:rPr>
+          <w:rFonts w:ascii="Times New Roman" w:hAnsi="Times New Roman" w:cs="Times New Roman"/>
+          <w:sz w:val="24"/>
+          <w:szCs w:val="24"/>
+        </w:rPr>
+      </w:pPr>
+      <w:r>
+        <w:rPr>
+          <w:rFonts w:ascii="Times New Roman" w:hAnsi="Times New Roman" w:cs="Times New Roman"/>
+          <w:sz w:val="24"/>
+          <w:szCs w:val="24"/>
+        </w:rPr>
+        <w:t>Утреня Відпуст</w:t>
+      </w:r>
+    </w:p>
+    <w:p>
+      <w:pPr>
+        <w:pStyle w:val="3"/>
+        <w:rPr>
+          <w:rFonts w:ascii="Times New Roman" w:hAnsi="Times New Roman" w:cs="Times New Roman"/>
+        </w:rPr>
+      </w:pPr>
+      <w:r>
+        <w:rPr>
+          <w:rFonts w:ascii="Times New Roman" w:hAnsi="Times New Roman" w:cs="Times New Roman"/>
+        </w:rPr>
+        <w:t>Неділя</w:t>
       </w:r>
     </w:p>
     <w:p>
@@ -514,181 +616,7 @@
           <w:sz w:val="24"/>
           <w:szCs w:val="24"/>
         </w:rPr>
-        <w:t xml:space="preserve">Маючи твоє заступництво, Пречиста,* і визволені твоїми молитвами з тяжких бід* та хрестом Сина твого повсюди </w:t>
-      </w:r>
-      <w:proofErr w:type="spellStart"/>
-      <w:r>
-        <w:rPr>
-          <w:rFonts w:ascii="Times New Roman" w:hAnsi="Times New Roman" w:cs="Times New Roman"/>
-          <w:sz w:val="24"/>
-          <w:szCs w:val="24"/>
-        </w:rPr>
-        <w:t>хоронені</w:t>
-      </w:r>
-      <w:proofErr w:type="spellEnd"/>
-      <w:r>
-        <w:rPr>
-          <w:rFonts w:ascii="Times New Roman" w:hAnsi="Times New Roman" w:cs="Times New Roman"/>
-          <w:sz w:val="24"/>
-          <w:szCs w:val="24"/>
-        </w:rPr>
-        <w:t>,* тебе, як належить, всі побожно величаємо.</w:t>
-      </w:r>
-    </w:p>
-    <w:p>
-      <w:pPr>
-        <w:pStyle w:val="3"/>
-        <w:rPr>
-          <w:rFonts w:ascii="Times New Roman" w:hAnsi="Times New Roman" w:cs="Times New Roman"/>
-        </w:rPr>
-      </w:pPr>
-      <w:r>
-        <w:rPr>
-          <w:rFonts w:ascii="Times New Roman" w:hAnsi="Times New Roman" w:cs="Times New Roman"/>
-        </w:rPr>
-        <w:t>Субота</w:t>
-      </w:r>
-    </w:p>
-    <w:p>
-      <w:pPr>
-        <w:rPr>
-          <w:rFonts w:ascii="Times New Roman" w:hAnsi="Times New Roman" w:cs="Times New Roman"/>
-          <w:sz w:val="24"/>
-          <w:szCs w:val="24"/>
-        </w:rPr>
-      </w:pPr>
-      <w:r>
-        <w:rPr>
-          <w:rFonts w:ascii="Times New Roman" w:hAnsi="Times New Roman" w:cs="Times New Roman"/>
-          <w:i/>
-          <w:iCs/>
-          <w:color w:val="FF0000"/>
-          <w:sz w:val="24"/>
-          <w:szCs w:val="24"/>
-        </w:rPr>
-        <w:t>Богородичний (г. 1):</w:t>
-      </w:r>
-      <w:r>
-        <w:rPr>
-          <w:rFonts w:ascii="Times New Roman" w:hAnsi="Times New Roman" w:cs="Times New Roman"/>
-          <w:color w:val="FF0000"/>
-          <w:sz w:val="24"/>
-          <w:szCs w:val="24"/>
-        </w:rPr>
-        <w:t xml:space="preserve"> </w:t>
-      </w:r>
-      <w:r>
-        <w:rPr>
-          <w:rFonts w:ascii="Times New Roman" w:hAnsi="Times New Roman" w:cs="Times New Roman"/>
-          <w:sz w:val="24"/>
-          <w:szCs w:val="24"/>
-        </w:rPr>
-        <w:t xml:space="preserve">Коли Гавриїл звістив тобі, Діво: Радуйся!* – то з цим голосом прийняв тіло Владика в тобі, святім </w:t>
-      </w:r>
-      <w:proofErr w:type="spellStart"/>
-      <w:r>
-        <w:rPr>
-          <w:rFonts w:ascii="Times New Roman" w:hAnsi="Times New Roman" w:cs="Times New Roman"/>
-          <w:sz w:val="24"/>
-          <w:szCs w:val="24"/>
-        </w:rPr>
-        <w:t>кивоті</w:t>
-      </w:r>
-      <w:proofErr w:type="spellEnd"/>
-      <w:r>
-        <w:rPr>
-          <w:rFonts w:ascii="Times New Roman" w:hAnsi="Times New Roman" w:cs="Times New Roman"/>
-          <w:sz w:val="24"/>
-          <w:szCs w:val="24"/>
-        </w:rPr>
-        <w:t>,* як мовив праведний Давид,* і ти з'явилася просторішою небес, носивши Творця свого.* Слава тому, що поселився в тобі!* Слава тому, що вийшов з тебе!* Слава тому, що визволив нас народженням твоїм!</w:t>
-      </w:r>
-    </w:p>
-    <w:p>
-      <w:pPr>
-        <w:pStyle w:val="2"/>
-        <w:rPr>
-          <w:rFonts w:ascii="Times New Roman" w:hAnsi="Times New Roman" w:cs="Times New Roman"/>
-          <w:sz w:val="24"/>
-          <w:szCs w:val="24"/>
-        </w:rPr>
-      </w:pPr>
-      <w:r>
-        <w:rPr>
-          <w:rFonts w:ascii="Times New Roman" w:hAnsi="Times New Roman" w:cs="Times New Roman"/>
-          <w:sz w:val="24"/>
-          <w:szCs w:val="24"/>
-        </w:rPr>
-        <w:t>Утреня Відпуст</w:t>
-      </w:r>
-    </w:p>
-    <w:p>
-      <w:pPr>
-        <w:pStyle w:val="3"/>
-        <w:rPr>
-          <w:rFonts w:ascii="Times New Roman" w:hAnsi="Times New Roman" w:cs="Times New Roman"/>
-        </w:rPr>
-      </w:pPr>
-      <w:r>
-        <w:rPr>
-          <w:rFonts w:ascii="Times New Roman" w:hAnsi="Times New Roman" w:cs="Times New Roman"/>
-        </w:rPr>
-        <w:t>Неділя</w:t>
-      </w:r>
-    </w:p>
-    <w:p>
-      <w:pPr>
-        <w:rPr>
-          <w:rFonts w:ascii="Times New Roman" w:hAnsi="Times New Roman" w:cs="Times New Roman"/>
-          <w:sz w:val="24"/>
-          <w:szCs w:val="24"/>
-        </w:rPr>
-      </w:pPr>
-      <w:r>
-        <w:rPr>
-          <w:rFonts w:ascii="Times New Roman" w:hAnsi="Times New Roman" w:cs="Times New Roman"/>
-          <w:i/>
-          <w:iCs/>
-          <w:color w:val="FF0000"/>
-          <w:sz w:val="24"/>
-          <w:szCs w:val="24"/>
-        </w:rPr>
-        <w:t>Богородичний (г. 1):</w:t>
-      </w:r>
-      <w:r>
-        <w:rPr>
-          <w:rFonts w:ascii="Times New Roman" w:hAnsi="Times New Roman" w:cs="Times New Roman"/>
-          <w:color w:val="FF0000"/>
-          <w:sz w:val="24"/>
-          <w:szCs w:val="24"/>
-        </w:rPr>
-        <w:t xml:space="preserve"> </w:t>
-      </w:r>
-      <w:r>
-        <w:rPr>
-          <w:rFonts w:ascii="Times New Roman" w:hAnsi="Times New Roman" w:cs="Times New Roman"/>
-          <w:sz w:val="24"/>
-          <w:szCs w:val="24"/>
-        </w:rPr>
-        <w:t xml:space="preserve">Коли Гавриїл звістив тобі, Діво: Радуйся!* – то з цим голосом прийняв тіло Владика в тобі, святім </w:t>
-      </w:r>
-      <w:proofErr w:type="spellStart"/>
-      <w:r>
-        <w:rPr>
-          <w:rFonts w:ascii="Times New Roman" w:hAnsi="Times New Roman" w:cs="Times New Roman"/>
-          <w:sz w:val="24"/>
-          <w:szCs w:val="24"/>
-        </w:rPr>
-        <w:t>кивоті</w:t>
-      </w:r>
-      <w:proofErr w:type="spellEnd"/>
-      <w:r>
-        <w:rPr>
-          <w:rFonts w:ascii="Times New Roman" w:hAnsi="Times New Roman" w:cs="Times New Roman"/>
-          <w:sz w:val="24"/>
-          <w:szCs w:val="24"/>
-        </w:rPr>
-        <w:t>,* як мовив праведний Давид,* і ти з'явилася просторішою небес, носивши Творця свого.* Слава тому, що поселився в тобі!* Слава тому, що вийшов з тебе!* Слава тому, що визволив нас народженням твоїм!</w:t>
+        <w:t>Коли Гавриїл звістив тобі, Діво: Радуйся!* – то з цим голосом прийняв тіло Владика в тобі, святім кивоті,* як мовив праведний Давид,* і ти з'явилася просторішою небес, носивши Творця свого.* Слава тому, що поселився в тобі!* Слава тому, що вийшов з тебе!* Слава тому, що визволив нас народженням твоїм!</w:t>
       </w:r>
     </w:p>
     <w:p>
@@ -1145,7 +1073,49 @@
           <w:sz w:val="24"/>
           <w:szCs w:val="24"/>
         </w:rPr>
-        <w:t xml:space="preserve"> чистоті і збереженому </w:t>
+        <w:t xml:space="preserve"> чистоті і збереженому дівстві* появилася ти Матір'ю пречистою,* породивши правдивого Бога.* Тож моли його, щоб спаслися душі наші.</w:t>
+      </w:r>
+    </w:p>
+    <w:p>
+      <w:pPr>
+        <w:pStyle w:val="3"/>
+        <w:rPr>
+          <w:rFonts w:ascii="Times New Roman" w:hAnsi="Times New Roman" w:cs="Times New Roman"/>
+        </w:rPr>
+      </w:pPr>
+      <w:r>
+        <w:rPr>
+          <w:rFonts w:ascii="Times New Roman" w:hAnsi="Times New Roman" w:cs="Times New Roman"/>
+        </w:rPr>
+        <w:t>Понеділок</w:t>
+      </w:r>
+    </w:p>
+    <w:p>
+      <w:pPr>
+        <w:rPr>
+          <w:rFonts w:ascii="Times New Roman" w:hAnsi="Times New Roman" w:cs="Times New Roman"/>
+          <w:sz w:val="24"/>
+          <w:szCs w:val="24"/>
+        </w:rPr>
+      </w:pPr>
+      <w:r>
+        <w:rPr>
+          <w:rFonts w:ascii="Times New Roman" w:hAnsi="Times New Roman" w:cs="Times New Roman"/>
+          <w:i/>
+          <w:iCs/>
+          <w:color w:val="FF0000"/>
+          <w:sz w:val="24"/>
+          <w:szCs w:val="24"/>
+        </w:rPr>
+        <w:t xml:space="preserve">Богородичний (г. 2): </w:t>
+      </w:r>
+      <w:r>
+        <w:rPr>
+          <w:rFonts w:ascii="Times New Roman" w:hAnsi="Times New Roman" w:cs="Times New Roman"/>
+          <w:sz w:val="24"/>
+          <w:szCs w:val="24"/>
+        </w:rPr>
+        <w:t xml:space="preserve">Будучи джерелом милосердя,* сподоби нас твоєї милости, Богородице;* зглянься на людей грішних* і покажи, як завжди, твою силу,* бо, </w:t>
       </w:r>
       <w:proofErr w:type="spellStart"/>
       <w:r>
@@ -1154,7 +1124,7 @@
           <w:sz w:val="24"/>
           <w:szCs w:val="24"/>
         </w:rPr>
-        <w:t>дівстві</w:t>
+        <w:t>вповаючи</w:t>
       </w:r>
       <w:proofErr w:type="spellEnd"/>
       <w:r>
@@ -1163,21 +1133,39 @@
           <w:sz w:val="24"/>
           <w:szCs w:val="24"/>
         </w:rPr>
-        <w:t>* появилася ти Матір'ю пречистою,* породивши правдивого Бога.* Тож моли його, щоб спаслися душі наші.</w:t>
-      </w:r>
-    </w:p>
-    <w:p>
-      <w:pPr>
-        <w:pStyle w:val="3"/>
-        <w:rPr>
-          <w:rFonts w:ascii="Times New Roman" w:hAnsi="Times New Roman" w:cs="Times New Roman"/>
-        </w:rPr>
-      </w:pPr>
-      <w:r>
-        <w:rPr>
-          <w:rFonts w:ascii="Times New Roman" w:hAnsi="Times New Roman" w:cs="Times New Roman"/>
-        </w:rPr>
-        <w:t>Понеділок</w:t>
+        <w:t xml:space="preserve"> на тебе, співаємо тобі: Радуйся!* – як колись Гавриїл, безтілесних </w:t>
+      </w:r>
+      <w:proofErr w:type="spellStart"/>
+      <w:r>
+        <w:rPr>
+          <w:rFonts w:ascii="Times New Roman" w:hAnsi="Times New Roman" w:cs="Times New Roman"/>
+          <w:sz w:val="24"/>
+          <w:szCs w:val="24"/>
+        </w:rPr>
+        <w:t>архистратиг</w:t>
+      </w:r>
+      <w:proofErr w:type="spellEnd"/>
+      <w:r>
+        <w:rPr>
+          <w:rFonts w:ascii="Times New Roman" w:hAnsi="Times New Roman" w:cs="Times New Roman"/>
+          <w:sz w:val="24"/>
+          <w:szCs w:val="24"/>
+        </w:rPr>
+        <w:t>.</w:t>
+      </w:r>
+    </w:p>
+    <w:p>
+      <w:pPr>
+        <w:pStyle w:val="3"/>
+        <w:rPr>
+          <w:rFonts w:ascii="Times New Roman" w:hAnsi="Times New Roman" w:cs="Times New Roman"/>
+        </w:rPr>
+      </w:pPr>
+      <w:r>
+        <w:rPr>
+          <w:rFonts w:ascii="Times New Roman" w:hAnsi="Times New Roman" w:cs="Times New Roman"/>
+        </w:rPr>
+        <w:t>Вівторок</w:t>
       </w:r>
     </w:p>
     <w:p>
@@ -1205,7 +1193,49 @@
           <w:sz w:val="24"/>
           <w:szCs w:val="24"/>
         </w:rPr>
-        <w:t xml:space="preserve">Будучи джерелом милосердя,* сподоби нас твоєї </w:t>
+        <w:t>Завдяки тобі, Богородице Діво,* ми стали учасниками божественної природи,* бо ти народила нам воплоченого Бога.* Тому, як і належить, всі тебе побожно величаємо.</w:t>
+      </w:r>
+    </w:p>
+    <w:p>
+      <w:pPr>
+        <w:pStyle w:val="3"/>
+        <w:rPr>
+          <w:rFonts w:ascii="Times New Roman" w:hAnsi="Times New Roman" w:cs="Times New Roman"/>
+        </w:rPr>
+      </w:pPr>
+      <w:r>
+        <w:rPr>
+          <w:rFonts w:ascii="Times New Roman" w:hAnsi="Times New Roman" w:cs="Times New Roman"/>
+        </w:rPr>
+        <w:t>Середа</w:t>
+      </w:r>
+    </w:p>
+    <w:p>
+      <w:pPr>
+        <w:rPr>
+          <w:rFonts w:ascii="Times New Roman" w:hAnsi="Times New Roman" w:cs="Times New Roman"/>
+          <w:sz w:val="24"/>
+          <w:szCs w:val="24"/>
+        </w:rPr>
+      </w:pPr>
+      <w:r>
+        <w:rPr>
+          <w:rFonts w:ascii="Times New Roman" w:hAnsi="Times New Roman" w:cs="Times New Roman"/>
+          <w:i/>
+          <w:iCs/>
+          <w:color w:val="FF0000"/>
+          <w:sz w:val="24"/>
+          <w:szCs w:val="24"/>
+        </w:rPr>
+        <w:t xml:space="preserve">Богородичний (г. 2): </w:t>
+      </w:r>
+      <w:r>
+        <w:rPr>
+          <w:rFonts w:ascii="Times New Roman" w:hAnsi="Times New Roman" w:cs="Times New Roman"/>
+          <w:sz w:val="24"/>
+          <w:szCs w:val="24"/>
+        </w:rPr>
+        <w:t xml:space="preserve">Прославлена ти вельми, Богородице Діво, – співаємо тобі!* Бо хрестом Сина твого ад подоланий і смерть переможена;* а ми, померлі, встали й життя сподобилися* та здобули рай – давню насолоду.* Тому з вдячністю прославляємо Христа Бога,* як могутнього і єдиного </w:t>
       </w:r>
       <w:proofErr w:type="spellStart"/>
       <w:r>
@@ -1214,7 +1244,7 @@
           <w:sz w:val="24"/>
           <w:szCs w:val="24"/>
         </w:rPr>
-        <w:t>милости</w:t>
+        <w:t>многомилостивого</w:t>
       </w:r>
       <w:proofErr w:type="spellEnd"/>
       <w:r>
@@ -1223,7 +1253,91 @@
           <w:sz w:val="24"/>
           <w:szCs w:val="24"/>
         </w:rPr>
-        <w:t xml:space="preserve">, Богородице;* зглянься на людей грішних* і покажи, як завжди, твою силу,* бо, </w:t>
+        <w:t>.</w:t>
+      </w:r>
+    </w:p>
+    <w:p>
+      <w:pPr>
+        <w:pStyle w:val="3"/>
+        <w:rPr>
+          <w:rFonts w:ascii="Times New Roman" w:hAnsi="Times New Roman" w:cs="Times New Roman"/>
+        </w:rPr>
+      </w:pPr>
+      <w:r>
+        <w:rPr>
+          <w:rFonts w:ascii="Times New Roman" w:hAnsi="Times New Roman" w:cs="Times New Roman"/>
+        </w:rPr>
+        <w:t>Четвер</w:t>
+      </w:r>
+    </w:p>
+    <w:p>
+      <w:pPr>
+        <w:rPr>
+          <w:rFonts w:ascii="Times New Roman" w:hAnsi="Times New Roman" w:cs="Times New Roman"/>
+          <w:sz w:val="24"/>
+          <w:szCs w:val="24"/>
+        </w:rPr>
+      </w:pPr>
+      <w:r>
+        <w:rPr>
+          <w:rFonts w:ascii="Times New Roman" w:hAnsi="Times New Roman" w:cs="Times New Roman"/>
+          <w:i/>
+          <w:iCs/>
+          <w:color w:val="FF0000"/>
+          <w:sz w:val="24"/>
+          <w:szCs w:val="24"/>
+        </w:rPr>
+        <w:t xml:space="preserve">Богородичний (г. 2): </w:t>
+      </w:r>
+      <w:r>
+        <w:rPr>
+          <w:rFonts w:ascii="Times New Roman" w:hAnsi="Times New Roman" w:cs="Times New Roman"/>
+          <w:sz w:val="24"/>
+          <w:szCs w:val="24"/>
+        </w:rPr>
+        <w:t>Завдяки тобі, Богородице Діво,* ми стали учасниками божественної природи,* бо ти народила нам воплоченого Бога.* Тому, як і належить, всі тебе побожно величаємо.</w:t>
+      </w:r>
+    </w:p>
+    <w:p>
+      <w:pPr>
+        <w:pStyle w:val="3"/>
+        <w:rPr>
+          <w:rFonts w:ascii="Times New Roman" w:hAnsi="Times New Roman" w:cs="Times New Roman"/>
+        </w:rPr>
+      </w:pPr>
+      <w:r>
+        <w:rPr>
+          <w:rFonts w:ascii="Times New Roman" w:hAnsi="Times New Roman" w:cs="Times New Roman"/>
+        </w:rPr>
+        <w:t>П'ятниця</w:t>
+      </w:r>
+    </w:p>
+    <w:p>
+      <w:pPr>
+        <w:rPr>
+          <w:rFonts w:ascii="Times New Roman" w:hAnsi="Times New Roman" w:cs="Times New Roman"/>
+          <w:sz w:val="24"/>
+          <w:szCs w:val="24"/>
+        </w:rPr>
+      </w:pPr>
+      <w:r>
+        <w:rPr>
+          <w:rFonts w:ascii="Times New Roman" w:hAnsi="Times New Roman" w:cs="Times New Roman"/>
+          <w:i/>
+          <w:iCs/>
+          <w:color w:val="FF0000"/>
+          <w:sz w:val="24"/>
+          <w:szCs w:val="24"/>
+        </w:rPr>
+        <w:t xml:space="preserve">Богородичний (г. 2): </w:t>
+      </w:r>
+      <w:r>
+        <w:rPr>
+          <w:rFonts w:ascii="Times New Roman" w:hAnsi="Times New Roman" w:cs="Times New Roman"/>
+          <w:sz w:val="24"/>
+          <w:szCs w:val="24"/>
+        </w:rPr>
+        <w:t xml:space="preserve">Прославлена ти вельми, Богородице Діво, – співаємо тобі!* Бо хрестом Сина твого ад подоланий і смерть переможена;* а ми, померлі, встали й життя сподобилися* та здобули рай – давню насолоду.* Тому з вдячністю прославляємо Христа Бога,* як могутнього і єдиного </w:t>
       </w:r>
       <w:proofErr w:type="spellStart"/>
       <w:r>
@@ -1232,7 +1346,7 @@
           <w:sz w:val="24"/>
           <w:szCs w:val="24"/>
         </w:rPr>
-        <w:t>вповаючи</w:t>
+        <w:t>многомилостивого</w:t>
       </w:r>
       <w:proofErr w:type="spellEnd"/>
       <w:r>
@@ -1241,7 +1355,49 @@
           <w:sz w:val="24"/>
           <w:szCs w:val="24"/>
         </w:rPr>
-        <w:t xml:space="preserve"> на тебе, співаємо тобі: Радуйся!* – як колись Гавриїл, безтілесних </w:t>
+        <w:t>.</w:t>
+      </w:r>
+    </w:p>
+    <w:p>
+      <w:pPr>
+        <w:pStyle w:val="3"/>
+        <w:rPr>
+          <w:rFonts w:ascii="Times New Roman" w:hAnsi="Times New Roman" w:cs="Times New Roman"/>
+        </w:rPr>
+      </w:pPr>
+      <w:r>
+        <w:rPr>
+          <w:rFonts w:ascii="Times New Roman" w:hAnsi="Times New Roman" w:cs="Times New Roman"/>
+        </w:rPr>
+        <w:t>Субота</w:t>
+      </w:r>
+    </w:p>
+    <w:p>
+      <w:pPr>
+        <w:rPr>
+          <w:rFonts w:ascii="Times New Roman" w:hAnsi="Times New Roman" w:cs="Times New Roman"/>
+          <w:sz w:val="24"/>
+          <w:szCs w:val="24"/>
+        </w:rPr>
+      </w:pPr>
+      <w:r>
+        <w:rPr>
+          <w:rFonts w:ascii="Times New Roman" w:hAnsi="Times New Roman" w:cs="Times New Roman"/>
+          <w:i/>
+          <w:iCs/>
+          <w:color w:val="FF0000"/>
+          <w:sz w:val="24"/>
+          <w:szCs w:val="24"/>
+        </w:rPr>
+        <w:t xml:space="preserve">Богородичний (г. 2): </w:t>
+      </w:r>
+      <w:r>
+        <w:rPr>
+          <w:rFonts w:ascii="Times New Roman" w:hAnsi="Times New Roman" w:cs="Times New Roman"/>
+          <w:sz w:val="24"/>
+          <w:szCs w:val="24"/>
+        </w:rPr>
+        <w:t xml:space="preserve">Вищі понад розум і преславні всі твої таємниці, Богородице!* При </w:t>
       </w:r>
       <w:proofErr w:type="spellStart"/>
       <w:r>
@@ -1250,7 +1406,7 @@
           <w:sz w:val="24"/>
           <w:szCs w:val="24"/>
         </w:rPr>
-        <w:t>архистратиг</w:t>
+        <w:t>ненарушеній</w:t>
       </w:r>
       <w:proofErr w:type="spellEnd"/>
       <w:r>
@@ -1259,361 +1415,7 @@
           <w:sz w:val="24"/>
           <w:szCs w:val="24"/>
         </w:rPr>
-        <w:t>.</w:t>
-      </w:r>
-    </w:p>
-    <w:p>
-      <w:pPr>
-        <w:pStyle w:val="3"/>
-        <w:rPr>
-          <w:rFonts w:ascii="Times New Roman" w:hAnsi="Times New Roman" w:cs="Times New Roman"/>
-        </w:rPr>
-      </w:pPr>
-      <w:r>
-        <w:rPr>
-          <w:rFonts w:ascii="Times New Roman" w:hAnsi="Times New Roman" w:cs="Times New Roman"/>
-        </w:rPr>
-        <w:t>Вівторок</w:t>
-      </w:r>
-    </w:p>
-    <w:p>
-      <w:pPr>
-        <w:rPr>
-          <w:rFonts w:ascii="Times New Roman" w:hAnsi="Times New Roman" w:cs="Times New Roman"/>
-          <w:sz w:val="24"/>
-          <w:szCs w:val="24"/>
-        </w:rPr>
-      </w:pPr>
-      <w:r>
-        <w:rPr>
-          <w:rFonts w:ascii="Times New Roman" w:hAnsi="Times New Roman" w:cs="Times New Roman"/>
-          <w:i/>
-          <w:iCs/>
-          <w:color w:val="FF0000"/>
-          <w:sz w:val="24"/>
-          <w:szCs w:val="24"/>
-        </w:rPr>
-        <w:t xml:space="preserve">Богородичний (г. 2): </w:t>
-      </w:r>
-      <w:r>
-        <w:rPr>
-          <w:rFonts w:ascii="Times New Roman" w:hAnsi="Times New Roman" w:cs="Times New Roman"/>
-          <w:sz w:val="24"/>
-          <w:szCs w:val="24"/>
-        </w:rPr>
-        <w:t xml:space="preserve">Завдяки тобі, Богородице Діво,* ми стали учасниками божественної природи,* бо ти народила нам </w:t>
-      </w:r>
-      <w:proofErr w:type="spellStart"/>
-      <w:r>
-        <w:rPr>
-          <w:rFonts w:ascii="Times New Roman" w:hAnsi="Times New Roman" w:cs="Times New Roman"/>
-          <w:sz w:val="24"/>
-          <w:szCs w:val="24"/>
-        </w:rPr>
-        <w:t>воплоченого</w:t>
-      </w:r>
-      <w:proofErr w:type="spellEnd"/>
-      <w:r>
-        <w:rPr>
-          <w:rFonts w:ascii="Times New Roman" w:hAnsi="Times New Roman" w:cs="Times New Roman"/>
-          <w:sz w:val="24"/>
-          <w:szCs w:val="24"/>
-        </w:rPr>
-        <w:t xml:space="preserve"> Бога.* Тому, як і належить, всі тебе побожно величаємо.</w:t>
-      </w:r>
-    </w:p>
-    <w:p>
-      <w:pPr>
-        <w:pStyle w:val="3"/>
-        <w:rPr>
-          <w:rFonts w:ascii="Times New Roman" w:hAnsi="Times New Roman" w:cs="Times New Roman"/>
-        </w:rPr>
-      </w:pPr>
-      <w:r>
-        <w:rPr>
-          <w:rFonts w:ascii="Times New Roman" w:hAnsi="Times New Roman" w:cs="Times New Roman"/>
-        </w:rPr>
-        <w:t>Середа</w:t>
-      </w:r>
-    </w:p>
-    <w:p>
-      <w:pPr>
-        <w:rPr>
-          <w:rFonts w:ascii="Times New Roman" w:hAnsi="Times New Roman" w:cs="Times New Roman"/>
-          <w:sz w:val="24"/>
-          <w:szCs w:val="24"/>
-        </w:rPr>
-      </w:pPr>
-      <w:r>
-        <w:rPr>
-          <w:rFonts w:ascii="Times New Roman" w:hAnsi="Times New Roman" w:cs="Times New Roman"/>
-          <w:i/>
-          <w:iCs/>
-          <w:color w:val="FF0000"/>
-          <w:sz w:val="24"/>
-          <w:szCs w:val="24"/>
-        </w:rPr>
-        <w:t xml:space="preserve">Богородичний (г. 2): </w:t>
-      </w:r>
-      <w:r>
-        <w:rPr>
-          <w:rFonts w:ascii="Times New Roman" w:hAnsi="Times New Roman" w:cs="Times New Roman"/>
-          <w:sz w:val="24"/>
-          <w:szCs w:val="24"/>
-        </w:rPr>
-        <w:t xml:space="preserve">Прославлена ти вельми, Богородице Діво, – співаємо тобі!* Бо хрестом Сина твого ад подоланий і смерть переможена;* а ми, померлі, встали й життя </w:t>
-      </w:r>
-      <w:proofErr w:type="spellStart"/>
-      <w:r>
-        <w:rPr>
-          <w:rFonts w:ascii="Times New Roman" w:hAnsi="Times New Roman" w:cs="Times New Roman"/>
-          <w:sz w:val="24"/>
-          <w:szCs w:val="24"/>
-        </w:rPr>
-        <w:t>сподобилися</w:t>
-      </w:r>
-      <w:proofErr w:type="spellEnd"/>
-      <w:r>
-        <w:rPr>
-          <w:rFonts w:ascii="Times New Roman" w:hAnsi="Times New Roman" w:cs="Times New Roman"/>
-          <w:sz w:val="24"/>
-          <w:szCs w:val="24"/>
-        </w:rPr>
-        <w:t xml:space="preserve">* та здобули рай – давню насолоду.* Тому з вдячністю прославляємо Христа Бога,* як могутнього і єдиного </w:t>
-      </w:r>
-      <w:proofErr w:type="spellStart"/>
-      <w:r>
-        <w:rPr>
-          <w:rFonts w:ascii="Times New Roman" w:hAnsi="Times New Roman" w:cs="Times New Roman"/>
-          <w:sz w:val="24"/>
-          <w:szCs w:val="24"/>
-        </w:rPr>
-        <w:t>многомилостивого</w:t>
-      </w:r>
-      <w:proofErr w:type="spellEnd"/>
-      <w:r>
-        <w:rPr>
-          <w:rFonts w:ascii="Times New Roman" w:hAnsi="Times New Roman" w:cs="Times New Roman"/>
-          <w:sz w:val="24"/>
-          <w:szCs w:val="24"/>
-        </w:rPr>
-        <w:t>.</w:t>
-      </w:r>
-    </w:p>
-    <w:p>
-      <w:pPr>
-        <w:pStyle w:val="3"/>
-        <w:rPr>
-          <w:rFonts w:ascii="Times New Roman" w:hAnsi="Times New Roman" w:cs="Times New Roman"/>
-        </w:rPr>
-      </w:pPr>
-      <w:r>
-        <w:rPr>
-          <w:rFonts w:ascii="Times New Roman" w:hAnsi="Times New Roman" w:cs="Times New Roman"/>
-        </w:rPr>
-        <w:t>Четвер</w:t>
-      </w:r>
-    </w:p>
-    <w:p>
-      <w:pPr>
-        <w:rPr>
-          <w:rFonts w:ascii="Times New Roman" w:hAnsi="Times New Roman" w:cs="Times New Roman"/>
-          <w:sz w:val="24"/>
-          <w:szCs w:val="24"/>
-        </w:rPr>
-      </w:pPr>
-      <w:r>
-        <w:rPr>
-          <w:rFonts w:ascii="Times New Roman" w:hAnsi="Times New Roman" w:cs="Times New Roman"/>
-          <w:i/>
-          <w:iCs/>
-          <w:color w:val="FF0000"/>
-          <w:sz w:val="24"/>
-          <w:szCs w:val="24"/>
-        </w:rPr>
-        <w:t xml:space="preserve">Богородичний (г. 2): </w:t>
-      </w:r>
-      <w:r>
-        <w:rPr>
-          <w:rFonts w:ascii="Times New Roman" w:hAnsi="Times New Roman" w:cs="Times New Roman"/>
-          <w:sz w:val="24"/>
-          <w:szCs w:val="24"/>
-        </w:rPr>
-        <w:t xml:space="preserve">Завдяки тобі, Богородице Діво,* ми стали учасниками божественної природи,* бо ти народила нам </w:t>
-      </w:r>
-      <w:proofErr w:type="spellStart"/>
-      <w:r>
-        <w:rPr>
-          <w:rFonts w:ascii="Times New Roman" w:hAnsi="Times New Roman" w:cs="Times New Roman"/>
-          <w:sz w:val="24"/>
-          <w:szCs w:val="24"/>
-        </w:rPr>
-        <w:t>воплоченого</w:t>
-      </w:r>
-      <w:proofErr w:type="spellEnd"/>
-      <w:r>
-        <w:rPr>
-          <w:rFonts w:ascii="Times New Roman" w:hAnsi="Times New Roman" w:cs="Times New Roman"/>
-          <w:sz w:val="24"/>
-          <w:szCs w:val="24"/>
-        </w:rPr>
-        <w:t xml:space="preserve"> Бога.* Тому, як і належить, всі тебе побожно величаємо.</w:t>
-      </w:r>
-    </w:p>
-    <w:p>
-      <w:pPr>
-        <w:pStyle w:val="3"/>
-        <w:rPr>
-          <w:rFonts w:ascii="Times New Roman" w:hAnsi="Times New Roman" w:cs="Times New Roman"/>
-        </w:rPr>
-      </w:pPr>
-      <w:r>
-        <w:rPr>
-          <w:rFonts w:ascii="Times New Roman" w:hAnsi="Times New Roman" w:cs="Times New Roman"/>
-        </w:rPr>
-        <w:t>П'ятниця</w:t>
-      </w:r>
-    </w:p>
-    <w:p>
-      <w:pPr>
-        <w:rPr>
-          <w:rFonts w:ascii="Times New Roman" w:hAnsi="Times New Roman" w:cs="Times New Roman"/>
-          <w:sz w:val="24"/>
-          <w:szCs w:val="24"/>
-        </w:rPr>
-      </w:pPr>
-      <w:r>
-        <w:rPr>
-          <w:rFonts w:ascii="Times New Roman" w:hAnsi="Times New Roman" w:cs="Times New Roman"/>
-          <w:i/>
-          <w:iCs/>
-          <w:color w:val="FF0000"/>
-          <w:sz w:val="24"/>
-          <w:szCs w:val="24"/>
-        </w:rPr>
-        <w:t xml:space="preserve">Богородичний (г. 2): </w:t>
-      </w:r>
-      <w:r>
-        <w:rPr>
-          <w:rFonts w:ascii="Times New Roman" w:hAnsi="Times New Roman" w:cs="Times New Roman"/>
-          <w:sz w:val="24"/>
-          <w:szCs w:val="24"/>
-        </w:rPr>
-        <w:t xml:space="preserve">Прославлена ти вельми, Богородице Діво, – співаємо тобі!* Бо хрестом Сина твого ад подоланий і смерть переможена;* а ми, померлі, встали й життя </w:t>
-      </w:r>
-      <w:proofErr w:type="spellStart"/>
-      <w:r>
-        <w:rPr>
-          <w:rFonts w:ascii="Times New Roman" w:hAnsi="Times New Roman" w:cs="Times New Roman"/>
-          <w:sz w:val="24"/>
-          <w:szCs w:val="24"/>
-        </w:rPr>
-        <w:t>сподобилися</w:t>
-      </w:r>
-      <w:proofErr w:type="spellEnd"/>
-      <w:r>
-        <w:rPr>
-          <w:rFonts w:ascii="Times New Roman" w:hAnsi="Times New Roman" w:cs="Times New Roman"/>
-          <w:sz w:val="24"/>
-          <w:szCs w:val="24"/>
-        </w:rPr>
-        <w:t xml:space="preserve">* та здобули рай – давню насолоду.* Тому з вдячністю прославляємо Христа Бога,* як могутнього і єдиного </w:t>
-      </w:r>
-      <w:proofErr w:type="spellStart"/>
-      <w:r>
-        <w:rPr>
-          <w:rFonts w:ascii="Times New Roman" w:hAnsi="Times New Roman" w:cs="Times New Roman"/>
-          <w:sz w:val="24"/>
-          <w:szCs w:val="24"/>
-        </w:rPr>
-        <w:t>многомилостивого</w:t>
-      </w:r>
-      <w:proofErr w:type="spellEnd"/>
-      <w:r>
-        <w:rPr>
-          <w:rFonts w:ascii="Times New Roman" w:hAnsi="Times New Roman" w:cs="Times New Roman"/>
-          <w:sz w:val="24"/>
-          <w:szCs w:val="24"/>
-        </w:rPr>
-        <w:t>.</w:t>
-      </w:r>
-    </w:p>
-    <w:p>
-      <w:pPr>
-        <w:pStyle w:val="3"/>
-        <w:rPr>
-          <w:rFonts w:ascii="Times New Roman" w:hAnsi="Times New Roman" w:cs="Times New Roman"/>
-        </w:rPr>
-      </w:pPr>
-      <w:r>
-        <w:rPr>
-          <w:rFonts w:ascii="Times New Roman" w:hAnsi="Times New Roman" w:cs="Times New Roman"/>
-        </w:rPr>
-        <w:t>Субота</w:t>
-      </w:r>
-    </w:p>
-    <w:p>
-      <w:pPr>
-        <w:rPr>
-          <w:rFonts w:ascii="Times New Roman" w:hAnsi="Times New Roman" w:cs="Times New Roman"/>
-          <w:sz w:val="24"/>
-          <w:szCs w:val="24"/>
-        </w:rPr>
-      </w:pPr>
-      <w:r>
-        <w:rPr>
-          <w:rFonts w:ascii="Times New Roman" w:hAnsi="Times New Roman" w:cs="Times New Roman"/>
-          <w:i/>
-          <w:iCs/>
-          <w:color w:val="FF0000"/>
-          <w:sz w:val="24"/>
-          <w:szCs w:val="24"/>
-        </w:rPr>
-        <w:t xml:space="preserve">Богородичний (г. 2): </w:t>
-      </w:r>
-      <w:r>
-        <w:rPr>
-          <w:rFonts w:ascii="Times New Roman" w:hAnsi="Times New Roman" w:cs="Times New Roman"/>
-          <w:sz w:val="24"/>
-          <w:szCs w:val="24"/>
-        </w:rPr>
-        <w:t xml:space="preserve">Вищі понад розум і преславні всі твої таємниці, Богородице!* При </w:t>
-      </w:r>
-      <w:proofErr w:type="spellStart"/>
-      <w:r>
-        <w:rPr>
-          <w:rFonts w:ascii="Times New Roman" w:hAnsi="Times New Roman" w:cs="Times New Roman"/>
-          <w:sz w:val="24"/>
-          <w:szCs w:val="24"/>
-        </w:rPr>
-        <w:t>ненарушеній</w:t>
-      </w:r>
-      <w:proofErr w:type="spellEnd"/>
-      <w:r>
-        <w:rPr>
-          <w:rFonts w:ascii="Times New Roman" w:hAnsi="Times New Roman" w:cs="Times New Roman"/>
-          <w:sz w:val="24"/>
-          <w:szCs w:val="24"/>
-        </w:rPr>
-        <w:t xml:space="preserve"> чистоті і збереженому </w:t>
-      </w:r>
-      <w:proofErr w:type="spellStart"/>
-      <w:r>
-        <w:rPr>
-          <w:rFonts w:ascii="Times New Roman" w:hAnsi="Times New Roman" w:cs="Times New Roman"/>
-          <w:sz w:val="24"/>
-          <w:szCs w:val="24"/>
-        </w:rPr>
-        <w:t>дівстві</w:t>
-      </w:r>
-      <w:proofErr w:type="spellEnd"/>
-      <w:r>
-        <w:rPr>
-          <w:rFonts w:ascii="Times New Roman" w:hAnsi="Times New Roman" w:cs="Times New Roman"/>
-          <w:sz w:val="24"/>
-          <w:szCs w:val="24"/>
-        </w:rPr>
-        <w:t>* появилася ти Матір'ю пречистою,* породивши правдивого Бога.* Тож моли його, щоб спаслися душі наші.</w:t>
+        <w:t xml:space="preserve"> чистоті і збереженому дівстві* появилася ти Матір'ю пречистою,* породивши правдивого Бога.* Тож моли його, щоб спаслися душі наші.</w:t>
       </w:r>
     </w:p>
     <w:p>
@@ -1674,7 +1476,133 @@
           <w:sz w:val="24"/>
           <w:szCs w:val="24"/>
         </w:rPr>
-        <w:t xml:space="preserve">Коли Гавриїл звістив тобі, Діво: Радуйся!* – то з цим голосом прийняв тіло Владика в тобі, святім </w:t>
+        <w:t>Коли Гавриїл звістив тобі, Діво: Радуйся!* – то з цим голосом прийняв тіло Владика в тобі, святім кивоті,* як мовив праведний Давид,* і ти з'явилася просторішою небес, носивши Творця свого.* Слава тому, що поселився в тобі!* Слава тому, що вийшов з тебе!* Слава тому, що визволив нас народженням твоїм!</w:t>
+      </w:r>
+    </w:p>
+    <w:p>
+      <w:pPr>
+        <w:pStyle w:val="3"/>
+        <w:rPr>
+          <w:rFonts w:ascii="Times New Roman" w:hAnsi="Times New Roman" w:cs="Times New Roman"/>
+        </w:rPr>
+      </w:pPr>
+      <w:r>
+        <w:rPr>
+          <w:rFonts w:ascii="Times New Roman" w:hAnsi="Times New Roman" w:cs="Times New Roman"/>
+        </w:rPr>
+        <w:t>Понеділок</w:t>
+      </w:r>
+    </w:p>
+    <w:p>
+      <w:pPr>
+        <w:rPr>
+          <w:rFonts w:ascii="Times New Roman" w:hAnsi="Times New Roman" w:cs="Times New Roman"/>
+          <w:sz w:val="24"/>
+          <w:szCs w:val="24"/>
+        </w:rPr>
+      </w:pPr>
+      <w:r>
+        <w:rPr>
+          <w:rFonts w:ascii="Times New Roman" w:hAnsi="Times New Roman" w:cs="Times New Roman"/>
+          <w:i/>
+          <w:iCs/>
+          <w:color w:val="FF0000"/>
+          <w:sz w:val="24"/>
+          <w:szCs w:val="24"/>
+        </w:rPr>
+        <w:t xml:space="preserve">Богородичний (г. 2): </w:t>
+      </w:r>
+      <w:r>
+        <w:rPr>
+          <w:rFonts w:ascii="Times New Roman" w:hAnsi="Times New Roman" w:cs="Times New Roman"/>
+          <w:sz w:val="24"/>
+          <w:szCs w:val="24"/>
+        </w:rPr>
+        <w:t>Свята Мати несказанного світла!* Ангельськими піснями тебе почитаємо* і побожно величаємо.</w:t>
+      </w:r>
+    </w:p>
+    <w:p>
+      <w:pPr>
+        <w:pStyle w:val="3"/>
+        <w:rPr>
+          <w:rFonts w:ascii="Times New Roman" w:hAnsi="Times New Roman" w:cs="Times New Roman"/>
+        </w:rPr>
+      </w:pPr>
+      <w:r>
+        <w:rPr>
+          <w:rFonts w:ascii="Times New Roman" w:hAnsi="Times New Roman" w:cs="Times New Roman"/>
+        </w:rPr>
+        <w:t>Вівторок</w:t>
+      </w:r>
+    </w:p>
+    <w:p>
+      <w:pPr>
+        <w:rPr>
+          <w:rFonts w:ascii="Times New Roman" w:hAnsi="Times New Roman" w:cs="Times New Roman"/>
+          <w:sz w:val="24"/>
+          <w:szCs w:val="24"/>
+        </w:rPr>
+      </w:pPr>
+      <w:r>
+        <w:rPr>
+          <w:rFonts w:ascii="Times New Roman" w:hAnsi="Times New Roman" w:cs="Times New Roman"/>
+          <w:i/>
+          <w:iCs/>
+          <w:color w:val="FF0000"/>
+          <w:sz w:val="24"/>
+          <w:szCs w:val="24"/>
+        </w:rPr>
+        <w:t xml:space="preserve">Богородичний (г. 2): </w:t>
+      </w:r>
+      <w:r>
+        <w:rPr>
+          <w:rFonts w:ascii="Times New Roman" w:hAnsi="Times New Roman" w:cs="Times New Roman"/>
+          <w:sz w:val="24"/>
+          <w:szCs w:val="24"/>
+        </w:rPr>
+        <w:t>Величаємо тебе, Богородице, кличучи:* Радуйся, незахідного світла хмарино,* бо ти носила в своєму лоні Господа слави!</w:t>
+      </w:r>
+    </w:p>
+    <w:p>
+      <w:pPr>
+        <w:pStyle w:val="3"/>
+        <w:rPr>
+          <w:rFonts w:ascii="Times New Roman" w:hAnsi="Times New Roman" w:cs="Times New Roman"/>
+        </w:rPr>
+      </w:pPr>
+      <w:r>
+        <w:rPr>
+          <w:rFonts w:ascii="Times New Roman" w:hAnsi="Times New Roman" w:cs="Times New Roman"/>
+        </w:rPr>
+        <w:t>Середа</w:t>
+      </w:r>
+    </w:p>
+    <w:p>
+      <w:pPr>
+        <w:rPr>
+          <w:rFonts w:ascii="Times New Roman" w:hAnsi="Times New Roman" w:cs="Times New Roman"/>
+          <w:sz w:val="24"/>
+          <w:szCs w:val="24"/>
+        </w:rPr>
+      </w:pPr>
+      <w:r>
+        <w:rPr>
+          <w:rFonts w:ascii="Times New Roman" w:hAnsi="Times New Roman" w:cs="Times New Roman"/>
+          <w:i/>
+          <w:iCs/>
+          <w:color w:val="FF0000"/>
+          <w:sz w:val="24"/>
+          <w:szCs w:val="24"/>
+        </w:rPr>
+        <w:t xml:space="preserve">Богородичний (г. 2): </w:t>
+      </w:r>
+      <w:r>
+        <w:rPr>
+          <w:rFonts w:ascii="Times New Roman" w:hAnsi="Times New Roman" w:cs="Times New Roman"/>
+          <w:sz w:val="24"/>
+          <w:szCs w:val="24"/>
+        </w:rPr>
+        <w:t xml:space="preserve">Тебе величаємо, Богородице, кличучи:* Радуйся жезле, з якого </w:t>
       </w:r>
       <w:proofErr w:type="spellStart"/>
       <w:r>
@@ -1683,7 +1611,7 @@
           <w:sz w:val="24"/>
           <w:szCs w:val="24"/>
         </w:rPr>
-        <w:t>кивоті</w:t>
+        <w:t>безсіменно</w:t>
       </w:r>
       <w:proofErr w:type="spellEnd"/>
       <w:r>
@@ -1692,21 +1620,21 @@
           <w:sz w:val="24"/>
           <w:szCs w:val="24"/>
         </w:rPr>
-        <w:t>,* як мовив праведний Давид,* і ти з'явилася просторішою небес, носивши Творця свого.* Слава тому, що поселився в тобі!* Слава тому, що вийшов з тебе!* Слава тому, що визволив нас народженням твоїм!</w:t>
-      </w:r>
-    </w:p>
-    <w:p>
-      <w:pPr>
-        <w:pStyle w:val="3"/>
-        <w:rPr>
-          <w:rFonts w:ascii="Times New Roman" w:hAnsi="Times New Roman" w:cs="Times New Roman"/>
-        </w:rPr>
-      </w:pPr>
-      <w:r>
-        <w:rPr>
-          <w:rFonts w:ascii="Times New Roman" w:hAnsi="Times New Roman" w:cs="Times New Roman"/>
-        </w:rPr>
-        <w:t>Понеділок</w:t>
+        <w:t xml:space="preserve"> розквітнув Бог* і знищив на дереві смерть.</w:t>
+      </w:r>
+    </w:p>
+    <w:p>
+      <w:pPr>
+        <w:pStyle w:val="3"/>
+        <w:rPr>
+          <w:rFonts w:ascii="Times New Roman" w:hAnsi="Times New Roman" w:cs="Times New Roman"/>
+        </w:rPr>
+      </w:pPr>
+      <w:r>
+        <w:rPr>
+          <w:rFonts w:ascii="Times New Roman" w:hAnsi="Times New Roman" w:cs="Times New Roman"/>
+        </w:rPr>
+        <w:t>Четвер</w:t>
       </w:r>
     </w:p>
     <w:p>
@@ -1734,21 +1662,21 @@
           <w:sz w:val="24"/>
           <w:szCs w:val="24"/>
         </w:rPr>
-        <w:t>Свята Мати несказанного світла!* Ангельськими піснями тебе почитаємо* і побожно величаємо.</w:t>
-      </w:r>
-    </w:p>
-    <w:p>
-      <w:pPr>
-        <w:pStyle w:val="3"/>
-        <w:rPr>
-          <w:rFonts w:ascii="Times New Roman" w:hAnsi="Times New Roman" w:cs="Times New Roman"/>
-        </w:rPr>
-      </w:pPr>
-      <w:r>
-        <w:rPr>
-          <w:rFonts w:ascii="Times New Roman" w:hAnsi="Times New Roman" w:cs="Times New Roman"/>
-        </w:rPr>
-        <w:t>Вівторок</w:t>
+        <w:t>Величаємо тебе, Богородице, кличучи:* Радуйся, незахідного світла хмарино,* бо ти носила в своєму лоні Господа слави!</w:t>
+      </w:r>
+    </w:p>
+    <w:p>
+      <w:pPr>
+        <w:pStyle w:val="3"/>
+        <w:rPr>
+          <w:rFonts w:ascii="Times New Roman" w:hAnsi="Times New Roman" w:cs="Times New Roman"/>
+        </w:rPr>
+      </w:pPr>
+      <w:r>
+        <w:rPr>
+          <w:rFonts w:ascii="Times New Roman" w:hAnsi="Times New Roman" w:cs="Times New Roman"/>
+        </w:rPr>
+        <w:t>П'ятниця</w:t>
       </w:r>
     </w:p>
     <w:p>
@@ -1776,259 +1704,7 @@
           <w:sz w:val="24"/>
           <w:szCs w:val="24"/>
         </w:rPr>
-        <w:t xml:space="preserve">Величаємо тебе, Богородице, </w:t>
-      </w:r>
-      <w:proofErr w:type="spellStart"/>
-      <w:r>
-        <w:rPr>
-          <w:rFonts w:ascii="Times New Roman" w:hAnsi="Times New Roman" w:cs="Times New Roman"/>
-          <w:sz w:val="24"/>
-          <w:szCs w:val="24"/>
-        </w:rPr>
-        <w:t>кличучи</w:t>
-      </w:r>
-      <w:proofErr w:type="spellEnd"/>
-      <w:r>
-        <w:rPr>
-          <w:rFonts w:ascii="Times New Roman" w:hAnsi="Times New Roman" w:cs="Times New Roman"/>
-          <w:sz w:val="24"/>
-          <w:szCs w:val="24"/>
-        </w:rPr>
-        <w:t xml:space="preserve">:* Радуйся, </w:t>
-      </w:r>
-      <w:proofErr w:type="spellStart"/>
-      <w:r>
-        <w:rPr>
-          <w:rFonts w:ascii="Times New Roman" w:hAnsi="Times New Roman" w:cs="Times New Roman"/>
-          <w:sz w:val="24"/>
-          <w:szCs w:val="24"/>
-        </w:rPr>
-        <w:t>незахідного</w:t>
-      </w:r>
-      <w:proofErr w:type="spellEnd"/>
-      <w:r>
-        <w:rPr>
-          <w:rFonts w:ascii="Times New Roman" w:hAnsi="Times New Roman" w:cs="Times New Roman"/>
-          <w:sz w:val="24"/>
-          <w:szCs w:val="24"/>
-        </w:rPr>
-        <w:t xml:space="preserve"> світла хмарино,* бо ти носила в своєму лоні Господа слави!</w:t>
-      </w:r>
-    </w:p>
-    <w:p>
-      <w:pPr>
-        <w:pStyle w:val="3"/>
-        <w:rPr>
-          <w:rFonts w:ascii="Times New Roman" w:hAnsi="Times New Roman" w:cs="Times New Roman"/>
-        </w:rPr>
-      </w:pPr>
-      <w:r>
-        <w:rPr>
-          <w:rFonts w:ascii="Times New Roman" w:hAnsi="Times New Roman" w:cs="Times New Roman"/>
-        </w:rPr>
-        <w:t>Середа</w:t>
-      </w:r>
-    </w:p>
-    <w:p>
-      <w:pPr>
-        <w:rPr>
-          <w:rFonts w:ascii="Times New Roman" w:hAnsi="Times New Roman" w:cs="Times New Roman"/>
-          <w:sz w:val="24"/>
-          <w:szCs w:val="24"/>
-        </w:rPr>
-      </w:pPr>
-      <w:r>
-        <w:rPr>
-          <w:rFonts w:ascii="Times New Roman" w:hAnsi="Times New Roman" w:cs="Times New Roman"/>
-          <w:i/>
-          <w:iCs/>
-          <w:color w:val="FF0000"/>
-          <w:sz w:val="24"/>
-          <w:szCs w:val="24"/>
-        </w:rPr>
-        <w:t xml:space="preserve">Богородичний (г. 2): </w:t>
-      </w:r>
-      <w:r>
-        <w:rPr>
-          <w:rFonts w:ascii="Times New Roman" w:hAnsi="Times New Roman" w:cs="Times New Roman"/>
-          <w:sz w:val="24"/>
-          <w:szCs w:val="24"/>
-        </w:rPr>
-        <w:t xml:space="preserve">Тебе величаємо, Богородице, </w:t>
-      </w:r>
-      <w:proofErr w:type="spellStart"/>
-      <w:r>
-        <w:rPr>
-          <w:rFonts w:ascii="Times New Roman" w:hAnsi="Times New Roman" w:cs="Times New Roman"/>
-          <w:sz w:val="24"/>
-          <w:szCs w:val="24"/>
-        </w:rPr>
-        <w:t>кличучи</w:t>
-      </w:r>
-      <w:proofErr w:type="spellEnd"/>
-      <w:r>
-        <w:rPr>
-          <w:rFonts w:ascii="Times New Roman" w:hAnsi="Times New Roman" w:cs="Times New Roman"/>
-          <w:sz w:val="24"/>
-          <w:szCs w:val="24"/>
-        </w:rPr>
-        <w:t xml:space="preserve">:* Радуйся жезле, з якого </w:t>
-      </w:r>
-      <w:proofErr w:type="spellStart"/>
-      <w:r>
-        <w:rPr>
-          <w:rFonts w:ascii="Times New Roman" w:hAnsi="Times New Roman" w:cs="Times New Roman"/>
-          <w:sz w:val="24"/>
-          <w:szCs w:val="24"/>
-        </w:rPr>
-        <w:t>безсіменно</w:t>
-      </w:r>
-      <w:proofErr w:type="spellEnd"/>
-      <w:r>
-        <w:rPr>
-          <w:rFonts w:ascii="Times New Roman" w:hAnsi="Times New Roman" w:cs="Times New Roman"/>
-          <w:sz w:val="24"/>
-          <w:szCs w:val="24"/>
-        </w:rPr>
-        <w:t xml:space="preserve"> розквітнув Бог* і знищив на дереві смерть.</w:t>
-      </w:r>
-    </w:p>
-    <w:p>
-      <w:pPr>
-        <w:pStyle w:val="3"/>
-        <w:rPr>
-          <w:rFonts w:ascii="Times New Roman" w:hAnsi="Times New Roman" w:cs="Times New Roman"/>
-        </w:rPr>
-      </w:pPr>
-      <w:r>
-        <w:rPr>
-          <w:rFonts w:ascii="Times New Roman" w:hAnsi="Times New Roman" w:cs="Times New Roman"/>
-        </w:rPr>
-        <w:t>Четвер</w:t>
-      </w:r>
-    </w:p>
-    <w:p>
-      <w:pPr>
-        <w:rPr>
-          <w:rFonts w:ascii="Times New Roman" w:hAnsi="Times New Roman" w:cs="Times New Roman"/>
-          <w:sz w:val="24"/>
-          <w:szCs w:val="24"/>
-        </w:rPr>
-      </w:pPr>
-      <w:r>
-        <w:rPr>
-          <w:rFonts w:ascii="Times New Roman" w:hAnsi="Times New Roman" w:cs="Times New Roman"/>
-          <w:i/>
-          <w:iCs/>
-          <w:color w:val="FF0000"/>
-          <w:sz w:val="24"/>
-          <w:szCs w:val="24"/>
-        </w:rPr>
-        <w:t xml:space="preserve">Богородичний (г. 2): </w:t>
-      </w:r>
-      <w:r>
-        <w:rPr>
-          <w:rFonts w:ascii="Times New Roman" w:hAnsi="Times New Roman" w:cs="Times New Roman"/>
-          <w:sz w:val="24"/>
-          <w:szCs w:val="24"/>
-        </w:rPr>
-        <w:t xml:space="preserve">Величаємо тебе, Богородице, </w:t>
-      </w:r>
-      <w:proofErr w:type="spellStart"/>
-      <w:r>
-        <w:rPr>
-          <w:rFonts w:ascii="Times New Roman" w:hAnsi="Times New Roman" w:cs="Times New Roman"/>
-          <w:sz w:val="24"/>
-          <w:szCs w:val="24"/>
-        </w:rPr>
-        <w:t>кличучи</w:t>
-      </w:r>
-      <w:proofErr w:type="spellEnd"/>
-      <w:r>
-        <w:rPr>
-          <w:rFonts w:ascii="Times New Roman" w:hAnsi="Times New Roman" w:cs="Times New Roman"/>
-          <w:sz w:val="24"/>
-          <w:szCs w:val="24"/>
-        </w:rPr>
-        <w:t xml:space="preserve">:* Радуйся, </w:t>
-      </w:r>
-      <w:proofErr w:type="spellStart"/>
-      <w:r>
-        <w:rPr>
-          <w:rFonts w:ascii="Times New Roman" w:hAnsi="Times New Roman" w:cs="Times New Roman"/>
-          <w:sz w:val="24"/>
-          <w:szCs w:val="24"/>
-        </w:rPr>
-        <w:t>незахідного</w:t>
-      </w:r>
-      <w:proofErr w:type="spellEnd"/>
-      <w:r>
-        <w:rPr>
-          <w:rFonts w:ascii="Times New Roman" w:hAnsi="Times New Roman" w:cs="Times New Roman"/>
-          <w:sz w:val="24"/>
-          <w:szCs w:val="24"/>
-        </w:rPr>
-        <w:t xml:space="preserve"> світла хмарино,* бо ти носила в своєму лоні Господа слави!</w:t>
-      </w:r>
-    </w:p>
-    <w:p>
-      <w:pPr>
-        <w:pStyle w:val="3"/>
-        <w:rPr>
-          <w:rFonts w:ascii="Times New Roman" w:hAnsi="Times New Roman" w:cs="Times New Roman"/>
-        </w:rPr>
-      </w:pPr>
-      <w:r>
-        <w:rPr>
-          <w:rFonts w:ascii="Times New Roman" w:hAnsi="Times New Roman" w:cs="Times New Roman"/>
-        </w:rPr>
-        <w:t>П'ятниця</w:t>
-      </w:r>
-    </w:p>
-    <w:p>
-      <w:pPr>
-        <w:rPr>
-          <w:rFonts w:ascii="Times New Roman" w:hAnsi="Times New Roman" w:cs="Times New Roman"/>
-          <w:sz w:val="24"/>
-          <w:szCs w:val="24"/>
-        </w:rPr>
-      </w:pPr>
-      <w:r>
-        <w:rPr>
-          <w:rFonts w:ascii="Times New Roman" w:hAnsi="Times New Roman" w:cs="Times New Roman"/>
-          <w:i/>
-          <w:iCs/>
-          <w:color w:val="FF0000"/>
-          <w:sz w:val="24"/>
-          <w:szCs w:val="24"/>
-        </w:rPr>
-        <w:t xml:space="preserve">Богородичний (г. 2): </w:t>
-      </w:r>
-      <w:r>
-        <w:rPr>
-          <w:rFonts w:ascii="Times New Roman" w:hAnsi="Times New Roman" w:cs="Times New Roman"/>
-          <w:sz w:val="24"/>
-          <w:szCs w:val="24"/>
-        </w:rPr>
-        <w:t xml:space="preserve">Тебе величаємо, Богородице, </w:t>
-      </w:r>
-      <w:proofErr w:type="spellStart"/>
-      <w:r>
-        <w:rPr>
-          <w:rFonts w:ascii="Times New Roman" w:hAnsi="Times New Roman" w:cs="Times New Roman"/>
-          <w:sz w:val="24"/>
-          <w:szCs w:val="24"/>
-        </w:rPr>
-        <w:t>кличучи</w:t>
-      </w:r>
-      <w:proofErr w:type="spellEnd"/>
-      <w:r>
-        <w:rPr>
-          <w:rFonts w:ascii="Times New Roman" w:hAnsi="Times New Roman" w:cs="Times New Roman"/>
-          <w:sz w:val="24"/>
-          <w:szCs w:val="24"/>
-        </w:rPr>
-        <w:t xml:space="preserve">:* Радуйся жезле, з якого </w:t>
+        <w:t xml:space="preserve">Тебе величаємо, Богородице, кличучи:* Радуйся жезле, з якого </w:t>
       </w:r>
       <w:proofErr w:type="spellStart"/>
       <w:r>
@@ -2389,7 +2065,413 @@
           <w:sz w:val="24"/>
           <w:szCs w:val="24"/>
         </w:rPr>
-        <w:t xml:space="preserve">, а ми повірили,* що ти справжня Богородиця,* тому й величаємо твоє несказанне </w:t>
+        <w:t>, а ми повірили,* що ти справжня Богородиця,* тому й величаємо твоє несказанне різдво, Пречиста.</w:t>
+      </w:r>
+    </w:p>
+    <w:p>
+      <w:pPr>
+        <w:pStyle w:val="3"/>
+        <w:rPr>
+          <w:rFonts w:ascii="Times New Roman" w:hAnsi="Times New Roman" w:cs="Times New Roman"/>
+        </w:rPr>
+      </w:pPr>
+      <w:r>
+        <w:rPr>
+          <w:rFonts w:ascii="Times New Roman" w:hAnsi="Times New Roman" w:cs="Times New Roman"/>
+        </w:rPr>
+        <w:t>П'ятниця</w:t>
+      </w:r>
+    </w:p>
+    <w:p>
+      <w:pPr>
+        <w:rPr>
+          <w:rFonts w:ascii="Times New Roman" w:hAnsi="Times New Roman" w:cs="Times New Roman"/>
+          <w:sz w:val="24"/>
+          <w:szCs w:val="24"/>
+        </w:rPr>
+      </w:pPr>
+      <w:r>
+        <w:rPr>
+          <w:rFonts w:ascii="Times New Roman" w:hAnsi="Times New Roman" w:cs="Times New Roman"/>
+          <w:i/>
+          <w:iCs/>
+          <w:color w:val="FF0000"/>
+          <w:sz w:val="24"/>
+          <w:szCs w:val="24"/>
+        </w:rPr>
+        <w:t xml:space="preserve">Богородичний (г. 3): </w:t>
+      </w:r>
+      <w:r>
+        <w:rPr>
+          <w:rFonts w:ascii="Times New Roman" w:hAnsi="Times New Roman" w:cs="Times New Roman"/>
+          <w:sz w:val="24"/>
+          <w:szCs w:val="24"/>
+        </w:rPr>
+        <w:t>У хресті Сина твого знайшовши міцну підпору,* ним перемагаємо ворожу гординю, Богородице,* любов'ю тебе безустанно величаючи.</w:t>
+      </w:r>
+    </w:p>
+    <w:p>
+      <w:pPr>
+        <w:pStyle w:val="3"/>
+        <w:rPr>
+          <w:rFonts w:ascii="Times New Roman" w:hAnsi="Times New Roman" w:cs="Times New Roman"/>
+        </w:rPr>
+      </w:pPr>
+      <w:r>
+        <w:rPr>
+          <w:rFonts w:ascii="Times New Roman" w:hAnsi="Times New Roman" w:cs="Times New Roman"/>
+        </w:rPr>
+        <w:t>Субота</w:t>
+      </w:r>
+    </w:p>
+    <w:p>
+      <w:pPr>
+        <w:rPr>
+          <w:rFonts w:ascii="Times New Roman" w:hAnsi="Times New Roman" w:cs="Times New Roman"/>
+          <w:sz w:val="24"/>
+          <w:szCs w:val="24"/>
+        </w:rPr>
+      </w:pPr>
+      <w:r>
+        <w:rPr>
+          <w:rFonts w:ascii="Times New Roman" w:hAnsi="Times New Roman" w:cs="Times New Roman"/>
+          <w:i/>
+          <w:iCs/>
+          <w:color w:val="FF0000"/>
+          <w:sz w:val="24"/>
+          <w:szCs w:val="24"/>
+        </w:rPr>
+        <w:t xml:space="preserve">Богородичний (г. 3): </w:t>
+      </w:r>
+      <w:r>
+        <w:rPr>
+          <w:rFonts w:ascii="Times New Roman" w:hAnsi="Times New Roman" w:cs="Times New Roman"/>
+          <w:sz w:val="24"/>
+          <w:szCs w:val="24"/>
+        </w:rPr>
+        <w:t>Тебе, що стала посередницею спасіння роду нашого,* оспівуємо, Богородице Діво;* бо тілом, яке від тебе прийняв Син твій і Бог наш,* зазнав на хресті страждань* і визволив нас із тління, як Чоловіколюбець.</w:t>
+      </w:r>
+    </w:p>
+    <w:p>
+      <w:pPr>
+        <w:pStyle w:val="a4"/>
+        <w:rPr>
+          <w:rFonts w:ascii="Times New Roman" w:hAnsi="Times New Roman" w:cs="Times New Roman"/>
+          <w:sz w:val="24"/>
+          <w:szCs w:val="24"/>
+        </w:rPr>
+      </w:pPr>
+    </w:p>
+    <w:p>
+      <w:pPr>
+        <w:pStyle w:val="2"/>
+        <w:rPr>
+          <w:rFonts w:ascii="Times New Roman" w:hAnsi="Times New Roman" w:cs="Times New Roman"/>
+          <w:sz w:val="24"/>
+          <w:szCs w:val="24"/>
+        </w:rPr>
+      </w:pPr>
+      <w:r>
+        <w:rPr>
+          <w:rFonts w:ascii="Times New Roman" w:hAnsi="Times New Roman" w:cs="Times New Roman"/>
+          <w:sz w:val="24"/>
+          <w:szCs w:val="24"/>
+        </w:rPr>
+        <w:t>Утреня Відпуст</w:t>
+      </w:r>
+    </w:p>
+    <w:p>
+      <w:pPr>
+        <w:pStyle w:val="3"/>
+        <w:rPr>
+          <w:rFonts w:ascii="Times New Roman" w:hAnsi="Times New Roman" w:cs="Times New Roman"/>
+        </w:rPr>
+      </w:pPr>
+      <w:r>
+        <w:rPr>
+          <w:rFonts w:ascii="Times New Roman" w:hAnsi="Times New Roman" w:cs="Times New Roman"/>
+        </w:rPr>
+        <w:t>Неділя</w:t>
+      </w:r>
+    </w:p>
+    <w:p>
+      <w:pPr>
+        <w:rPr>
+          <w:rFonts w:ascii="Times New Roman" w:hAnsi="Times New Roman" w:cs="Times New Roman"/>
+          <w:sz w:val="24"/>
+          <w:szCs w:val="24"/>
+        </w:rPr>
+      </w:pPr>
+      <w:r>
+        <w:rPr>
+          <w:rFonts w:ascii="Times New Roman" w:hAnsi="Times New Roman" w:cs="Times New Roman"/>
+          <w:i/>
+          <w:iCs/>
+          <w:color w:val="FF0000"/>
+          <w:sz w:val="24"/>
+          <w:szCs w:val="24"/>
+        </w:rPr>
+        <w:t xml:space="preserve">Богородичний (г. 3): </w:t>
+      </w:r>
+      <w:r>
+        <w:rPr>
+          <w:rFonts w:ascii="Times New Roman" w:hAnsi="Times New Roman" w:cs="Times New Roman"/>
+          <w:sz w:val="24"/>
+          <w:szCs w:val="24"/>
+        </w:rPr>
+        <w:t>Коли Гавриїл звістив тобі, Діво: Радуйся!* – то з цим голосом прийняв тіло Владика в тобі, святім кивоті,* як мовив праведний Давид,* і ти з'явилася просторішою небес, носивши Творця свого.* Слава тому, що поселився в тобі!* Слава тому, що вийшов з тебе!* Слава тому, що визволив нас народженням твоїм!</w:t>
+      </w:r>
+    </w:p>
+    <w:p>
+      <w:pPr>
+        <w:pStyle w:val="3"/>
+        <w:rPr>
+          <w:rFonts w:ascii="Times New Roman" w:hAnsi="Times New Roman" w:cs="Times New Roman"/>
+        </w:rPr>
+      </w:pPr>
+      <w:r>
+        <w:rPr>
+          <w:rFonts w:ascii="Times New Roman" w:hAnsi="Times New Roman" w:cs="Times New Roman"/>
+        </w:rPr>
+        <w:t>Понеділок</w:t>
+      </w:r>
+    </w:p>
+    <w:p>
+      <w:pPr>
+        <w:rPr>
+          <w:rFonts w:ascii="Times New Roman" w:hAnsi="Times New Roman" w:cs="Times New Roman"/>
+          <w:sz w:val="24"/>
+          <w:szCs w:val="24"/>
+        </w:rPr>
+      </w:pPr>
+      <w:r>
+        <w:rPr>
+          <w:rFonts w:ascii="Times New Roman" w:hAnsi="Times New Roman" w:cs="Times New Roman"/>
+          <w:i/>
+          <w:iCs/>
+          <w:color w:val="FF0000"/>
+          <w:sz w:val="24"/>
+          <w:szCs w:val="24"/>
+        </w:rPr>
+        <w:t xml:space="preserve">Богородичний (г. 3): </w:t>
+      </w:r>
+      <w:r>
+        <w:rPr>
+          <w:rFonts w:ascii="Times New Roman" w:hAnsi="Times New Roman" w:cs="Times New Roman"/>
+          <w:sz w:val="24"/>
+          <w:szCs w:val="24"/>
+        </w:rPr>
+        <w:t>Кожний, де спасається, туди і слушно прибігає.* Який же інший такий захист є, як ти, Богородице,* що охороняєш душі наші?</w:t>
+      </w:r>
+    </w:p>
+    <w:p>
+      <w:pPr>
+        <w:pStyle w:val="3"/>
+        <w:rPr>
+          <w:rFonts w:ascii="Times New Roman" w:hAnsi="Times New Roman" w:cs="Times New Roman"/>
+        </w:rPr>
+      </w:pPr>
+      <w:r>
+        <w:rPr>
+          <w:rFonts w:ascii="Times New Roman" w:hAnsi="Times New Roman" w:cs="Times New Roman"/>
+        </w:rPr>
+        <w:t>Вівторок</w:t>
+      </w:r>
+    </w:p>
+    <w:p>
+      <w:pPr>
+        <w:rPr>
+          <w:rFonts w:ascii="Times New Roman" w:hAnsi="Times New Roman" w:cs="Times New Roman"/>
+          <w:sz w:val="24"/>
+          <w:szCs w:val="24"/>
+        </w:rPr>
+      </w:pPr>
+      <w:r>
+        <w:rPr>
+          <w:rFonts w:ascii="Times New Roman" w:hAnsi="Times New Roman" w:cs="Times New Roman"/>
+          <w:i/>
+          <w:iCs/>
+          <w:color w:val="FF0000"/>
+          <w:sz w:val="24"/>
+          <w:szCs w:val="24"/>
+        </w:rPr>
+        <w:t xml:space="preserve">Богородичний (г. 3): </w:t>
+      </w:r>
+      <w:r>
+        <w:rPr>
+          <w:rFonts w:ascii="Times New Roman" w:hAnsi="Times New Roman" w:cs="Times New Roman"/>
+          <w:sz w:val="24"/>
+          <w:szCs w:val="24"/>
+        </w:rPr>
+        <w:t>Кожний, де спасається, туди і слушно прибігає.* Який же інший такий захист є, як ти, Богородице,* що охороняєш душі наші?</w:t>
+      </w:r>
+    </w:p>
+    <w:p>
+      <w:pPr>
+        <w:pStyle w:val="3"/>
+        <w:rPr>
+          <w:rFonts w:ascii="Times New Roman" w:hAnsi="Times New Roman" w:cs="Times New Roman"/>
+        </w:rPr>
+      </w:pPr>
+      <w:r>
+        <w:rPr>
+          <w:rFonts w:ascii="Times New Roman" w:hAnsi="Times New Roman" w:cs="Times New Roman"/>
+        </w:rPr>
+        <w:t>Середа</w:t>
+      </w:r>
+    </w:p>
+    <w:p>
+      <w:pPr>
+        <w:rPr>
+          <w:rFonts w:ascii="Times New Roman" w:hAnsi="Times New Roman" w:cs="Times New Roman"/>
+          <w:sz w:val="24"/>
+          <w:szCs w:val="24"/>
+        </w:rPr>
+      </w:pPr>
+      <w:r>
+        <w:rPr>
+          <w:rFonts w:ascii="Times New Roman" w:hAnsi="Times New Roman" w:cs="Times New Roman"/>
+          <w:i/>
+          <w:iCs/>
+          <w:color w:val="FF0000"/>
+          <w:sz w:val="24"/>
+          <w:szCs w:val="24"/>
+        </w:rPr>
+        <w:t xml:space="preserve">Богородичний (г. 3): </w:t>
+      </w:r>
+      <w:r>
+        <w:rPr>
+          <w:rFonts w:ascii="Times New Roman" w:hAnsi="Times New Roman" w:cs="Times New Roman"/>
+          <w:sz w:val="24"/>
+          <w:szCs w:val="24"/>
+        </w:rPr>
+        <w:t>Захисте й сило наша, Богородице,* могутня помічнице світу!* Твоєю молитвою спаси слуг твоїх від усякої біди,* єдина Благословенна.</w:t>
+      </w:r>
+    </w:p>
+    <w:p>
+      <w:pPr>
+        <w:pStyle w:val="3"/>
+        <w:rPr>
+          <w:rFonts w:ascii="Times New Roman" w:hAnsi="Times New Roman" w:cs="Times New Roman"/>
+        </w:rPr>
+      </w:pPr>
+      <w:r>
+        <w:rPr>
+          <w:rFonts w:ascii="Times New Roman" w:hAnsi="Times New Roman" w:cs="Times New Roman"/>
+        </w:rPr>
+        <w:t>Четвер</w:t>
+      </w:r>
+    </w:p>
+    <w:p>
+      <w:pPr>
+        <w:rPr>
+          <w:rFonts w:ascii="Times New Roman" w:hAnsi="Times New Roman" w:cs="Times New Roman"/>
+          <w:sz w:val="24"/>
+          <w:szCs w:val="24"/>
+        </w:rPr>
+      </w:pPr>
+      <w:r>
+        <w:rPr>
+          <w:rFonts w:ascii="Times New Roman" w:hAnsi="Times New Roman" w:cs="Times New Roman"/>
+          <w:i/>
+          <w:iCs/>
+          <w:color w:val="FF0000"/>
+          <w:sz w:val="24"/>
+          <w:szCs w:val="24"/>
+        </w:rPr>
+        <w:t xml:space="preserve">Богородичний (г. 3): </w:t>
+      </w:r>
+      <w:r>
+        <w:rPr>
+          <w:rFonts w:ascii="Times New Roman" w:hAnsi="Times New Roman" w:cs="Times New Roman"/>
+          <w:sz w:val="24"/>
+          <w:szCs w:val="24"/>
+        </w:rPr>
+        <w:t>Кожний, де спасається, туди і слушно прибігає.* Який же інший такий захист є, як ти, Богородице,* що охороняєш душі наші?</w:t>
+      </w:r>
+    </w:p>
+    <w:p>
+      <w:pPr>
+        <w:pStyle w:val="3"/>
+        <w:rPr>
+          <w:rFonts w:ascii="Times New Roman" w:hAnsi="Times New Roman" w:cs="Times New Roman"/>
+        </w:rPr>
+      </w:pPr>
+      <w:r>
+        <w:rPr>
+          <w:rFonts w:ascii="Times New Roman" w:hAnsi="Times New Roman" w:cs="Times New Roman"/>
+        </w:rPr>
+        <w:t>П'ятниця</w:t>
+      </w:r>
+    </w:p>
+    <w:p>
+      <w:pPr>
+        <w:rPr>
+          <w:rFonts w:ascii="Times New Roman" w:hAnsi="Times New Roman" w:cs="Times New Roman"/>
+          <w:sz w:val="24"/>
+          <w:szCs w:val="24"/>
+        </w:rPr>
+      </w:pPr>
+      <w:r>
+        <w:rPr>
+          <w:rFonts w:ascii="Times New Roman" w:hAnsi="Times New Roman" w:cs="Times New Roman"/>
+          <w:i/>
+          <w:iCs/>
+          <w:color w:val="FF0000"/>
+          <w:sz w:val="24"/>
+          <w:szCs w:val="24"/>
+        </w:rPr>
+        <w:t xml:space="preserve">Богородичний (г. 3): </w:t>
+      </w:r>
+      <w:r>
+        <w:rPr>
+          <w:rFonts w:ascii="Times New Roman" w:hAnsi="Times New Roman" w:cs="Times New Roman"/>
+          <w:sz w:val="24"/>
+          <w:szCs w:val="24"/>
+        </w:rPr>
+        <w:t>Захисте й сило наша, Богородице,* могутня помічнице світу!* Твоєю молитвою спаси слуг твоїх від усякої біди,* єдина Благословенна.</w:t>
+      </w:r>
+    </w:p>
+    <w:p>
+      <w:pPr>
+        <w:pStyle w:val="3"/>
+        <w:rPr>
+          <w:rFonts w:ascii="Times New Roman" w:hAnsi="Times New Roman" w:cs="Times New Roman"/>
+        </w:rPr>
+      </w:pPr>
+      <w:r>
+        <w:rPr>
+          <w:rFonts w:ascii="Times New Roman" w:hAnsi="Times New Roman" w:cs="Times New Roman"/>
+        </w:rPr>
+        <w:t>Субота</w:t>
+      </w:r>
+    </w:p>
+    <w:p>
+      <w:pPr>
+        <w:rPr>
+          <w:rFonts w:ascii="Times New Roman" w:hAnsi="Times New Roman" w:cs="Times New Roman"/>
+          <w:sz w:val="24"/>
+          <w:szCs w:val="24"/>
+        </w:rPr>
+      </w:pPr>
+      <w:r>
+        <w:rPr>
+          <w:rFonts w:ascii="Times New Roman" w:hAnsi="Times New Roman" w:cs="Times New Roman"/>
+          <w:i/>
+          <w:iCs/>
+          <w:color w:val="FF0000"/>
+          <w:sz w:val="24"/>
+          <w:szCs w:val="24"/>
+        </w:rPr>
+        <w:t xml:space="preserve">Богородичний (г. 3): </w:t>
+      </w:r>
+      <w:r>
+        <w:rPr>
+          <w:rFonts w:ascii="Times New Roman" w:hAnsi="Times New Roman" w:cs="Times New Roman"/>
+          <w:sz w:val="24"/>
+          <w:szCs w:val="24"/>
+        </w:rPr>
+        <w:t xml:space="preserve">Пророки звістили, апостоли навчили,* мученики </w:t>
       </w:r>
       <w:proofErr w:type="spellStart"/>
       <w:r>
@@ -2398,7 +2480,7 @@
           <w:sz w:val="24"/>
           <w:szCs w:val="24"/>
         </w:rPr>
-        <w:t>різдво</w:t>
+        <w:t>ісповідували</w:t>
       </w:r>
       <w:proofErr w:type="spellEnd"/>
       <w:r>
@@ -2407,102 +2489,26 @@
           <w:sz w:val="24"/>
           <w:szCs w:val="24"/>
         </w:rPr>
-        <w:t>, Пречиста.</w:t>
-      </w:r>
-    </w:p>
-    <w:p>
-      <w:pPr>
-        <w:pStyle w:val="3"/>
-        <w:rPr>
-          <w:rFonts w:ascii="Times New Roman" w:hAnsi="Times New Roman" w:cs="Times New Roman"/>
-        </w:rPr>
-      </w:pPr>
-      <w:r>
-        <w:rPr>
-          <w:rFonts w:ascii="Times New Roman" w:hAnsi="Times New Roman" w:cs="Times New Roman"/>
-        </w:rPr>
-        <w:t>П'ятниця</w:t>
-      </w:r>
-    </w:p>
-    <w:p>
-      <w:pPr>
-        <w:rPr>
-          <w:rFonts w:ascii="Times New Roman" w:hAnsi="Times New Roman" w:cs="Times New Roman"/>
-          <w:sz w:val="24"/>
-          <w:szCs w:val="24"/>
-        </w:rPr>
-      </w:pPr>
-      <w:r>
-        <w:rPr>
-          <w:rFonts w:ascii="Times New Roman" w:hAnsi="Times New Roman" w:cs="Times New Roman"/>
-          <w:i/>
-          <w:iCs/>
-          <w:color w:val="FF0000"/>
-          <w:sz w:val="24"/>
-          <w:szCs w:val="24"/>
-        </w:rPr>
-        <w:t xml:space="preserve">Богородичний (г. 3): </w:t>
-      </w:r>
-      <w:r>
-        <w:rPr>
-          <w:rFonts w:ascii="Times New Roman" w:hAnsi="Times New Roman" w:cs="Times New Roman"/>
-          <w:sz w:val="24"/>
-          <w:szCs w:val="24"/>
-        </w:rPr>
-        <w:t>У хресті Сина твого знайшовши міцну підпору,* ним перемагаємо ворожу гординю, Богородице,* любов'ю тебе безустанно величаючи.</w:t>
-      </w:r>
-    </w:p>
-    <w:p>
-      <w:pPr>
-        <w:pStyle w:val="3"/>
-        <w:rPr>
-          <w:rFonts w:ascii="Times New Roman" w:hAnsi="Times New Roman" w:cs="Times New Roman"/>
-        </w:rPr>
-      </w:pPr>
-      <w:r>
-        <w:rPr>
-          <w:rFonts w:ascii="Times New Roman" w:hAnsi="Times New Roman" w:cs="Times New Roman"/>
-        </w:rPr>
-        <w:t>Субота</w:t>
-      </w:r>
-    </w:p>
-    <w:p>
-      <w:pPr>
-        <w:rPr>
-          <w:rFonts w:ascii="Times New Roman" w:hAnsi="Times New Roman" w:cs="Times New Roman"/>
-          <w:sz w:val="24"/>
-          <w:szCs w:val="24"/>
-        </w:rPr>
-      </w:pPr>
-      <w:r>
-        <w:rPr>
-          <w:rFonts w:ascii="Times New Roman" w:hAnsi="Times New Roman" w:cs="Times New Roman"/>
-          <w:i/>
-          <w:iCs/>
-          <w:color w:val="FF0000"/>
-          <w:sz w:val="24"/>
-          <w:szCs w:val="24"/>
-        </w:rPr>
-        <w:t xml:space="preserve">Богородичний (г. 3): </w:t>
-      </w:r>
-      <w:r>
-        <w:rPr>
-          <w:rFonts w:ascii="Times New Roman" w:hAnsi="Times New Roman" w:cs="Times New Roman"/>
-          <w:sz w:val="24"/>
-          <w:szCs w:val="24"/>
-        </w:rPr>
-        <w:t>Тебе, що стала посередницею спасіння роду нашого,* оспівуємо, Богородице Діво;* бо тілом, яке від тебе прийняв Син твій і Бог наш,* зазнав на хресті страждань* і визволив нас із тління, як Чоловіколюбець.</w:t>
-      </w:r>
-    </w:p>
-    <w:p>
-      <w:pPr>
-        <w:pStyle w:val="a4"/>
-        <w:rPr>
-          <w:rFonts w:ascii="Times New Roman" w:hAnsi="Times New Roman" w:cs="Times New Roman"/>
-          <w:sz w:val="24"/>
-          <w:szCs w:val="24"/>
-        </w:rPr>
-      </w:pPr>
+        <w:t>, а ми повірили,* що ти справжня Богородиця,* тому й величаємо твоє несказанне різдво, Пречиста.</w:t>
+      </w:r>
+    </w:p>
+    <w:p>
+      <w:pPr>
+        <w:pStyle w:val="1"/>
+        <w:rPr>
+          <w:rFonts w:ascii="Times New Roman" w:hAnsi="Times New Roman" w:cs="Times New Roman"/>
+          <w:sz w:val="24"/>
+          <w:szCs w:val="24"/>
+        </w:rPr>
+      </w:pPr>
+      <w:r>
+        <w:rPr>
+          <w:rFonts w:ascii="Times New Roman" w:hAnsi="Times New Roman" w:cs="Times New Roman"/>
+          <w:sz w:val="24"/>
+          <w:szCs w:val="24"/>
+        </w:rPr>
+        <w:t>Глас 4</w:t>
+      </w:r>
     </w:p>
     <w:p>
       <w:pPr>
@@ -2519,7 +2525,7 @@
           <w:sz w:val="24"/>
           <w:szCs w:val="24"/>
         </w:rPr>
-        <w:t>Утреня Відпуст</w:t>
+        <w:t>Вечірня Відпуст</w:t>
       </w:r>
     </w:p>
     <w:p>
@@ -2553,15 +2559,15 @@
           <w:sz w:val="24"/>
           <w:szCs w:val="24"/>
         </w:rPr>
-        <w:t xml:space="preserve">Богородичний (г. 3): </w:t>
-      </w:r>
-      <w:r>
-        <w:rPr>
-          <w:rFonts w:ascii="Times New Roman" w:hAnsi="Times New Roman" w:cs="Times New Roman"/>
-          <w:sz w:val="24"/>
-          <w:szCs w:val="24"/>
-        </w:rPr>
-        <w:t xml:space="preserve">Коли Гавриїл звістив тобі, Діво: Радуйся!* – то з цим голосом прийняв тіло Владика в тобі, святім </w:t>
+        <w:t xml:space="preserve">Богородичний (г. 4): </w:t>
+      </w:r>
+      <w:r>
+        <w:rPr>
+          <w:rFonts w:ascii="Times New Roman" w:hAnsi="Times New Roman" w:cs="Times New Roman"/>
+          <w:sz w:val="24"/>
+          <w:szCs w:val="24"/>
+        </w:rPr>
+        <w:t xml:space="preserve">Таємниця споконвіку закрита й ангелам незнана:* через тебе, Богородице, Бог землянам появився,* прийнявши в </w:t>
       </w:r>
       <w:proofErr w:type="spellStart"/>
       <w:r>
@@ -2570,7 +2576,7 @@
           <w:sz w:val="24"/>
           <w:szCs w:val="24"/>
         </w:rPr>
-        <w:t>кивоті</w:t>
+        <w:t>незлитній</w:t>
       </w:r>
       <w:proofErr w:type="spellEnd"/>
       <w:r>
@@ -2579,259 +2585,7 @@
           <w:sz w:val="24"/>
           <w:szCs w:val="24"/>
         </w:rPr>
-        <w:t>,* як мовив праведний Давид,* і ти з'явилася просторішою небес, носивши Творця свого.* Слава тому, що поселився в тобі!* Слава тому, що вийшов з тебе!* Слава тому, що визволив нас народженням твоїм!</w:t>
-      </w:r>
-    </w:p>
-    <w:p>
-      <w:pPr>
-        <w:pStyle w:val="3"/>
-        <w:rPr>
-          <w:rFonts w:ascii="Times New Roman" w:hAnsi="Times New Roman" w:cs="Times New Roman"/>
-        </w:rPr>
-      </w:pPr>
-      <w:r>
-        <w:rPr>
-          <w:rFonts w:ascii="Times New Roman" w:hAnsi="Times New Roman" w:cs="Times New Roman"/>
-        </w:rPr>
-        <w:t>Понеділок</w:t>
-      </w:r>
-    </w:p>
-    <w:p>
-      <w:pPr>
-        <w:rPr>
-          <w:rFonts w:ascii="Times New Roman" w:hAnsi="Times New Roman" w:cs="Times New Roman"/>
-          <w:sz w:val="24"/>
-          <w:szCs w:val="24"/>
-        </w:rPr>
-      </w:pPr>
-      <w:r>
-        <w:rPr>
-          <w:rFonts w:ascii="Times New Roman" w:hAnsi="Times New Roman" w:cs="Times New Roman"/>
-          <w:i/>
-          <w:iCs/>
-          <w:color w:val="FF0000"/>
-          <w:sz w:val="24"/>
-          <w:szCs w:val="24"/>
-        </w:rPr>
-        <w:t xml:space="preserve">Богородичний (г. 3): </w:t>
-      </w:r>
-      <w:r>
-        <w:rPr>
-          <w:rFonts w:ascii="Times New Roman" w:hAnsi="Times New Roman" w:cs="Times New Roman"/>
-          <w:sz w:val="24"/>
-          <w:szCs w:val="24"/>
-        </w:rPr>
-        <w:t>Кожний, де спасається, туди і слушно прибігає.* Який же інший такий захист є, як ти, Богородице,* що охороняєш душі наші?</w:t>
-      </w:r>
-    </w:p>
-    <w:p>
-      <w:pPr>
-        <w:pStyle w:val="3"/>
-        <w:rPr>
-          <w:rFonts w:ascii="Times New Roman" w:hAnsi="Times New Roman" w:cs="Times New Roman"/>
-        </w:rPr>
-      </w:pPr>
-      <w:r>
-        <w:rPr>
-          <w:rFonts w:ascii="Times New Roman" w:hAnsi="Times New Roman" w:cs="Times New Roman"/>
-        </w:rPr>
-        <w:t>Вівторок</w:t>
-      </w:r>
-    </w:p>
-    <w:p>
-      <w:pPr>
-        <w:rPr>
-          <w:rFonts w:ascii="Times New Roman" w:hAnsi="Times New Roman" w:cs="Times New Roman"/>
-          <w:sz w:val="24"/>
-          <w:szCs w:val="24"/>
-        </w:rPr>
-      </w:pPr>
-      <w:r>
-        <w:rPr>
-          <w:rFonts w:ascii="Times New Roman" w:hAnsi="Times New Roman" w:cs="Times New Roman"/>
-          <w:i/>
-          <w:iCs/>
-          <w:color w:val="FF0000"/>
-          <w:sz w:val="24"/>
-          <w:szCs w:val="24"/>
-        </w:rPr>
-        <w:t xml:space="preserve">Богородичний (г. 3): </w:t>
-      </w:r>
-      <w:r>
-        <w:rPr>
-          <w:rFonts w:ascii="Times New Roman" w:hAnsi="Times New Roman" w:cs="Times New Roman"/>
-          <w:sz w:val="24"/>
-          <w:szCs w:val="24"/>
-        </w:rPr>
-        <w:t>Кожний, де спасається, туди і слушно прибігає.* Який же інший такий захист є, як ти, Богородице,* що охороняєш душі наші?</w:t>
-      </w:r>
-    </w:p>
-    <w:p>
-      <w:pPr>
-        <w:pStyle w:val="3"/>
-        <w:rPr>
-          <w:rFonts w:ascii="Times New Roman" w:hAnsi="Times New Roman" w:cs="Times New Roman"/>
-        </w:rPr>
-      </w:pPr>
-      <w:r>
-        <w:rPr>
-          <w:rFonts w:ascii="Times New Roman" w:hAnsi="Times New Roman" w:cs="Times New Roman"/>
-        </w:rPr>
-        <w:t>Середа</w:t>
-      </w:r>
-    </w:p>
-    <w:p>
-      <w:pPr>
-        <w:rPr>
-          <w:rFonts w:ascii="Times New Roman" w:hAnsi="Times New Roman" w:cs="Times New Roman"/>
-          <w:sz w:val="24"/>
-          <w:szCs w:val="24"/>
-        </w:rPr>
-      </w:pPr>
-      <w:r>
-        <w:rPr>
-          <w:rFonts w:ascii="Times New Roman" w:hAnsi="Times New Roman" w:cs="Times New Roman"/>
-          <w:i/>
-          <w:iCs/>
-          <w:color w:val="FF0000"/>
-          <w:sz w:val="24"/>
-          <w:szCs w:val="24"/>
-        </w:rPr>
-        <w:t xml:space="preserve">Богородичний (г. 3): </w:t>
-      </w:r>
-      <w:r>
-        <w:rPr>
-          <w:rFonts w:ascii="Times New Roman" w:hAnsi="Times New Roman" w:cs="Times New Roman"/>
-          <w:sz w:val="24"/>
-          <w:szCs w:val="24"/>
-        </w:rPr>
-        <w:t>Захисте й сило наша, Богородице,* могутня помічнице світу!* Твоєю молитвою спаси слуг твоїх від усякої біди,* єдина Благословенна.</w:t>
-      </w:r>
-    </w:p>
-    <w:p>
-      <w:pPr>
-        <w:pStyle w:val="3"/>
-        <w:rPr>
-          <w:rFonts w:ascii="Times New Roman" w:hAnsi="Times New Roman" w:cs="Times New Roman"/>
-        </w:rPr>
-      </w:pPr>
-      <w:r>
-        <w:rPr>
-          <w:rFonts w:ascii="Times New Roman" w:hAnsi="Times New Roman" w:cs="Times New Roman"/>
-        </w:rPr>
-        <w:t>Четвер</w:t>
-      </w:r>
-    </w:p>
-    <w:p>
-      <w:pPr>
-        <w:rPr>
-          <w:rFonts w:ascii="Times New Roman" w:hAnsi="Times New Roman" w:cs="Times New Roman"/>
-          <w:sz w:val="24"/>
-          <w:szCs w:val="24"/>
-        </w:rPr>
-      </w:pPr>
-      <w:r>
-        <w:rPr>
-          <w:rFonts w:ascii="Times New Roman" w:hAnsi="Times New Roman" w:cs="Times New Roman"/>
-          <w:i/>
-          <w:iCs/>
-          <w:color w:val="FF0000"/>
-          <w:sz w:val="24"/>
-          <w:szCs w:val="24"/>
-        </w:rPr>
-        <w:t xml:space="preserve">Богородичний (г. 3): </w:t>
-      </w:r>
-      <w:r>
-        <w:rPr>
-          <w:rFonts w:ascii="Times New Roman" w:hAnsi="Times New Roman" w:cs="Times New Roman"/>
-          <w:sz w:val="24"/>
-          <w:szCs w:val="24"/>
-        </w:rPr>
-        <w:t>Кожний, де спасається, туди і слушно прибігає.* Який же інший такий захист є, як ти, Богородице,* що охороняєш душі наші?</w:t>
-      </w:r>
-    </w:p>
-    <w:p>
-      <w:pPr>
-        <w:pStyle w:val="3"/>
-        <w:rPr>
-          <w:rFonts w:ascii="Times New Roman" w:hAnsi="Times New Roman" w:cs="Times New Roman"/>
-        </w:rPr>
-      </w:pPr>
-      <w:r>
-        <w:rPr>
-          <w:rFonts w:ascii="Times New Roman" w:hAnsi="Times New Roman" w:cs="Times New Roman"/>
-        </w:rPr>
-        <w:t>П'ятниця</w:t>
-      </w:r>
-    </w:p>
-    <w:p>
-      <w:pPr>
-        <w:rPr>
-          <w:rFonts w:ascii="Times New Roman" w:hAnsi="Times New Roman" w:cs="Times New Roman"/>
-          <w:sz w:val="24"/>
-          <w:szCs w:val="24"/>
-        </w:rPr>
-      </w:pPr>
-      <w:r>
-        <w:rPr>
-          <w:rFonts w:ascii="Times New Roman" w:hAnsi="Times New Roman" w:cs="Times New Roman"/>
-          <w:i/>
-          <w:iCs/>
-          <w:color w:val="FF0000"/>
-          <w:sz w:val="24"/>
-          <w:szCs w:val="24"/>
-        </w:rPr>
-        <w:t xml:space="preserve">Богородичний (г. 3): </w:t>
-      </w:r>
-      <w:r>
-        <w:rPr>
-          <w:rFonts w:ascii="Times New Roman" w:hAnsi="Times New Roman" w:cs="Times New Roman"/>
-          <w:sz w:val="24"/>
-          <w:szCs w:val="24"/>
-        </w:rPr>
-        <w:t>Захисте й сило наша, Богородице,* могутня помічнице світу!* Твоєю молитвою спаси слуг твоїх від усякої біди,* єдина Благословенна.</w:t>
-      </w:r>
-    </w:p>
-    <w:p>
-      <w:pPr>
-        <w:pStyle w:val="3"/>
-        <w:rPr>
-          <w:rFonts w:ascii="Times New Roman" w:hAnsi="Times New Roman" w:cs="Times New Roman"/>
-        </w:rPr>
-      </w:pPr>
-      <w:r>
-        <w:rPr>
-          <w:rFonts w:ascii="Times New Roman" w:hAnsi="Times New Roman" w:cs="Times New Roman"/>
-        </w:rPr>
-        <w:t>Субота</w:t>
-      </w:r>
-    </w:p>
-    <w:p>
-      <w:pPr>
-        <w:rPr>
-          <w:rFonts w:ascii="Times New Roman" w:hAnsi="Times New Roman" w:cs="Times New Roman"/>
-          <w:sz w:val="24"/>
-          <w:szCs w:val="24"/>
-        </w:rPr>
-      </w:pPr>
-      <w:r>
-        <w:rPr>
-          <w:rFonts w:ascii="Times New Roman" w:hAnsi="Times New Roman" w:cs="Times New Roman"/>
-          <w:i/>
-          <w:iCs/>
-          <w:color w:val="FF0000"/>
-          <w:sz w:val="24"/>
-          <w:szCs w:val="24"/>
-        </w:rPr>
-        <w:t xml:space="preserve">Богородичний (г. 3): </w:t>
-      </w:r>
-      <w:r>
-        <w:rPr>
-          <w:rFonts w:ascii="Times New Roman" w:hAnsi="Times New Roman" w:cs="Times New Roman"/>
-          <w:sz w:val="24"/>
-          <w:szCs w:val="24"/>
-        </w:rPr>
-        <w:t xml:space="preserve">Пророки звістили, апостоли навчили,* мученики </w:t>
+        <w:t xml:space="preserve"> сполуці тіло* і витерпівши задля нас добровільно хрест;* ним він воскресив </w:t>
       </w:r>
       <w:proofErr w:type="spellStart"/>
       <w:r>
@@ -2840,7 +2594,7 @@
           <w:sz w:val="24"/>
           <w:szCs w:val="24"/>
         </w:rPr>
-        <w:t>ісповідували</w:t>
+        <w:t>первоствореного</w:t>
       </w:r>
       <w:proofErr w:type="spellEnd"/>
       <w:r>
@@ -2849,157 +2603,7 @@
           <w:sz w:val="24"/>
           <w:szCs w:val="24"/>
         </w:rPr>
-        <w:t xml:space="preserve">, а ми повірили,* що ти справжня Богородиця,* тому й величаємо твоє несказанне </w:t>
-      </w:r>
-      <w:proofErr w:type="spellStart"/>
-      <w:r>
-        <w:rPr>
-          <w:rFonts w:ascii="Times New Roman" w:hAnsi="Times New Roman" w:cs="Times New Roman"/>
-          <w:sz w:val="24"/>
-          <w:szCs w:val="24"/>
-        </w:rPr>
-        <w:t>різдво</w:t>
-      </w:r>
-      <w:proofErr w:type="spellEnd"/>
-      <w:r>
-        <w:rPr>
-          <w:rFonts w:ascii="Times New Roman" w:hAnsi="Times New Roman" w:cs="Times New Roman"/>
-          <w:sz w:val="24"/>
-          <w:szCs w:val="24"/>
-        </w:rPr>
-        <w:t>, Пречиста.</w:t>
-      </w:r>
-    </w:p>
-    <w:p>
-      <w:pPr>
-        <w:pStyle w:val="1"/>
-        <w:rPr>
-          <w:rFonts w:ascii="Times New Roman" w:hAnsi="Times New Roman" w:cs="Times New Roman"/>
-          <w:sz w:val="24"/>
-          <w:szCs w:val="24"/>
-        </w:rPr>
-      </w:pPr>
-      <w:r>
-        <w:rPr>
-          <w:rFonts w:ascii="Times New Roman" w:hAnsi="Times New Roman" w:cs="Times New Roman"/>
-          <w:sz w:val="24"/>
-          <w:szCs w:val="24"/>
-        </w:rPr>
-        <w:t>Глас 4</w:t>
-      </w:r>
-    </w:p>
-    <w:p>
-      <w:pPr>
-        <w:pStyle w:val="2"/>
-        <w:rPr>
-          <w:rFonts w:ascii="Times New Roman" w:hAnsi="Times New Roman" w:cs="Times New Roman"/>
-          <w:sz w:val="24"/>
-          <w:szCs w:val="24"/>
-        </w:rPr>
-      </w:pPr>
-      <w:r>
-        <w:rPr>
-          <w:rFonts w:ascii="Times New Roman" w:hAnsi="Times New Roman" w:cs="Times New Roman"/>
-          <w:sz w:val="24"/>
-          <w:szCs w:val="24"/>
-        </w:rPr>
-        <w:t>Вечірня Відпуст</w:t>
-      </w:r>
-    </w:p>
-    <w:p>
-      <w:pPr>
-        <w:pStyle w:val="3"/>
-        <w:rPr>
-          <w:rFonts w:ascii="Times New Roman" w:hAnsi="Times New Roman" w:cs="Times New Roman"/>
-        </w:rPr>
-      </w:pPr>
-      <w:r>
-        <w:rPr>
-          <w:rFonts w:ascii="Times New Roman" w:hAnsi="Times New Roman" w:cs="Times New Roman"/>
-        </w:rPr>
-        <w:t>Неділя</w:t>
-      </w:r>
-    </w:p>
-    <w:p>
-      <w:pPr>
-        <w:rPr>
-          <w:rFonts w:ascii="Times New Roman" w:hAnsi="Times New Roman" w:cs="Times New Roman"/>
-          <w:sz w:val="24"/>
-          <w:szCs w:val="24"/>
-        </w:rPr>
-      </w:pPr>
-      <w:r>
-        <w:rPr>
-          <w:rFonts w:ascii="Times New Roman" w:hAnsi="Times New Roman" w:cs="Times New Roman"/>
-          <w:i/>
-          <w:iCs/>
-          <w:color w:val="FF0000"/>
-          <w:sz w:val="24"/>
-          <w:szCs w:val="24"/>
-        </w:rPr>
-        <w:t xml:space="preserve">Богородичний (г. 4): </w:t>
-      </w:r>
-      <w:r>
-        <w:rPr>
-          <w:rFonts w:ascii="Times New Roman" w:hAnsi="Times New Roman" w:cs="Times New Roman"/>
-          <w:sz w:val="24"/>
-          <w:szCs w:val="24"/>
-        </w:rPr>
-        <w:t xml:space="preserve">Таємниця споконвіку закрита й ангелам незнана:* через тебе, Богородице, Бог землянам появився,* прийнявши в </w:t>
-      </w:r>
-      <w:proofErr w:type="spellStart"/>
-      <w:r>
-        <w:rPr>
-          <w:rFonts w:ascii="Times New Roman" w:hAnsi="Times New Roman" w:cs="Times New Roman"/>
-          <w:sz w:val="24"/>
-          <w:szCs w:val="24"/>
-        </w:rPr>
-        <w:t>незлитній</w:t>
-      </w:r>
-      <w:proofErr w:type="spellEnd"/>
-      <w:r>
-        <w:rPr>
-          <w:rFonts w:ascii="Times New Roman" w:hAnsi="Times New Roman" w:cs="Times New Roman"/>
-          <w:sz w:val="24"/>
-          <w:szCs w:val="24"/>
-        </w:rPr>
-        <w:t xml:space="preserve"> сполуці тіло* і витерпівши задля нас добровільно хрест;* ним він воскресив </w:t>
-      </w:r>
-      <w:proofErr w:type="spellStart"/>
-      <w:r>
-        <w:rPr>
-          <w:rFonts w:ascii="Times New Roman" w:hAnsi="Times New Roman" w:cs="Times New Roman"/>
-          <w:sz w:val="24"/>
-          <w:szCs w:val="24"/>
-        </w:rPr>
-        <w:t>первоствореного</w:t>
-      </w:r>
-      <w:proofErr w:type="spellEnd"/>
-      <w:r>
-        <w:rPr>
-          <w:rFonts w:ascii="Times New Roman" w:hAnsi="Times New Roman" w:cs="Times New Roman"/>
-          <w:sz w:val="24"/>
-          <w:szCs w:val="24"/>
-        </w:rPr>
-        <w:t xml:space="preserve">* і спас від </w:t>
-      </w:r>
-      <w:proofErr w:type="spellStart"/>
-      <w:r>
-        <w:rPr>
-          <w:rFonts w:ascii="Times New Roman" w:hAnsi="Times New Roman" w:cs="Times New Roman"/>
-          <w:sz w:val="24"/>
-          <w:szCs w:val="24"/>
-        </w:rPr>
-        <w:t>смерти</w:t>
-      </w:r>
-      <w:proofErr w:type="spellEnd"/>
-      <w:r>
-        <w:rPr>
-          <w:rFonts w:ascii="Times New Roman" w:hAnsi="Times New Roman" w:cs="Times New Roman"/>
-          <w:sz w:val="24"/>
-          <w:szCs w:val="24"/>
-        </w:rPr>
-        <w:t xml:space="preserve"> душі наші.</w:t>
+        <w:t>* і спас від смерти душі наші.</w:t>
       </w:r>
     </w:p>
     <w:p>
@@ -3060,7 +2664,7 @@
           <w:sz w:val="24"/>
           <w:szCs w:val="24"/>
         </w:rPr>
-        <w:t xml:space="preserve">-святих,* зодягненій у віру і премудрість та безмірне </w:t>
+        <w:t xml:space="preserve">-святих,* зодягненій у віру і премудрість та безмірне дівство,* </w:t>
       </w:r>
       <w:proofErr w:type="spellStart"/>
       <w:r>
@@ -3069,7 +2673,7 @@
           <w:sz w:val="24"/>
           <w:szCs w:val="24"/>
         </w:rPr>
-        <w:t>дівство</w:t>
+        <w:t>архистратиг</w:t>
       </w:r>
       <w:proofErr w:type="spellEnd"/>
       <w:r>
@@ -3078,7 +2682,7 @@
           <w:sz w:val="24"/>
           <w:szCs w:val="24"/>
         </w:rPr>
-        <w:t xml:space="preserve">,* </w:t>
+        <w:t xml:space="preserve"> Гавриїл приніс з неба привітання: Радуйся, благословенна,* радуйся, </w:t>
       </w:r>
       <w:proofErr w:type="spellStart"/>
       <w:r>
@@ -3087,7 +2691,7 @@
           <w:sz w:val="24"/>
           <w:szCs w:val="24"/>
         </w:rPr>
-        <w:t>архистратиг</w:t>
+        <w:t>препрославлена</w:t>
       </w:r>
       <w:proofErr w:type="spellEnd"/>
       <w:r>
@@ -3096,7 +2700,49 @@
           <w:sz w:val="24"/>
           <w:szCs w:val="24"/>
         </w:rPr>
-        <w:t xml:space="preserve"> Гавриїл приніс з неба привітання: Радуйся, благословенна,* радуйся, </w:t>
+        <w:t>, – Господь з тобою.</w:t>
+      </w:r>
+    </w:p>
+    <w:p>
+      <w:pPr>
+        <w:pStyle w:val="3"/>
+        <w:rPr>
+          <w:rFonts w:ascii="Times New Roman" w:hAnsi="Times New Roman" w:cs="Times New Roman"/>
+        </w:rPr>
+      </w:pPr>
+      <w:r>
+        <w:rPr>
+          <w:rFonts w:ascii="Times New Roman" w:hAnsi="Times New Roman" w:cs="Times New Roman"/>
+        </w:rPr>
+        <w:t>Вівторок</w:t>
+      </w:r>
+    </w:p>
+    <w:p>
+      <w:pPr>
+        <w:rPr>
+          <w:rFonts w:ascii="Times New Roman" w:hAnsi="Times New Roman" w:cs="Times New Roman"/>
+          <w:sz w:val="24"/>
+          <w:szCs w:val="24"/>
+        </w:rPr>
+      </w:pPr>
+      <w:r>
+        <w:rPr>
+          <w:rFonts w:ascii="Times New Roman" w:hAnsi="Times New Roman" w:cs="Times New Roman"/>
+          <w:i/>
+          <w:iCs/>
+          <w:color w:val="FF0000"/>
+          <w:sz w:val="24"/>
+          <w:szCs w:val="24"/>
+        </w:rPr>
+        <w:t xml:space="preserve">Богородичний (г. 4): </w:t>
+      </w:r>
+      <w:r>
+        <w:rPr>
+          <w:rFonts w:ascii="Times New Roman" w:hAnsi="Times New Roman" w:cs="Times New Roman"/>
+          <w:sz w:val="24"/>
+          <w:szCs w:val="24"/>
+        </w:rPr>
+        <w:t xml:space="preserve">До Богородиці удаймося щиро ми, грішні і смиренні,* і </w:t>
       </w:r>
       <w:proofErr w:type="spellStart"/>
       <w:r>
@@ -3105,7 +2751,7 @@
           <w:sz w:val="24"/>
           <w:szCs w:val="24"/>
         </w:rPr>
-        <w:t>препрославлена</w:t>
+        <w:t>припадьмо</w:t>
       </w:r>
       <w:proofErr w:type="spellEnd"/>
       <w:r>
@@ -3114,7 +2760,359 @@
           <w:sz w:val="24"/>
           <w:szCs w:val="24"/>
         </w:rPr>
-        <w:t>, – Господь з тобою.</w:t>
+        <w:t xml:space="preserve"> в покаянні, з глибини душі кличучи:* Владичице, </w:t>
+      </w:r>
+      <w:proofErr w:type="spellStart"/>
+      <w:r>
+        <w:rPr>
+          <w:rFonts w:ascii="Times New Roman" w:hAnsi="Times New Roman" w:cs="Times New Roman"/>
+          <w:sz w:val="24"/>
+          <w:szCs w:val="24"/>
+        </w:rPr>
+        <w:t>поможи</w:t>
+      </w:r>
+      <w:proofErr w:type="spellEnd"/>
+      <w:r>
+        <w:rPr>
+          <w:rFonts w:ascii="Times New Roman" w:hAnsi="Times New Roman" w:cs="Times New Roman"/>
+          <w:sz w:val="24"/>
+          <w:szCs w:val="24"/>
+        </w:rPr>
+        <w:t>, змилосердившись над нами,* поспіши, бо загибаємо від безлічі гріхів;* не відпусти слуг твоїх без нічого,* бо в тобі маємо єдину заступницю.</w:t>
+      </w:r>
+    </w:p>
+    <w:p>
+      <w:pPr>
+        <w:pStyle w:val="3"/>
+        <w:rPr>
+          <w:rFonts w:ascii="Times New Roman" w:hAnsi="Times New Roman" w:cs="Times New Roman"/>
+        </w:rPr>
+      </w:pPr>
+      <w:r>
+        <w:rPr>
+          <w:rFonts w:ascii="Times New Roman" w:hAnsi="Times New Roman" w:cs="Times New Roman"/>
+        </w:rPr>
+        <w:t>Середа</w:t>
+      </w:r>
+    </w:p>
+    <w:p>
+      <w:pPr>
+        <w:rPr>
+          <w:rFonts w:ascii="Times New Roman" w:hAnsi="Times New Roman" w:cs="Times New Roman"/>
+          <w:sz w:val="24"/>
+          <w:szCs w:val="24"/>
+        </w:rPr>
+      </w:pPr>
+      <w:r>
+        <w:rPr>
+          <w:rFonts w:ascii="Times New Roman" w:hAnsi="Times New Roman" w:cs="Times New Roman"/>
+          <w:i/>
+          <w:iCs/>
+          <w:color w:val="FF0000"/>
+          <w:sz w:val="24"/>
+          <w:szCs w:val="24"/>
+        </w:rPr>
+        <w:t xml:space="preserve">Богородичний (г. 4): </w:t>
+      </w:r>
+      <w:r>
+        <w:rPr>
+          <w:rFonts w:ascii="Times New Roman" w:hAnsi="Times New Roman" w:cs="Times New Roman"/>
+          <w:sz w:val="24"/>
+          <w:szCs w:val="24"/>
+        </w:rPr>
+        <w:t>Діво пренепорочна, Мати Христа Бога!* Меч прошив твою пресвяту душу,* коли ти бачила добровільно розп'ятого Сина і Бога твого;* не переставай, Благословенна, молити його,* щоб дав нам прощення гріхів.</w:t>
+      </w:r>
+    </w:p>
+    <w:p>
+      <w:pPr>
+        <w:pStyle w:val="3"/>
+        <w:rPr>
+          <w:rFonts w:ascii="Times New Roman" w:hAnsi="Times New Roman" w:cs="Times New Roman"/>
+        </w:rPr>
+      </w:pPr>
+      <w:r>
+        <w:rPr>
+          <w:rFonts w:ascii="Times New Roman" w:hAnsi="Times New Roman" w:cs="Times New Roman"/>
+        </w:rPr>
+        <w:t>Четвер</w:t>
+      </w:r>
+    </w:p>
+    <w:p>
+      <w:pPr>
+        <w:rPr>
+          <w:rFonts w:ascii="Times New Roman" w:hAnsi="Times New Roman" w:cs="Times New Roman"/>
+          <w:sz w:val="24"/>
+          <w:szCs w:val="24"/>
+        </w:rPr>
+      </w:pPr>
+      <w:r>
+        <w:rPr>
+          <w:rFonts w:ascii="Times New Roman" w:hAnsi="Times New Roman" w:cs="Times New Roman"/>
+          <w:i/>
+          <w:iCs/>
+          <w:color w:val="FF0000"/>
+          <w:sz w:val="24"/>
+          <w:szCs w:val="24"/>
+        </w:rPr>
+        <w:t xml:space="preserve">Богородичний (г. 4): </w:t>
+      </w:r>
+      <w:r>
+        <w:rPr>
+          <w:rFonts w:ascii="Times New Roman" w:hAnsi="Times New Roman" w:cs="Times New Roman"/>
+          <w:sz w:val="24"/>
+          <w:szCs w:val="24"/>
+        </w:rPr>
+        <w:t xml:space="preserve">Богородице Діво, єдина чиста і єдина благословенна!* Ми пізнали Слово Отця, </w:t>
+      </w:r>
+      <w:proofErr w:type="spellStart"/>
+      <w:r>
+        <w:rPr>
+          <w:rFonts w:ascii="Times New Roman" w:hAnsi="Times New Roman" w:cs="Times New Roman"/>
+          <w:sz w:val="24"/>
+          <w:szCs w:val="24"/>
+        </w:rPr>
+        <w:t>Хрисга</w:t>
+      </w:r>
+      <w:proofErr w:type="spellEnd"/>
+      <w:r>
+        <w:rPr>
+          <w:rFonts w:ascii="Times New Roman" w:hAnsi="Times New Roman" w:cs="Times New Roman"/>
+          <w:sz w:val="24"/>
+          <w:szCs w:val="24"/>
+        </w:rPr>
+        <w:t xml:space="preserve"> Бога нашого,* що з тебе воплотився,* тому безупинно тебе, оспівуючи, величаємо.</w:t>
+      </w:r>
+    </w:p>
+    <w:p>
+      <w:pPr>
+        <w:pStyle w:val="3"/>
+        <w:rPr>
+          <w:rFonts w:ascii="Times New Roman" w:hAnsi="Times New Roman" w:cs="Times New Roman"/>
+        </w:rPr>
+      </w:pPr>
+      <w:r>
+        <w:rPr>
+          <w:rFonts w:ascii="Times New Roman" w:hAnsi="Times New Roman" w:cs="Times New Roman"/>
+        </w:rPr>
+        <w:t>П'ятниця</w:t>
+      </w:r>
+    </w:p>
+    <w:p>
+      <w:pPr>
+        <w:rPr>
+          <w:rFonts w:ascii="Times New Roman" w:hAnsi="Times New Roman" w:cs="Times New Roman"/>
+          <w:sz w:val="24"/>
+          <w:szCs w:val="24"/>
+        </w:rPr>
+      </w:pPr>
+      <w:r>
+        <w:rPr>
+          <w:rFonts w:ascii="Times New Roman" w:hAnsi="Times New Roman" w:cs="Times New Roman"/>
+          <w:i/>
+          <w:iCs/>
+          <w:color w:val="FF0000"/>
+          <w:sz w:val="24"/>
+          <w:szCs w:val="24"/>
+        </w:rPr>
+        <w:t xml:space="preserve">Богородичний (г. 4): </w:t>
+      </w:r>
+      <w:r>
+        <w:rPr>
+          <w:rFonts w:ascii="Times New Roman" w:hAnsi="Times New Roman" w:cs="Times New Roman"/>
+          <w:sz w:val="24"/>
+          <w:szCs w:val="24"/>
+        </w:rPr>
+        <w:t>Діво пренепорочна, Мати Христа Бога!* Меч прошив твою пресвяту душу,* коли ти бачила добровільно розп'ятого Сина і Бога твого;* не переставай, Благословенна, молити його,* щоб дав нам прощення гріхів.</w:t>
+      </w:r>
+    </w:p>
+    <w:p>
+      <w:pPr>
+        <w:pStyle w:val="3"/>
+        <w:rPr>
+          <w:rFonts w:ascii="Times New Roman" w:hAnsi="Times New Roman" w:cs="Times New Roman"/>
+        </w:rPr>
+      </w:pPr>
+      <w:r>
+        <w:rPr>
+          <w:rFonts w:ascii="Times New Roman" w:hAnsi="Times New Roman" w:cs="Times New Roman"/>
+        </w:rPr>
+        <w:t>Субота</w:t>
+      </w:r>
+    </w:p>
+    <w:p>
+      <w:pPr>
+        <w:rPr>
+          <w:rFonts w:ascii="Times New Roman" w:hAnsi="Times New Roman" w:cs="Times New Roman"/>
+          <w:sz w:val="24"/>
+          <w:szCs w:val="24"/>
+        </w:rPr>
+      </w:pPr>
+      <w:r>
+        <w:rPr>
+          <w:rFonts w:ascii="Times New Roman" w:hAnsi="Times New Roman" w:cs="Times New Roman"/>
+          <w:i/>
+          <w:iCs/>
+          <w:color w:val="FF0000"/>
+          <w:sz w:val="24"/>
+          <w:szCs w:val="24"/>
+        </w:rPr>
+        <w:t xml:space="preserve">Богородичний (г. 4): </w:t>
+      </w:r>
+      <w:r>
+        <w:rPr>
+          <w:rFonts w:ascii="Times New Roman" w:hAnsi="Times New Roman" w:cs="Times New Roman"/>
+          <w:sz w:val="24"/>
+          <w:szCs w:val="24"/>
+        </w:rPr>
+        <w:t xml:space="preserve">Таємниця споконвіку закрита й ангелам незнана:* через тебе, Богородице, Бог землянам появився,* прийнявши в </w:t>
+      </w:r>
+      <w:proofErr w:type="spellStart"/>
+      <w:r>
+        <w:rPr>
+          <w:rFonts w:ascii="Times New Roman" w:hAnsi="Times New Roman" w:cs="Times New Roman"/>
+          <w:sz w:val="24"/>
+          <w:szCs w:val="24"/>
+        </w:rPr>
+        <w:t>незлитній</w:t>
+      </w:r>
+      <w:proofErr w:type="spellEnd"/>
+      <w:r>
+        <w:rPr>
+          <w:rFonts w:ascii="Times New Roman" w:hAnsi="Times New Roman" w:cs="Times New Roman"/>
+          <w:sz w:val="24"/>
+          <w:szCs w:val="24"/>
+        </w:rPr>
+        <w:t xml:space="preserve"> сполуці тіло* і витерпівши задля нас добровільно хрест;* ним він воскресив </w:t>
+      </w:r>
+      <w:proofErr w:type="spellStart"/>
+      <w:r>
+        <w:rPr>
+          <w:rFonts w:ascii="Times New Roman" w:hAnsi="Times New Roman" w:cs="Times New Roman"/>
+          <w:sz w:val="24"/>
+          <w:szCs w:val="24"/>
+        </w:rPr>
+        <w:t>первоствореного</w:t>
+      </w:r>
+      <w:proofErr w:type="spellEnd"/>
+      <w:r>
+        <w:rPr>
+          <w:rFonts w:ascii="Times New Roman" w:hAnsi="Times New Roman" w:cs="Times New Roman"/>
+          <w:sz w:val="24"/>
+          <w:szCs w:val="24"/>
+        </w:rPr>
+        <w:t>* і спас від смерти душі наші.</w:t>
+      </w:r>
+    </w:p>
+    <w:p>
+      <w:pPr>
+        <w:pStyle w:val="a4"/>
+        <w:rPr>
+          <w:rFonts w:ascii="Times New Roman" w:hAnsi="Times New Roman" w:cs="Times New Roman"/>
+          <w:sz w:val="24"/>
+          <w:szCs w:val="24"/>
+        </w:rPr>
+      </w:pPr>
+    </w:p>
+    <w:p>
+      <w:pPr>
+        <w:pStyle w:val="2"/>
+        <w:rPr>
+          <w:rFonts w:ascii="Times New Roman" w:hAnsi="Times New Roman" w:cs="Times New Roman"/>
+          <w:sz w:val="24"/>
+          <w:szCs w:val="24"/>
+        </w:rPr>
+      </w:pPr>
+      <w:r>
+        <w:rPr>
+          <w:rFonts w:ascii="Times New Roman" w:hAnsi="Times New Roman" w:cs="Times New Roman"/>
+          <w:sz w:val="24"/>
+          <w:szCs w:val="24"/>
+        </w:rPr>
+        <w:t>Утреня Відпуст</w:t>
+      </w:r>
+    </w:p>
+    <w:p>
+      <w:pPr>
+        <w:pStyle w:val="3"/>
+        <w:rPr>
+          <w:rFonts w:ascii="Times New Roman" w:hAnsi="Times New Roman" w:cs="Times New Roman"/>
+        </w:rPr>
+      </w:pPr>
+      <w:r>
+        <w:rPr>
+          <w:rFonts w:ascii="Times New Roman" w:hAnsi="Times New Roman" w:cs="Times New Roman"/>
+        </w:rPr>
+        <w:t>Неділя</w:t>
+      </w:r>
+    </w:p>
+    <w:p>
+      <w:pPr>
+        <w:rPr>
+          <w:rFonts w:ascii="Times New Roman" w:hAnsi="Times New Roman" w:cs="Times New Roman"/>
+          <w:sz w:val="24"/>
+          <w:szCs w:val="24"/>
+        </w:rPr>
+      </w:pPr>
+      <w:r>
+        <w:rPr>
+          <w:rFonts w:ascii="Times New Roman" w:hAnsi="Times New Roman" w:cs="Times New Roman"/>
+          <w:i/>
+          <w:iCs/>
+          <w:color w:val="FF0000"/>
+          <w:sz w:val="24"/>
+          <w:szCs w:val="24"/>
+        </w:rPr>
+        <w:t xml:space="preserve">Богородичний (г. 4): </w:t>
+      </w:r>
+      <w:r>
+        <w:rPr>
+          <w:rFonts w:ascii="Times New Roman" w:hAnsi="Times New Roman" w:cs="Times New Roman"/>
+          <w:sz w:val="24"/>
+          <w:szCs w:val="24"/>
+        </w:rPr>
+        <w:t>Коли Гавриїл звістив тобі, Діво: Радуйся!* – то з цим голосом прийняв тіло Владика в тобі, святім кивоті,* як мовив праведний Давид,* і ти з'явилася просторішою небес, носивши Творця свого.* Слава тому, що поселився в тобі!* Слава тому, що вийшов з тебе!* Слава тому, що визволив нас народженням твоїм!</w:t>
+      </w:r>
+    </w:p>
+    <w:p>
+      <w:pPr>
+        <w:pStyle w:val="3"/>
+        <w:rPr>
+          <w:rFonts w:ascii="Times New Roman" w:hAnsi="Times New Roman" w:cs="Times New Roman"/>
+        </w:rPr>
+      </w:pPr>
+      <w:r>
+        <w:rPr>
+          <w:rFonts w:ascii="Times New Roman" w:hAnsi="Times New Roman" w:cs="Times New Roman"/>
+        </w:rPr>
+        <w:t>Понеділок</w:t>
+      </w:r>
+    </w:p>
+    <w:p>
+      <w:pPr>
+        <w:rPr>
+          <w:rFonts w:ascii="Times New Roman" w:hAnsi="Times New Roman" w:cs="Times New Roman"/>
+          <w:sz w:val="24"/>
+          <w:szCs w:val="24"/>
+        </w:rPr>
+      </w:pPr>
+      <w:r>
+        <w:rPr>
+          <w:rFonts w:ascii="Times New Roman" w:hAnsi="Times New Roman" w:cs="Times New Roman"/>
+          <w:i/>
+          <w:iCs/>
+          <w:color w:val="FF0000"/>
+          <w:sz w:val="24"/>
+          <w:szCs w:val="24"/>
+        </w:rPr>
+        <w:t xml:space="preserve">Богородичний (г. 4): </w:t>
+      </w:r>
+      <w:r>
+        <w:rPr>
+          <w:rFonts w:ascii="Times New Roman" w:hAnsi="Times New Roman" w:cs="Times New Roman"/>
+          <w:sz w:val="24"/>
+          <w:szCs w:val="24"/>
+        </w:rPr>
+        <w:t>Ти вища від усіх створінь, Богородице,* тож, не вміючи достойно тебе оспівувати,* молимось: Ласкаво помилуй нас!</w:t>
       </w:r>
     </w:p>
     <w:p>
@@ -3156,527 +3154,7 @@
           <w:sz w:val="24"/>
           <w:szCs w:val="24"/>
         </w:rPr>
-        <w:t xml:space="preserve">До Богородиці удаймося щиро ми, грішні і смиренні,* і </w:t>
-      </w:r>
-      <w:proofErr w:type="spellStart"/>
-      <w:r>
-        <w:rPr>
-          <w:rFonts w:ascii="Times New Roman" w:hAnsi="Times New Roman" w:cs="Times New Roman"/>
-          <w:sz w:val="24"/>
-          <w:szCs w:val="24"/>
-        </w:rPr>
-        <w:t>припадьмо</w:t>
-      </w:r>
-      <w:proofErr w:type="spellEnd"/>
-      <w:r>
-        <w:rPr>
-          <w:rFonts w:ascii="Times New Roman" w:hAnsi="Times New Roman" w:cs="Times New Roman"/>
-          <w:sz w:val="24"/>
-          <w:szCs w:val="24"/>
-        </w:rPr>
-        <w:t xml:space="preserve"> в покаянні, з глибини душі </w:t>
-      </w:r>
-      <w:proofErr w:type="spellStart"/>
-      <w:r>
-        <w:rPr>
-          <w:rFonts w:ascii="Times New Roman" w:hAnsi="Times New Roman" w:cs="Times New Roman"/>
-          <w:sz w:val="24"/>
-          <w:szCs w:val="24"/>
-        </w:rPr>
-        <w:t>кличучи</w:t>
-      </w:r>
-      <w:proofErr w:type="spellEnd"/>
-      <w:r>
-        <w:rPr>
-          <w:rFonts w:ascii="Times New Roman" w:hAnsi="Times New Roman" w:cs="Times New Roman"/>
-          <w:sz w:val="24"/>
-          <w:szCs w:val="24"/>
-        </w:rPr>
-        <w:t xml:space="preserve">:* Владичице, </w:t>
-      </w:r>
-      <w:proofErr w:type="spellStart"/>
-      <w:r>
-        <w:rPr>
-          <w:rFonts w:ascii="Times New Roman" w:hAnsi="Times New Roman" w:cs="Times New Roman"/>
-          <w:sz w:val="24"/>
-          <w:szCs w:val="24"/>
-        </w:rPr>
-        <w:t>поможи</w:t>
-      </w:r>
-      <w:proofErr w:type="spellEnd"/>
-      <w:r>
-        <w:rPr>
-          <w:rFonts w:ascii="Times New Roman" w:hAnsi="Times New Roman" w:cs="Times New Roman"/>
-          <w:sz w:val="24"/>
-          <w:szCs w:val="24"/>
-        </w:rPr>
-        <w:t>, змилосердившись над нами,* поспіши, бо загибаємо від безлічі гріхів;* не відпусти слуг твоїх без нічого,* бо в тобі маємо єдину заступницю.</w:t>
-      </w:r>
-    </w:p>
-    <w:p>
-      <w:pPr>
-        <w:pStyle w:val="3"/>
-        <w:rPr>
-          <w:rFonts w:ascii="Times New Roman" w:hAnsi="Times New Roman" w:cs="Times New Roman"/>
-        </w:rPr>
-      </w:pPr>
-      <w:r>
-        <w:rPr>
-          <w:rFonts w:ascii="Times New Roman" w:hAnsi="Times New Roman" w:cs="Times New Roman"/>
-        </w:rPr>
-        <w:t>Середа</w:t>
-      </w:r>
-    </w:p>
-    <w:p>
-      <w:pPr>
-        <w:rPr>
-          <w:rFonts w:ascii="Times New Roman" w:hAnsi="Times New Roman" w:cs="Times New Roman"/>
-          <w:sz w:val="24"/>
-          <w:szCs w:val="24"/>
-        </w:rPr>
-      </w:pPr>
-      <w:r>
-        <w:rPr>
-          <w:rFonts w:ascii="Times New Roman" w:hAnsi="Times New Roman" w:cs="Times New Roman"/>
-          <w:i/>
-          <w:iCs/>
-          <w:color w:val="FF0000"/>
-          <w:sz w:val="24"/>
-          <w:szCs w:val="24"/>
-        </w:rPr>
-        <w:t xml:space="preserve">Богородичний (г. 4): </w:t>
-      </w:r>
-      <w:r>
-        <w:rPr>
-          <w:rFonts w:ascii="Times New Roman" w:hAnsi="Times New Roman" w:cs="Times New Roman"/>
-          <w:sz w:val="24"/>
-          <w:szCs w:val="24"/>
-        </w:rPr>
-        <w:t xml:space="preserve">Діво пренепорочна, Мати Христа Бога!* Меч прошив твою пресвяту душу,* коли ти бачила добровільно розп'ятого Сина і Бога твого;* не </w:t>
-      </w:r>
-      <w:proofErr w:type="spellStart"/>
-      <w:r>
-        <w:rPr>
-          <w:rFonts w:ascii="Times New Roman" w:hAnsi="Times New Roman" w:cs="Times New Roman"/>
-          <w:sz w:val="24"/>
-          <w:szCs w:val="24"/>
-        </w:rPr>
-        <w:t>переставай</w:t>
-      </w:r>
-      <w:proofErr w:type="spellEnd"/>
-      <w:r>
-        <w:rPr>
-          <w:rFonts w:ascii="Times New Roman" w:hAnsi="Times New Roman" w:cs="Times New Roman"/>
-          <w:sz w:val="24"/>
-          <w:szCs w:val="24"/>
-        </w:rPr>
-        <w:t>, Благословенна, молити його,* щоб дав нам прощення гріхів.</w:t>
-      </w:r>
-    </w:p>
-    <w:p>
-      <w:pPr>
-        <w:pStyle w:val="3"/>
-        <w:rPr>
-          <w:rFonts w:ascii="Times New Roman" w:hAnsi="Times New Roman" w:cs="Times New Roman"/>
-        </w:rPr>
-      </w:pPr>
-      <w:r>
-        <w:rPr>
-          <w:rFonts w:ascii="Times New Roman" w:hAnsi="Times New Roman" w:cs="Times New Roman"/>
-        </w:rPr>
-        <w:t>Четвер</w:t>
-      </w:r>
-    </w:p>
-    <w:p>
-      <w:pPr>
-        <w:rPr>
-          <w:rFonts w:ascii="Times New Roman" w:hAnsi="Times New Roman" w:cs="Times New Roman"/>
-          <w:sz w:val="24"/>
-          <w:szCs w:val="24"/>
-        </w:rPr>
-      </w:pPr>
-      <w:r>
-        <w:rPr>
-          <w:rFonts w:ascii="Times New Roman" w:hAnsi="Times New Roman" w:cs="Times New Roman"/>
-          <w:i/>
-          <w:iCs/>
-          <w:color w:val="FF0000"/>
-          <w:sz w:val="24"/>
-          <w:szCs w:val="24"/>
-        </w:rPr>
-        <w:t xml:space="preserve">Богородичний (г. 4): </w:t>
-      </w:r>
-      <w:r>
-        <w:rPr>
-          <w:rFonts w:ascii="Times New Roman" w:hAnsi="Times New Roman" w:cs="Times New Roman"/>
-          <w:sz w:val="24"/>
-          <w:szCs w:val="24"/>
-        </w:rPr>
-        <w:t xml:space="preserve">Богородице Діво, єдина чиста і єдина благословенна!* Ми пізнали Слово Отця, </w:t>
-      </w:r>
-      <w:proofErr w:type="spellStart"/>
-      <w:r>
-        <w:rPr>
-          <w:rFonts w:ascii="Times New Roman" w:hAnsi="Times New Roman" w:cs="Times New Roman"/>
-          <w:sz w:val="24"/>
-          <w:szCs w:val="24"/>
-        </w:rPr>
-        <w:t>Хрисга</w:t>
-      </w:r>
-      <w:proofErr w:type="spellEnd"/>
-      <w:r>
-        <w:rPr>
-          <w:rFonts w:ascii="Times New Roman" w:hAnsi="Times New Roman" w:cs="Times New Roman"/>
-          <w:sz w:val="24"/>
-          <w:szCs w:val="24"/>
-        </w:rPr>
-        <w:t xml:space="preserve"> Бога нашого,* що з тебе воплотився,* тому безупинно тебе, оспівуючи, величаємо.</w:t>
-      </w:r>
-    </w:p>
-    <w:p>
-      <w:pPr>
-        <w:pStyle w:val="3"/>
-        <w:rPr>
-          <w:rFonts w:ascii="Times New Roman" w:hAnsi="Times New Roman" w:cs="Times New Roman"/>
-        </w:rPr>
-      </w:pPr>
-      <w:r>
-        <w:rPr>
-          <w:rFonts w:ascii="Times New Roman" w:hAnsi="Times New Roman" w:cs="Times New Roman"/>
-        </w:rPr>
-        <w:t>П'ятниця</w:t>
-      </w:r>
-    </w:p>
-    <w:p>
-      <w:pPr>
-        <w:rPr>
-          <w:rFonts w:ascii="Times New Roman" w:hAnsi="Times New Roman" w:cs="Times New Roman"/>
-          <w:sz w:val="24"/>
-          <w:szCs w:val="24"/>
-        </w:rPr>
-      </w:pPr>
-      <w:r>
-        <w:rPr>
-          <w:rFonts w:ascii="Times New Roman" w:hAnsi="Times New Roman" w:cs="Times New Roman"/>
-          <w:i/>
-          <w:iCs/>
-          <w:color w:val="FF0000"/>
-          <w:sz w:val="24"/>
-          <w:szCs w:val="24"/>
-        </w:rPr>
-        <w:t xml:space="preserve">Богородичний (г. 4): </w:t>
-      </w:r>
-      <w:r>
-        <w:rPr>
-          <w:rFonts w:ascii="Times New Roman" w:hAnsi="Times New Roman" w:cs="Times New Roman"/>
-          <w:sz w:val="24"/>
-          <w:szCs w:val="24"/>
-        </w:rPr>
-        <w:t xml:space="preserve">Діво пренепорочна, Мати Христа Бога!* Меч прошив твою пресвяту душу,* коли ти бачила добровільно розп'ятого Сина і Бога твого;* не </w:t>
-      </w:r>
-      <w:proofErr w:type="spellStart"/>
-      <w:r>
-        <w:rPr>
-          <w:rFonts w:ascii="Times New Roman" w:hAnsi="Times New Roman" w:cs="Times New Roman"/>
-          <w:sz w:val="24"/>
-          <w:szCs w:val="24"/>
-        </w:rPr>
-        <w:t>переставай</w:t>
-      </w:r>
-      <w:proofErr w:type="spellEnd"/>
-      <w:r>
-        <w:rPr>
-          <w:rFonts w:ascii="Times New Roman" w:hAnsi="Times New Roman" w:cs="Times New Roman"/>
-          <w:sz w:val="24"/>
-          <w:szCs w:val="24"/>
-        </w:rPr>
-        <w:t>, Благословенна, молити його,* щоб дав нам прощення гріхів.</w:t>
-      </w:r>
-    </w:p>
-    <w:p>
-      <w:pPr>
-        <w:pStyle w:val="3"/>
-        <w:rPr>
-          <w:rFonts w:ascii="Times New Roman" w:hAnsi="Times New Roman" w:cs="Times New Roman"/>
-        </w:rPr>
-      </w:pPr>
-      <w:r>
-        <w:rPr>
-          <w:rFonts w:ascii="Times New Roman" w:hAnsi="Times New Roman" w:cs="Times New Roman"/>
-        </w:rPr>
-        <w:t>Субота</w:t>
-      </w:r>
-    </w:p>
-    <w:p>
-      <w:pPr>
-        <w:rPr>
-          <w:rFonts w:ascii="Times New Roman" w:hAnsi="Times New Roman" w:cs="Times New Roman"/>
-          <w:sz w:val="24"/>
-          <w:szCs w:val="24"/>
-        </w:rPr>
-      </w:pPr>
-      <w:r>
-        <w:rPr>
-          <w:rFonts w:ascii="Times New Roman" w:hAnsi="Times New Roman" w:cs="Times New Roman"/>
-          <w:i/>
-          <w:iCs/>
-          <w:color w:val="FF0000"/>
-          <w:sz w:val="24"/>
-          <w:szCs w:val="24"/>
-        </w:rPr>
-        <w:t xml:space="preserve">Богородичний (г. 4): </w:t>
-      </w:r>
-      <w:r>
-        <w:rPr>
-          <w:rFonts w:ascii="Times New Roman" w:hAnsi="Times New Roman" w:cs="Times New Roman"/>
-          <w:sz w:val="24"/>
-          <w:szCs w:val="24"/>
-        </w:rPr>
-        <w:t xml:space="preserve">Таємниця споконвіку закрита й ангелам незнана:* через тебе, Богородице, Бог землянам появився,* прийнявши в </w:t>
-      </w:r>
-      <w:proofErr w:type="spellStart"/>
-      <w:r>
-        <w:rPr>
-          <w:rFonts w:ascii="Times New Roman" w:hAnsi="Times New Roman" w:cs="Times New Roman"/>
-          <w:sz w:val="24"/>
-          <w:szCs w:val="24"/>
-        </w:rPr>
-        <w:t>незлитній</w:t>
-      </w:r>
-      <w:proofErr w:type="spellEnd"/>
-      <w:r>
-        <w:rPr>
-          <w:rFonts w:ascii="Times New Roman" w:hAnsi="Times New Roman" w:cs="Times New Roman"/>
-          <w:sz w:val="24"/>
-          <w:szCs w:val="24"/>
-        </w:rPr>
-        <w:t xml:space="preserve"> сполуці тіло* і витерпівши задля нас добровільно хрест;* ним він воскресив </w:t>
-      </w:r>
-      <w:proofErr w:type="spellStart"/>
-      <w:r>
-        <w:rPr>
-          <w:rFonts w:ascii="Times New Roman" w:hAnsi="Times New Roman" w:cs="Times New Roman"/>
-          <w:sz w:val="24"/>
-          <w:szCs w:val="24"/>
-        </w:rPr>
-        <w:t>первоствореного</w:t>
-      </w:r>
-      <w:proofErr w:type="spellEnd"/>
-      <w:r>
-        <w:rPr>
-          <w:rFonts w:ascii="Times New Roman" w:hAnsi="Times New Roman" w:cs="Times New Roman"/>
-          <w:sz w:val="24"/>
-          <w:szCs w:val="24"/>
-        </w:rPr>
-        <w:t xml:space="preserve">* і спас від </w:t>
-      </w:r>
-      <w:proofErr w:type="spellStart"/>
-      <w:r>
-        <w:rPr>
-          <w:rFonts w:ascii="Times New Roman" w:hAnsi="Times New Roman" w:cs="Times New Roman"/>
-          <w:sz w:val="24"/>
-          <w:szCs w:val="24"/>
-        </w:rPr>
-        <w:t>смерти</w:t>
-      </w:r>
-      <w:proofErr w:type="spellEnd"/>
-      <w:r>
-        <w:rPr>
-          <w:rFonts w:ascii="Times New Roman" w:hAnsi="Times New Roman" w:cs="Times New Roman"/>
-          <w:sz w:val="24"/>
-          <w:szCs w:val="24"/>
-        </w:rPr>
-        <w:t xml:space="preserve"> душі наші.</w:t>
-      </w:r>
-    </w:p>
-    <w:p>
-      <w:pPr>
-        <w:pStyle w:val="a4"/>
-        <w:rPr>
-          <w:rFonts w:ascii="Times New Roman" w:hAnsi="Times New Roman" w:cs="Times New Roman"/>
-          <w:sz w:val="24"/>
-          <w:szCs w:val="24"/>
-        </w:rPr>
-      </w:pPr>
-    </w:p>
-    <w:p>
-      <w:pPr>
-        <w:pStyle w:val="2"/>
-        <w:rPr>
-          <w:rFonts w:ascii="Times New Roman" w:hAnsi="Times New Roman" w:cs="Times New Roman"/>
-          <w:sz w:val="24"/>
-          <w:szCs w:val="24"/>
-        </w:rPr>
-      </w:pPr>
-      <w:r>
-        <w:rPr>
-          <w:rFonts w:ascii="Times New Roman" w:hAnsi="Times New Roman" w:cs="Times New Roman"/>
-          <w:sz w:val="24"/>
-          <w:szCs w:val="24"/>
-        </w:rPr>
-        <w:t>Утреня Відпуст</w:t>
-      </w:r>
-    </w:p>
-    <w:p>
-      <w:pPr>
-        <w:pStyle w:val="3"/>
-        <w:rPr>
-          <w:rFonts w:ascii="Times New Roman" w:hAnsi="Times New Roman" w:cs="Times New Roman"/>
-        </w:rPr>
-      </w:pPr>
-      <w:r>
-        <w:rPr>
-          <w:rFonts w:ascii="Times New Roman" w:hAnsi="Times New Roman" w:cs="Times New Roman"/>
-        </w:rPr>
-        <w:t>Неділя</w:t>
-      </w:r>
-    </w:p>
-    <w:p>
-      <w:pPr>
-        <w:rPr>
-          <w:rFonts w:ascii="Times New Roman" w:hAnsi="Times New Roman" w:cs="Times New Roman"/>
-          <w:sz w:val="24"/>
-          <w:szCs w:val="24"/>
-        </w:rPr>
-      </w:pPr>
-      <w:r>
-        <w:rPr>
-          <w:rFonts w:ascii="Times New Roman" w:hAnsi="Times New Roman" w:cs="Times New Roman"/>
-          <w:i/>
-          <w:iCs/>
-          <w:color w:val="FF0000"/>
-          <w:sz w:val="24"/>
-          <w:szCs w:val="24"/>
-        </w:rPr>
-        <w:t xml:space="preserve">Богородичний (г. 4): </w:t>
-      </w:r>
-      <w:r>
-        <w:rPr>
-          <w:rFonts w:ascii="Times New Roman" w:hAnsi="Times New Roman" w:cs="Times New Roman"/>
-          <w:sz w:val="24"/>
-          <w:szCs w:val="24"/>
-        </w:rPr>
-        <w:t xml:space="preserve">Коли Гавриїл звістив тобі, Діво: Радуйся!* – то з цим голосом прийняв тіло Владика в тобі, святім </w:t>
-      </w:r>
-      <w:proofErr w:type="spellStart"/>
-      <w:r>
-        <w:rPr>
-          <w:rFonts w:ascii="Times New Roman" w:hAnsi="Times New Roman" w:cs="Times New Roman"/>
-          <w:sz w:val="24"/>
-          <w:szCs w:val="24"/>
-        </w:rPr>
-        <w:t>кивоті</w:t>
-      </w:r>
-      <w:proofErr w:type="spellEnd"/>
-      <w:r>
-        <w:rPr>
-          <w:rFonts w:ascii="Times New Roman" w:hAnsi="Times New Roman" w:cs="Times New Roman"/>
-          <w:sz w:val="24"/>
-          <w:szCs w:val="24"/>
-        </w:rPr>
-        <w:t>,* як мовив праведний Давид,* і ти з'явилася просторішою небес, носивши Творця свого.* Слава тому, що поселився в тобі!* Слава тому, що вийшов з тебе!* Слава тому, що визволив нас народженням твоїм!</w:t>
-      </w:r>
-    </w:p>
-    <w:p>
-      <w:pPr>
-        <w:pStyle w:val="3"/>
-        <w:rPr>
-          <w:rFonts w:ascii="Times New Roman" w:hAnsi="Times New Roman" w:cs="Times New Roman"/>
-        </w:rPr>
-      </w:pPr>
-      <w:r>
-        <w:rPr>
-          <w:rFonts w:ascii="Times New Roman" w:hAnsi="Times New Roman" w:cs="Times New Roman"/>
-        </w:rPr>
-        <w:t>Понеділок</w:t>
-      </w:r>
-    </w:p>
-    <w:p>
-      <w:pPr>
-        <w:rPr>
-          <w:rFonts w:ascii="Times New Roman" w:hAnsi="Times New Roman" w:cs="Times New Roman"/>
-          <w:sz w:val="24"/>
-          <w:szCs w:val="24"/>
-        </w:rPr>
-      </w:pPr>
-      <w:r>
-        <w:rPr>
-          <w:rFonts w:ascii="Times New Roman" w:hAnsi="Times New Roman" w:cs="Times New Roman"/>
-          <w:i/>
-          <w:iCs/>
-          <w:color w:val="FF0000"/>
-          <w:sz w:val="24"/>
-          <w:szCs w:val="24"/>
-        </w:rPr>
-        <w:t xml:space="preserve">Богородичний (г. 4): </w:t>
-      </w:r>
-      <w:r>
-        <w:rPr>
-          <w:rFonts w:ascii="Times New Roman" w:hAnsi="Times New Roman" w:cs="Times New Roman"/>
-          <w:sz w:val="24"/>
-          <w:szCs w:val="24"/>
-        </w:rPr>
-        <w:t>Ти вища від усіх створінь, Богородице,* тож, не вміючи достойно тебе оспівувати,* молимось: Ласкаво помилуй нас!</w:t>
-      </w:r>
-    </w:p>
-    <w:p>
-      <w:pPr>
-        <w:pStyle w:val="3"/>
-        <w:rPr>
-          <w:rFonts w:ascii="Times New Roman" w:hAnsi="Times New Roman" w:cs="Times New Roman"/>
-        </w:rPr>
-      </w:pPr>
-      <w:r>
-        <w:rPr>
-          <w:rFonts w:ascii="Times New Roman" w:hAnsi="Times New Roman" w:cs="Times New Roman"/>
-        </w:rPr>
-        <w:t>Вівторок</w:t>
-      </w:r>
-    </w:p>
-    <w:p>
-      <w:pPr>
-        <w:rPr>
-          <w:rFonts w:ascii="Times New Roman" w:hAnsi="Times New Roman" w:cs="Times New Roman"/>
-          <w:sz w:val="24"/>
-          <w:szCs w:val="24"/>
-        </w:rPr>
-      </w:pPr>
-      <w:r>
-        <w:rPr>
-          <w:rFonts w:ascii="Times New Roman" w:hAnsi="Times New Roman" w:cs="Times New Roman"/>
-          <w:i/>
-          <w:iCs/>
-          <w:color w:val="FF0000"/>
-          <w:sz w:val="24"/>
-          <w:szCs w:val="24"/>
-        </w:rPr>
-        <w:t xml:space="preserve">Богородичний (г. 4): </w:t>
-      </w:r>
-      <w:r>
-        <w:rPr>
-          <w:rFonts w:ascii="Times New Roman" w:hAnsi="Times New Roman" w:cs="Times New Roman"/>
-          <w:sz w:val="24"/>
-          <w:szCs w:val="24"/>
-        </w:rPr>
-        <w:t xml:space="preserve">Тебе величаємо, Богородице, </w:t>
-      </w:r>
-      <w:proofErr w:type="spellStart"/>
-      <w:r>
-        <w:rPr>
-          <w:rFonts w:ascii="Times New Roman" w:hAnsi="Times New Roman" w:cs="Times New Roman"/>
-          <w:sz w:val="24"/>
-          <w:szCs w:val="24"/>
-        </w:rPr>
-        <w:t>кличучи</w:t>
-      </w:r>
-      <w:proofErr w:type="spellEnd"/>
-      <w:r>
-        <w:rPr>
-          <w:rFonts w:ascii="Times New Roman" w:hAnsi="Times New Roman" w:cs="Times New Roman"/>
-          <w:sz w:val="24"/>
-          <w:szCs w:val="24"/>
-        </w:rPr>
-        <w:t>:* Ти купина неопалима,* в якій Мойсей бачив полум'я – вогонь Божества.</w:t>
+        <w:t>Тебе величаємо, Богородице, кличучи:* Ти купина неопалима,* в якій Мойсей бачив полум'я – вогонь Божества.</w:t>
       </w:r>
     </w:p>
     <w:p>
@@ -4079,7 +3557,49 @@
           <w:sz w:val="24"/>
           <w:szCs w:val="24"/>
         </w:rPr>
-        <w:t xml:space="preserve">Скорий твій покров і поміч,* і милість покажи, Чиста, слугам твоїм.* </w:t>
+        <w:t>Скорий твій покров і поміч,* і милість покажи, Чиста, слугам твоїм.* Утихомир хвилювання марних помислів* і піднеси впалу мою душу, Богородице,* бо знаю, знаю, Діво, що можеш усе, що лише хочеш.</w:t>
+      </w:r>
+    </w:p>
+    <w:p>
+      <w:pPr>
+        <w:pStyle w:val="3"/>
+        <w:rPr>
+          <w:rFonts w:ascii="Times New Roman" w:hAnsi="Times New Roman" w:cs="Times New Roman"/>
+        </w:rPr>
+      </w:pPr>
+      <w:r>
+        <w:rPr>
+          <w:rFonts w:ascii="Times New Roman" w:hAnsi="Times New Roman" w:cs="Times New Roman"/>
+        </w:rPr>
+        <w:t>Середа</w:t>
+      </w:r>
+    </w:p>
+    <w:p>
+      <w:pPr>
+        <w:rPr>
+          <w:rFonts w:ascii="Times New Roman" w:hAnsi="Times New Roman" w:cs="Times New Roman"/>
+          <w:sz w:val="24"/>
+          <w:szCs w:val="24"/>
+        </w:rPr>
+      </w:pPr>
+      <w:r>
+        <w:rPr>
+          <w:rFonts w:ascii="Times New Roman" w:hAnsi="Times New Roman" w:cs="Times New Roman"/>
+          <w:i/>
+          <w:iCs/>
+          <w:color w:val="FF0000"/>
+          <w:sz w:val="24"/>
+          <w:szCs w:val="24"/>
+        </w:rPr>
+        <w:t xml:space="preserve">Богородичний (г. 5): </w:t>
+      </w:r>
+      <w:r>
+        <w:rPr>
+          <w:rFonts w:ascii="Times New Roman" w:hAnsi="Times New Roman" w:cs="Times New Roman"/>
+          <w:sz w:val="24"/>
+          <w:szCs w:val="24"/>
+        </w:rPr>
+        <w:t xml:space="preserve">Хрестом Сина твого, </w:t>
       </w:r>
       <w:proofErr w:type="spellStart"/>
       <w:r>
@@ -4088,7 +3608,7 @@
           <w:sz w:val="24"/>
           <w:szCs w:val="24"/>
         </w:rPr>
-        <w:t>Утихомир</w:t>
+        <w:t>Богоблагодатна</w:t>
       </w:r>
       <w:proofErr w:type="spellEnd"/>
       <w:r>
@@ -4097,21 +3617,21 @@
           <w:sz w:val="24"/>
           <w:szCs w:val="24"/>
         </w:rPr>
-        <w:t xml:space="preserve"> хвилювання марних помислів* і піднеси впалу мою душу, Богородице,* бо знаю, знаю, Діво, що можеш усе, що лише хочеш.</w:t>
-      </w:r>
-    </w:p>
-    <w:p>
-      <w:pPr>
-        <w:pStyle w:val="3"/>
-        <w:rPr>
-          <w:rFonts w:ascii="Times New Roman" w:hAnsi="Times New Roman" w:cs="Times New Roman"/>
-        </w:rPr>
-      </w:pPr>
-      <w:r>
-        <w:rPr>
-          <w:rFonts w:ascii="Times New Roman" w:hAnsi="Times New Roman" w:cs="Times New Roman"/>
-        </w:rPr>
-        <w:t>Середа</w:t>
+        <w:t>,* знищена вся ідольська омана і здолана демонська сила.* Тому ми, вірні, як годиться,* завжди тебе оспівуємо та благословляємо* і, визнаючи справжньою Богородицею, тебе величаємо.</w:t>
+      </w:r>
+    </w:p>
+    <w:p>
+      <w:pPr>
+        <w:pStyle w:val="3"/>
+        <w:rPr>
+          <w:rFonts w:ascii="Times New Roman" w:hAnsi="Times New Roman" w:cs="Times New Roman"/>
+        </w:rPr>
+      </w:pPr>
+      <w:r>
+        <w:rPr>
+          <w:rFonts w:ascii="Times New Roman" w:hAnsi="Times New Roman" w:cs="Times New Roman"/>
+        </w:rPr>
+        <w:t>Четвер</w:t>
       </w:r>
     </w:p>
     <w:p>
@@ -4139,6 +3659,66 @@
           <w:sz w:val="24"/>
           <w:szCs w:val="24"/>
         </w:rPr>
+        <w:t xml:space="preserve">Дивне таїнство Діви,* бо з неї </w:t>
+      </w:r>
+      <w:proofErr w:type="spellStart"/>
+      <w:r>
+        <w:rPr>
+          <w:rFonts w:ascii="Times New Roman" w:hAnsi="Times New Roman" w:cs="Times New Roman"/>
+          <w:sz w:val="24"/>
+          <w:szCs w:val="24"/>
+        </w:rPr>
+        <w:t>безсіменно</w:t>
+      </w:r>
+      <w:proofErr w:type="spellEnd"/>
+      <w:r>
+        <w:rPr>
+          <w:rFonts w:ascii="Times New Roman" w:hAnsi="Times New Roman" w:cs="Times New Roman"/>
+          <w:sz w:val="24"/>
+          <w:szCs w:val="24"/>
+        </w:rPr>
+        <w:t xml:space="preserve"> народився і появився в тілі Господь,* спасіння світу.* Всіх радосте, Господи, – слава тобі!</w:t>
+      </w:r>
+    </w:p>
+    <w:p>
+      <w:pPr>
+        <w:pStyle w:val="3"/>
+        <w:rPr>
+          <w:rFonts w:ascii="Times New Roman" w:hAnsi="Times New Roman" w:cs="Times New Roman"/>
+        </w:rPr>
+      </w:pPr>
+      <w:r>
+        <w:rPr>
+          <w:rFonts w:ascii="Times New Roman" w:hAnsi="Times New Roman" w:cs="Times New Roman"/>
+        </w:rPr>
+        <w:t>П'ятниця</w:t>
+      </w:r>
+    </w:p>
+    <w:p>
+      <w:pPr>
+        <w:rPr>
+          <w:rFonts w:ascii="Times New Roman" w:hAnsi="Times New Roman" w:cs="Times New Roman"/>
+          <w:sz w:val="24"/>
+          <w:szCs w:val="24"/>
+        </w:rPr>
+      </w:pPr>
+      <w:r>
+        <w:rPr>
+          <w:rFonts w:ascii="Times New Roman" w:hAnsi="Times New Roman" w:cs="Times New Roman"/>
+          <w:i/>
+          <w:iCs/>
+          <w:color w:val="FF0000"/>
+          <w:sz w:val="24"/>
+          <w:szCs w:val="24"/>
+        </w:rPr>
+        <w:t xml:space="preserve">Богородичний (г. 5): </w:t>
+      </w:r>
+      <w:r>
+        <w:rPr>
+          <w:rFonts w:ascii="Times New Roman" w:hAnsi="Times New Roman" w:cs="Times New Roman"/>
+          <w:sz w:val="24"/>
+          <w:szCs w:val="24"/>
+        </w:rPr>
         <w:t xml:space="preserve">Хрестом Сина твого, </w:t>
       </w:r>
       <w:proofErr w:type="spellStart"/>
@@ -4171,7 +3751,7 @@
         <w:rPr>
           <w:rFonts w:ascii="Times New Roman" w:hAnsi="Times New Roman" w:cs="Times New Roman"/>
         </w:rPr>
-        <w:t>Четвер</w:t>
+        <w:t>Субота</w:t>
       </w:r>
     </w:p>
     <w:p>
@@ -4199,7 +3779,7 @@
           <w:sz w:val="24"/>
           <w:szCs w:val="24"/>
         </w:rPr>
-        <w:t xml:space="preserve">Дивне таїнство Діви,* бо з неї </w:t>
+        <w:t xml:space="preserve">Радуйся, Брамо Господня непрохідна!* Радуйся, Охороно і Покрове тих, що до тебе приходять!* Радуйся, тиха Пристане і </w:t>
       </w:r>
       <w:proofErr w:type="spellStart"/>
       <w:r>
@@ -4208,7 +3788,7 @@
           <w:sz w:val="24"/>
           <w:szCs w:val="24"/>
         </w:rPr>
-        <w:t>безсіменно</w:t>
+        <w:t>Вседіво</w:t>
       </w:r>
       <w:proofErr w:type="spellEnd"/>
       <w:r>
@@ -4217,21 +3797,49 @@
           <w:sz w:val="24"/>
           <w:szCs w:val="24"/>
         </w:rPr>
-        <w:t xml:space="preserve"> народився і появився в тілі Господь,* спасіння світу.* Всіх радосте, Господи, – слава тобі!</w:t>
-      </w:r>
-    </w:p>
-    <w:p>
-      <w:pPr>
-        <w:pStyle w:val="3"/>
-        <w:rPr>
-          <w:rFonts w:ascii="Times New Roman" w:hAnsi="Times New Roman" w:cs="Times New Roman"/>
-        </w:rPr>
-      </w:pPr>
-      <w:r>
-        <w:rPr>
-          <w:rFonts w:ascii="Times New Roman" w:hAnsi="Times New Roman" w:cs="Times New Roman"/>
-        </w:rPr>
-        <w:t>П'ятниця</w:t>
+        <w:t>,* що свого Творця і Бога тілом породила!* Молись безупинно за тих, що прославляють* і почитають Народженого від тебе.</w:t>
+      </w:r>
+    </w:p>
+    <w:p>
+      <w:pPr>
+        <w:pStyle w:val="a4"/>
+        <w:rPr>
+          <w:rFonts w:ascii="Times New Roman" w:hAnsi="Times New Roman" w:cs="Times New Roman"/>
+          <w:sz w:val="24"/>
+          <w:szCs w:val="24"/>
+        </w:rPr>
+      </w:pPr>
+    </w:p>
+    <w:p>
+      <w:pPr>
+        <w:pStyle w:val="2"/>
+        <w:rPr>
+          <w:rFonts w:ascii="Times New Roman" w:hAnsi="Times New Roman" w:cs="Times New Roman"/>
+          <w:sz w:val="24"/>
+          <w:szCs w:val="24"/>
+        </w:rPr>
+      </w:pPr>
+      <w:r>
+        <w:rPr>
+          <w:rFonts w:ascii="Times New Roman" w:hAnsi="Times New Roman" w:cs="Times New Roman"/>
+          <w:sz w:val="24"/>
+          <w:szCs w:val="24"/>
+        </w:rPr>
+        <w:t>Утреня Відпуст</w:t>
+      </w:r>
+    </w:p>
+    <w:p>
+      <w:pPr>
+        <w:pStyle w:val="3"/>
+        <w:rPr>
+          <w:rFonts w:ascii="Times New Roman" w:hAnsi="Times New Roman" w:cs="Times New Roman"/>
+        </w:rPr>
+      </w:pPr>
+      <w:r>
+        <w:rPr>
+          <w:rFonts w:ascii="Times New Roman" w:hAnsi="Times New Roman" w:cs="Times New Roman"/>
+        </w:rPr>
+        <w:t>Неділя</w:t>
       </w:r>
     </w:p>
     <w:p>
@@ -4259,173 +3867,7 @@
           <w:sz w:val="24"/>
           <w:szCs w:val="24"/>
         </w:rPr>
-        <w:t xml:space="preserve">Хрестом Сина твого, </w:t>
-      </w:r>
-      <w:proofErr w:type="spellStart"/>
-      <w:r>
-        <w:rPr>
-          <w:rFonts w:ascii="Times New Roman" w:hAnsi="Times New Roman" w:cs="Times New Roman"/>
-          <w:sz w:val="24"/>
-          <w:szCs w:val="24"/>
-        </w:rPr>
-        <w:t>Богоблагодатна</w:t>
-      </w:r>
-      <w:proofErr w:type="spellEnd"/>
-      <w:r>
-        <w:rPr>
-          <w:rFonts w:ascii="Times New Roman" w:hAnsi="Times New Roman" w:cs="Times New Roman"/>
-          <w:sz w:val="24"/>
-          <w:szCs w:val="24"/>
-        </w:rPr>
-        <w:t>,* знищена вся ідольська омана і здолана демонська сила.* Тому ми, вірні, як годиться,* завжди тебе оспівуємо та благословляємо* і, визнаючи справжньою Богородицею, тебе величаємо.</w:t>
-      </w:r>
-    </w:p>
-    <w:p>
-      <w:pPr>
-        <w:pStyle w:val="3"/>
-        <w:rPr>
-          <w:rFonts w:ascii="Times New Roman" w:hAnsi="Times New Roman" w:cs="Times New Roman"/>
-        </w:rPr>
-      </w:pPr>
-      <w:r>
-        <w:rPr>
-          <w:rFonts w:ascii="Times New Roman" w:hAnsi="Times New Roman" w:cs="Times New Roman"/>
-        </w:rPr>
-        <w:t>Субота</w:t>
-      </w:r>
-    </w:p>
-    <w:p>
-      <w:pPr>
-        <w:rPr>
-          <w:rFonts w:ascii="Times New Roman" w:hAnsi="Times New Roman" w:cs="Times New Roman"/>
-          <w:sz w:val="24"/>
-          <w:szCs w:val="24"/>
-        </w:rPr>
-      </w:pPr>
-      <w:r>
-        <w:rPr>
-          <w:rFonts w:ascii="Times New Roman" w:hAnsi="Times New Roman" w:cs="Times New Roman"/>
-          <w:i/>
-          <w:iCs/>
-          <w:color w:val="FF0000"/>
-          <w:sz w:val="24"/>
-          <w:szCs w:val="24"/>
-        </w:rPr>
-        <w:t xml:space="preserve">Богородичний (г. 5): </w:t>
-      </w:r>
-      <w:r>
-        <w:rPr>
-          <w:rFonts w:ascii="Times New Roman" w:hAnsi="Times New Roman" w:cs="Times New Roman"/>
-          <w:sz w:val="24"/>
-          <w:szCs w:val="24"/>
-        </w:rPr>
-        <w:t xml:space="preserve">Радуйся, Брамо Господня непрохідна!* Радуйся, Охороно і Покрове тих, що до тебе приходять!* Радуйся, тиха Пристане і </w:t>
-      </w:r>
-      <w:proofErr w:type="spellStart"/>
-      <w:r>
-        <w:rPr>
-          <w:rFonts w:ascii="Times New Roman" w:hAnsi="Times New Roman" w:cs="Times New Roman"/>
-          <w:sz w:val="24"/>
-          <w:szCs w:val="24"/>
-        </w:rPr>
-        <w:t>Вседіво</w:t>
-      </w:r>
-      <w:proofErr w:type="spellEnd"/>
-      <w:r>
-        <w:rPr>
-          <w:rFonts w:ascii="Times New Roman" w:hAnsi="Times New Roman" w:cs="Times New Roman"/>
-          <w:sz w:val="24"/>
-          <w:szCs w:val="24"/>
-        </w:rPr>
-        <w:t>,* що свого Творця і Бога тілом породила!* Молись безупинно за тих, що прославляють* і почитають Народженого від тебе.</w:t>
-      </w:r>
-    </w:p>
-    <w:p>
-      <w:pPr>
-        <w:pStyle w:val="a4"/>
-        <w:rPr>
-          <w:rFonts w:ascii="Times New Roman" w:hAnsi="Times New Roman" w:cs="Times New Roman"/>
-          <w:sz w:val="24"/>
-          <w:szCs w:val="24"/>
-        </w:rPr>
-      </w:pPr>
-    </w:p>
-    <w:p>
-      <w:pPr>
-        <w:pStyle w:val="2"/>
-        <w:rPr>
-          <w:rFonts w:ascii="Times New Roman" w:hAnsi="Times New Roman" w:cs="Times New Roman"/>
-          <w:sz w:val="24"/>
-          <w:szCs w:val="24"/>
-        </w:rPr>
-      </w:pPr>
-      <w:r>
-        <w:rPr>
-          <w:rFonts w:ascii="Times New Roman" w:hAnsi="Times New Roman" w:cs="Times New Roman"/>
-          <w:sz w:val="24"/>
-          <w:szCs w:val="24"/>
-        </w:rPr>
-        <w:t>Утреня Відпуст</w:t>
-      </w:r>
-    </w:p>
-    <w:p>
-      <w:pPr>
-        <w:pStyle w:val="3"/>
-        <w:rPr>
-          <w:rFonts w:ascii="Times New Roman" w:hAnsi="Times New Roman" w:cs="Times New Roman"/>
-        </w:rPr>
-      </w:pPr>
-      <w:r>
-        <w:rPr>
-          <w:rFonts w:ascii="Times New Roman" w:hAnsi="Times New Roman" w:cs="Times New Roman"/>
-        </w:rPr>
-        <w:t>Неділя</w:t>
-      </w:r>
-    </w:p>
-    <w:p>
-      <w:pPr>
-        <w:rPr>
-          <w:rFonts w:ascii="Times New Roman" w:hAnsi="Times New Roman" w:cs="Times New Roman"/>
-          <w:sz w:val="24"/>
-          <w:szCs w:val="24"/>
-        </w:rPr>
-      </w:pPr>
-      <w:r>
-        <w:rPr>
-          <w:rFonts w:ascii="Times New Roman" w:hAnsi="Times New Roman" w:cs="Times New Roman"/>
-          <w:i/>
-          <w:iCs/>
-          <w:color w:val="FF0000"/>
-          <w:sz w:val="24"/>
-          <w:szCs w:val="24"/>
-        </w:rPr>
-        <w:t xml:space="preserve">Богородичний (г. 5): </w:t>
-      </w:r>
-      <w:r>
-        <w:rPr>
-          <w:rFonts w:ascii="Times New Roman" w:hAnsi="Times New Roman" w:cs="Times New Roman"/>
-          <w:sz w:val="24"/>
-          <w:szCs w:val="24"/>
-        </w:rPr>
-        <w:t xml:space="preserve">Коли Гавриїл звістив тобі, Діво: Радуйся!* – то з цим голосом прийняв тіло Владика в тобі, святім </w:t>
-      </w:r>
-      <w:proofErr w:type="spellStart"/>
-      <w:r>
-        <w:rPr>
-          <w:rFonts w:ascii="Times New Roman" w:hAnsi="Times New Roman" w:cs="Times New Roman"/>
-          <w:sz w:val="24"/>
-          <w:szCs w:val="24"/>
-        </w:rPr>
-        <w:t>кивоті</w:t>
-      </w:r>
-      <w:proofErr w:type="spellEnd"/>
-      <w:r>
-        <w:rPr>
-          <w:rFonts w:ascii="Times New Roman" w:hAnsi="Times New Roman" w:cs="Times New Roman"/>
-          <w:sz w:val="24"/>
-          <w:szCs w:val="24"/>
-        </w:rPr>
-        <w:t>,* як мовив праведний Давид,* і ти з'явилася просторішою небес, носивши Творця свого.* Слава тому, що поселився в тобі!* Слава тому, що вийшов з тебе!* Слава тому, що визволив нас народженням твоїм!</w:t>
+        <w:t>Коли Гавриїл звістив тобі, Діво: Радуйся!* – то з цим голосом прийняв тіло Владика в тобі, святім кивоті,* як мовив праведний Давид,* і ти з'явилася просторішою небес, носивши Творця свого.* Слава тому, що поселився в тобі!* Слава тому, що вийшов з тебе!* Слава тому, що визволив нас народженням твоїм!</w:t>
       </w:r>
     </w:p>
     <w:p>
@@ -5263,7 +4705,133 @@
           <w:sz w:val="24"/>
           <w:szCs w:val="24"/>
         </w:rPr>
-        <w:t xml:space="preserve">Коли Гавриїл звістив тобі, Діво: Радуйся!* – то з цим голосом прийняв тіло Владика в тобі, святім </w:t>
+        <w:t>Коли Гавриїл звістив тобі, Діво: Радуйся!* – то з цим голосом прийняв тіло Владика в тобі, святім кивоті,* як мовив праведний Давид,* і ти з'явилася просторішою небес, носивши Творця свого.* Слава тому, що поселився в тобі!* Слава тому, що вийшов з тебе!* Слава тому, що визволив нас народженням твоїм!</w:t>
+      </w:r>
+    </w:p>
+    <w:p>
+      <w:pPr>
+        <w:pStyle w:val="3"/>
+        <w:rPr>
+          <w:rFonts w:ascii="Times New Roman" w:hAnsi="Times New Roman" w:cs="Times New Roman"/>
+        </w:rPr>
+      </w:pPr>
+      <w:r>
+        <w:rPr>
+          <w:rFonts w:ascii="Times New Roman" w:hAnsi="Times New Roman" w:cs="Times New Roman"/>
+        </w:rPr>
+        <w:t>Понеділок</w:t>
+      </w:r>
+    </w:p>
+    <w:p>
+      <w:pPr>
+        <w:rPr>
+          <w:rFonts w:ascii="Times New Roman" w:hAnsi="Times New Roman" w:cs="Times New Roman"/>
+          <w:sz w:val="24"/>
+          <w:szCs w:val="24"/>
+        </w:rPr>
+      </w:pPr>
+      <w:r>
+        <w:rPr>
+          <w:rFonts w:ascii="Times New Roman" w:hAnsi="Times New Roman" w:cs="Times New Roman"/>
+          <w:i/>
+          <w:iCs/>
+          <w:color w:val="FF0000"/>
+          <w:sz w:val="24"/>
+          <w:szCs w:val="24"/>
+        </w:rPr>
+        <w:t xml:space="preserve">Богородичний (г. 6): </w:t>
+      </w:r>
+      <w:r>
+        <w:rPr>
+          <w:rFonts w:ascii="Times New Roman" w:hAnsi="Times New Roman" w:cs="Times New Roman"/>
+          <w:sz w:val="24"/>
+          <w:szCs w:val="24"/>
+        </w:rPr>
+        <w:t>Ти, Богородице, прийняла слово архангела* і стала херувимським престолом,* та на руках носила надію душ наших.</w:t>
+      </w:r>
+    </w:p>
+    <w:p>
+      <w:pPr>
+        <w:pStyle w:val="3"/>
+        <w:rPr>
+          <w:rFonts w:ascii="Times New Roman" w:hAnsi="Times New Roman" w:cs="Times New Roman"/>
+        </w:rPr>
+      </w:pPr>
+      <w:r>
+        <w:rPr>
+          <w:rFonts w:ascii="Times New Roman" w:hAnsi="Times New Roman" w:cs="Times New Roman"/>
+        </w:rPr>
+        <w:t>Вівторок</w:t>
+      </w:r>
+    </w:p>
+    <w:p>
+      <w:pPr>
+        <w:rPr>
+          <w:rFonts w:ascii="Times New Roman" w:hAnsi="Times New Roman" w:cs="Times New Roman"/>
+          <w:sz w:val="24"/>
+          <w:szCs w:val="24"/>
+        </w:rPr>
+      </w:pPr>
+      <w:r>
+        <w:rPr>
+          <w:rFonts w:ascii="Times New Roman" w:hAnsi="Times New Roman" w:cs="Times New Roman"/>
+          <w:i/>
+          <w:iCs/>
+          <w:color w:val="FF0000"/>
+          <w:sz w:val="24"/>
+          <w:szCs w:val="24"/>
+        </w:rPr>
+        <w:t xml:space="preserve">Богородичний (г. 6): </w:t>
+      </w:r>
+      <w:r>
+        <w:rPr>
+          <w:rFonts w:ascii="Times New Roman" w:hAnsi="Times New Roman" w:cs="Times New Roman"/>
+          <w:sz w:val="24"/>
+          <w:szCs w:val="24"/>
+        </w:rPr>
+        <w:t>Ніхто, що приходить до тебе,* не відходить осоромлений, Пречиста Богородице, Діво;* але, хто просить благодаті,* приймає дари згідно з корисним проханням.</w:t>
+      </w:r>
+    </w:p>
+    <w:p>
+      <w:pPr>
+        <w:pStyle w:val="3"/>
+        <w:rPr>
+          <w:rFonts w:ascii="Times New Roman" w:hAnsi="Times New Roman" w:cs="Times New Roman"/>
+        </w:rPr>
+      </w:pPr>
+      <w:r>
+        <w:rPr>
+          <w:rFonts w:ascii="Times New Roman" w:hAnsi="Times New Roman" w:cs="Times New Roman"/>
+        </w:rPr>
+        <w:t>Середа</w:t>
+      </w:r>
+    </w:p>
+    <w:p>
+      <w:pPr>
+        <w:rPr>
+          <w:rFonts w:ascii="Times New Roman" w:hAnsi="Times New Roman" w:cs="Times New Roman"/>
+          <w:sz w:val="24"/>
+          <w:szCs w:val="24"/>
+        </w:rPr>
+      </w:pPr>
+      <w:r>
+        <w:rPr>
+          <w:rFonts w:ascii="Times New Roman" w:hAnsi="Times New Roman" w:cs="Times New Roman"/>
+          <w:i/>
+          <w:iCs/>
+          <w:color w:val="FF0000"/>
+          <w:sz w:val="24"/>
+          <w:szCs w:val="24"/>
+        </w:rPr>
+        <w:t xml:space="preserve">Богородичний (г. 6): </w:t>
+      </w:r>
+      <w:r>
+        <w:rPr>
+          <w:rFonts w:ascii="Times New Roman" w:hAnsi="Times New Roman" w:cs="Times New Roman"/>
+          <w:sz w:val="24"/>
+          <w:szCs w:val="24"/>
+        </w:rPr>
+        <w:t xml:space="preserve">Моли, Пречиста Богородице,* від Отця без Матері родженого перед віками Сина і Слово Боже,* що без мужа </w:t>
       </w:r>
       <w:proofErr w:type="spellStart"/>
       <w:r>
@@ -5272,7 +4840,7 @@
           <w:sz w:val="24"/>
           <w:szCs w:val="24"/>
         </w:rPr>
-        <w:t>кивоті</w:t>
+        <w:t>воплотилось</w:t>
       </w:r>
       <w:proofErr w:type="spellEnd"/>
       <w:r>
@@ -5281,21 +4849,21 @@
           <w:sz w:val="24"/>
           <w:szCs w:val="24"/>
         </w:rPr>
-        <w:t>,* як мовив праведний Давид,* і ти з'явилася просторішою небес, носивши Творця свого.* Слава тому, що поселився в тобі!* Слава тому, що вийшов з тебе!* Слава тому, що визволив нас народженням твоїм!</w:t>
-      </w:r>
-    </w:p>
-    <w:p>
-      <w:pPr>
-        <w:pStyle w:val="3"/>
-        <w:rPr>
-          <w:rFonts w:ascii="Times New Roman" w:hAnsi="Times New Roman" w:cs="Times New Roman"/>
-        </w:rPr>
-      </w:pPr>
-      <w:r>
-        <w:rPr>
-          <w:rFonts w:ascii="Times New Roman" w:hAnsi="Times New Roman" w:cs="Times New Roman"/>
-        </w:rPr>
-        <w:t>Понеділок</w:t>
+        <w:t xml:space="preserve"> з пречистої твоєї крови,* і останнім часом народилося з тебе,* щоб перед смертю дав нам прощення гріхів.</w:t>
+      </w:r>
+    </w:p>
+    <w:p>
+      <w:pPr>
+        <w:pStyle w:val="3"/>
+        <w:rPr>
+          <w:rFonts w:ascii="Times New Roman" w:hAnsi="Times New Roman" w:cs="Times New Roman"/>
+        </w:rPr>
+      </w:pPr>
+      <w:r>
+        <w:rPr>
+          <w:rFonts w:ascii="Times New Roman" w:hAnsi="Times New Roman" w:cs="Times New Roman"/>
+        </w:rPr>
+        <w:t>Четвер</w:t>
       </w:r>
     </w:p>
     <w:p>
@@ -5323,21 +4891,57 @@
           <w:sz w:val="24"/>
           <w:szCs w:val="24"/>
         </w:rPr>
-        <w:t>Ти, Богородице, прийняла слово архангела* і стала херувимським престолом,* та на руках носила надію душ наших.</w:t>
-      </w:r>
-    </w:p>
-    <w:p>
-      <w:pPr>
-        <w:pStyle w:val="3"/>
-        <w:rPr>
-          <w:rFonts w:ascii="Times New Roman" w:hAnsi="Times New Roman" w:cs="Times New Roman"/>
-        </w:rPr>
-      </w:pPr>
-      <w:r>
-        <w:rPr>
-          <w:rFonts w:ascii="Times New Roman" w:hAnsi="Times New Roman" w:cs="Times New Roman"/>
-        </w:rPr>
-        <w:t>Вівторок</w:t>
+        <w:t xml:space="preserve">Великих дарів ти </w:t>
+      </w:r>
+      <w:proofErr w:type="spellStart"/>
+      <w:r>
+        <w:rPr>
+          <w:rFonts w:ascii="Times New Roman" w:hAnsi="Times New Roman" w:cs="Times New Roman"/>
+          <w:sz w:val="24"/>
+          <w:szCs w:val="24"/>
+        </w:rPr>
+        <w:t>сподобилася</w:t>
+      </w:r>
+      <w:proofErr w:type="spellEnd"/>
+      <w:r>
+        <w:rPr>
+          <w:rFonts w:ascii="Times New Roman" w:hAnsi="Times New Roman" w:cs="Times New Roman"/>
+          <w:sz w:val="24"/>
+          <w:szCs w:val="24"/>
+        </w:rPr>
+        <w:t xml:space="preserve">, чиста Діво Богомати,* бо ти породила тілом одного з Тройці, Христа </w:t>
+      </w:r>
+      <w:proofErr w:type="spellStart"/>
+      <w:r>
+        <w:rPr>
+          <w:rFonts w:ascii="Times New Roman" w:hAnsi="Times New Roman" w:cs="Times New Roman"/>
+          <w:sz w:val="24"/>
+          <w:szCs w:val="24"/>
+        </w:rPr>
+        <w:t>життєдавця</w:t>
+      </w:r>
+      <w:proofErr w:type="spellEnd"/>
+      <w:r>
+        <w:rPr>
+          <w:rFonts w:ascii="Times New Roman" w:hAnsi="Times New Roman" w:cs="Times New Roman"/>
+          <w:sz w:val="24"/>
+          <w:szCs w:val="24"/>
+        </w:rPr>
+        <w:t>* − на спасіння душ наших.</w:t>
+      </w:r>
+    </w:p>
+    <w:p>
+      <w:pPr>
+        <w:pStyle w:val="3"/>
+        <w:rPr>
+          <w:rFonts w:ascii="Times New Roman" w:hAnsi="Times New Roman" w:cs="Times New Roman"/>
+        </w:rPr>
+      </w:pPr>
+      <w:r>
+        <w:rPr>
+          <w:rFonts w:ascii="Times New Roman" w:hAnsi="Times New Roman" w:cs="Times New Roman"/>
+        </w:rPr>
+        <w:t>П'ятниця</w:t>
       </w:r>
     </w:p>
     <w:p>
@@ -5365,21 +4969,39 @@
           <w:sz w:val="24"/>
           <w:szCs w:val="24"/>
         </w:rPr>
-        <w:t>Ніхто, що приходить до тебе,* не відходить осоромлений, Пречиста Богородице, Діво;* але, хто просить благодаті,* приймає дари згідно з корисним проханням.</w:t>
-      </w:r>
-    </w:p>
-    <w:p>
-      <w:pPr>
-        <w:pStyle w:val="3"/>
-        <w:rPr>
-          <w:rFonts w:ascii="Times New Roman" w:hAnsi="Times New Roman" w:cs="Times New Roman"/>
-        </w:rPr>
-      </w:pPr>
-      <w:r>
-        <w:rPr>
-          <w:rFonts w:ascii="Times New Roman" w:hAnsi="Times New Roman" w:cs="Times New Roman"/>
-        </w:rPr>
-        <w:t>Середа</w:t>
+        <w:t xml:space="preserve">Моли, Пречиста Богородице,* від Отця без Матері родженого перед віками Сина і Слово Боже,* що без мужа </w:t>
+      </w:r>
+      <w:proofErr w:type="spellStart"/>
+      <w:r>
+        <w:rPr>
+          <w:rFonts w:ascii="Times New Roman" w:hAnsi="Times New Roman" w:cs="Times New Roman"/>
+          <w:sz w:val="24"/>
+          <w:szCs w:val="24"/>
+        </w:rPr>
+        <w:t>воплотилось</w:t>
+      </w:r>
+      <w:proofErr w:type="spellEnd"/>
+      <w:r>
+        <w:rPr>
+          <w:rFonts w:ascii="Times New Roman" w:hAnsi="Times New Roman" w:cs="Times New Roman"/>
+          <w:sz w:val="24"/>
+          <w:szCs w:val="24"/>
+        </w:rPr>
+        <w:t xml:space="preserve"> з пречистої твоєї крови,* і останнім часом народилося з тебе,* щоб перед смертю дав нам прощення гріхів.</w:t>
+      </w:r>
+    </w:p>
+    <w:p>
+      <w:pPr>
+        <w:pStyle w:val="3"/>
+        <w:rPr>
+          <w:rFonts w:ascii="Times New Roman" w:hAnsi="Times New Roman" w:cs="Times New Roman"/>
+        </w:rPr>
+      </w:pPr>
+      <w:r>
+        <w:rPr>
+          <w:rFonts w:ascii="Times New Roman" w:hAnsi="Times New Roman" w:cs="Times New Roman"/>
+        </w:rPr>
+        <w:t>Субота</w:t>
       </w:r>
     </w:p>
     <w:p>
@@ -5430,218 +5052,30 @@
     </w:p>
     <w:p>
       <w:pPr>
-        <w:pStyle w:val="3"/>
-        <w:rPr>
-          <w:rFonts w:ascii="Times New Roman" w:hAnsi="Times New Roman" w:cs="Times New Roman"/>
-        </w:rPr>
-      </w:pPr>
-      <w:r>
-        <w:rPr>
-          <w:rFonts w:ascii="Times New Roman" w:hAnsi="Times New Roman" w:cs="Times New Roman"/>
-        </w:rPr>
-        <w:t>Четвер</w:t>
-      </w:r>
-    </w:p>
-    <w:p>
-      <w:pPr>
-        <w:rPr>
-          <w:rFonts w:ascii="Times New Roman" w:hAnsi="Times New Roman" w:cs="Times New Roman"/>
-          <w:sz w:val="24"/>
-          <w:szCs w:val="24"/>
-        </w:rPr>
-      </w:pPr>
-      <w:r>
-        <w:rPr>
-          <w:rFonts w:ascii="Times New Roman" w:hAnsi="Times New Roman" w:cs="Times New Roman"/>
-          <w:i/>
-          <w:iCs/>
-          <w:color w:val="FF0000"/>
-          <w:sz w:val="24"/>
-          <w:szCs w:val="24"/>
-        </w:rPr>
-        <w:t xml:space="preserve">Богородичний (г. 6): </w:t>
-      </w:r>
-      <w:r>
-        <w:rPr>
-          <w:rFonts w:ascii="Times New Roman" w:hAnsi="Times New Roman" w:cs="Times New Roman"/>
-          <w:sz w:val="24"/>
-          <w:szCs w:val="24"/>
-        </w:rPr>
-        <w:t xml:space="preserve">Великих дарів ти </w:t>
-      </w:r>
-      <w:proofErr w:type="spellStart"/>
-      <w:r>
-        <w:rPr>
-          <w:rFonts w:ascii="Times New Roman" w:hAnsi="Times New Roman" w:cs="Times New Roman"/>
-          <w:sz w:val="24"/>
-          <w:szCs w:val="24"/>
-        </w:rPr>
-        <w:t>сподобилася</w:t>
-      </w:r>
-      <w:proofErr w:type="spellEnd"/>
-      <w:r>
-        <w:rPr>
-          <w:rFonts w:ascii="Times New Roman" w:hAnsi="Times New Roman" w:cs="Times New Roman"/>
-          <w:sz w:val="24"/>
-          <w:szCs w:val="24"/>
-        </w:rPr>
-        <w:t xml:space="preserve">, чиста Діво Богомати,* бо ти породила тілом одного з Тройці, Христа </w:t>
-      </w:r>
-      <w:proofErr w:type="spellStart"/>
-      <w:r>
-        <w:rPr>
-          <w:rFonts w:ascii="Times New Roman" w:hAnsi="Times New Roman" w:cs="Times New Roman"/>
-          <w:sz w:val="24"/>
-          <w:szCs w:val="24"/>
-        </w:rPr>
-        <w:t>життєдавця</w:t>
-      </w:r>
-      <w:proofErr w:type="spellEnd"/>
-      <w:r>
-        <w:rPr>
-          <w:rFonts w:ascii="Times New Roman" w:hAnsi="Times New Roman" w:cs="Times New Roman"/>
-          <w:sz w:val="24"/>
-          <w:szCs w:val="24"/>
-        </w:rPr>
-        <w:t>* − на спасіння душ наших.</w:t>
-      </w:r>
-    </w:p>
-    <w:p>
-      <w:pPr>
-        <w:pStyle w:val="3"/>
-        <w:rPr>
-          <w:rFonts w:ascii="Times New Roman" w:hAnsi="Times New Roman" w:cs="Times New Roman"/>
-        </w:rPr>
-      </w:pPr>
-      <w:r>
-        <w:rPr>
-          <w:rFonts w:ascii="Times New Roman" w:hAnsi="Times New Roman" w:cs="Times New Roman"/>
-        </w:rPr>
-        <w:t>П'ятниця</w:t>
-      </w:r>
-    </w:p>
-    <w:p>
-      <w:pPr>
-        <w:rPr>
-          <w:rFonts w:ascii="Times New Roman" w:hAnsi="Times New Roman" w:cs="Times New Roman"/>
-          <w:sz w:val="24"/>
-          <w:szCs w:val="24"/>
-        </w:rPr>
-      </w:pPr>
-      <w:r>
-        <w:rPr>
-          <w:rFonts w:ascii="Times New Roman" w:hAnsi="Times New Roman" w:cs="Times New Roman"/>
-          <w:i/>
-          <w:iCs/>
-          <w:color w:val="FF0000"/>
-          <w:sz w:val="24"/>
-          <w:szCs w:val="24"/>
-        </w:rPr>
-        <w:t xml:space="preserve">Богородичний (г. 6): </w:t>
-      </w:r>
-      <w:r>
-        <w:rPr>
-          <w:rFonts w:ascii="Times New Roman" w:hAnsi="Times New Roman" w:cs="Times New Roman"/>
-          <w:sz w:val="24"/>
-          <w:szCs w:val="24"/>
-        </w:rPr>
-        <w:t xml:space="preserve">Моли, Пречиста Богородице,* від Отця без Матері родженого перед віками Сина і Слово Боже,* що без мужа </w:t>
-      </w:r>
-      <w:proofErr w:type="spellStart"/>
-      <w:r>
-        <w:rPr>
-          <w:rFonts w:ascii="Times New Roman" w:hAnsi="Times New Roman" w:cs="Times New Roman"/>
-          <w:sz w:val="24"/>
-          <w:szCs w:val="24"/>
-        </w:rPr>
-        <w:t>воплотилось</w:t>
-      </w:r>
-      <w:proofErr w:type="spellEnd"/>
-      <w:r>
-        <w:rPr>
-          <w:rFonts w:ascii="Times New Roman" w:hAnsi="Times New Roman" w:cs="Times New Roman"/>
-          <w:sz w:val="24"/>
-          <w:szCs w:val="24"/>
-        </w:rPr>
-        <w:t xml:space="preserve"> з пречистої твоєї крови,* і останнім часом народилося з тебе,* щоб перед смертю дав нам прощення гріхів.</w:t>
-      </w:r>
-    </w:p>
-    <w:p>
-      <w:pPr>
-        <w:pStyle w:val="3"/>
-        <w:rPr>
-          <w:rFonts w:ascii="Times New Roman" w:hAnsi="Times New Roman" w:cs="Times New Roman"/>
-        </w:rPr>
-      </w:pPr>
-      <w:r>
-        <w:rPr>
-          <w:rFonts w:ascii="Times New Roman" w:hAnsi="Times New Roman" w:cs="Times New Roman"/>
-        </w:rPr>
-        <w:t>Субота</w:t>
-      </w:r>
-    </w:p>
-    <w:p>
-      <w:pPr>
-        <w:rPr>
-          <w:rFonts w:ascii="Times New Roman" w:hAnsi="Times New Roman" w:cs="Times New Roman"/>
-          <w:sz w:val="24"/>
-          <w:szCs w:val="24"/>
-        </w:rPr>
-      </w:pPr>
-      <w:r>
-        <w:rPr>
-          <w:rFonts w:ascii="Times New Roman" w:hAnsi="Times New Roman" w:cs="Times New Roman"/>
-          <w:i/>
-          <w:iCs/>
-          <w:color w:val="FF0000"/>
-          <w:sz w:val="24"/>
-          <w:szCs w:val="24"/>
-        </w:rPr>
-        <w:t xml:space="preserve">Богородичний (г. 6): </w:t>
-      </w:r>
-      <w:r>
-        <w:rPr>
-          <w:rFonts w:ascii="Times New Roman" w:hAnsi="Times New Roman" w:cs="Times New Roman"/>
-          <w:sz w:val="24"/>
-          <w:szCs w:val="24"/>
-        </w:rPr>
-        <w:t xml:space="preserve">Моли, Пречиста Богородице,* від Отця без Матері родженого перед віками Сина і Слово Боже,* що без мужа </w:t>
-      </w:r>
-      <w:proofErr w:type="spellStart"/>
-      <w:r>
-        <w:rPr>
-          <w:rFonts w:ascii="Times New Roman" w:hAnsi="Times New Roman" w:cs="Times New Roman"/>
-          <w:sz w:val="24"/>
-          <w:szCs w:val="24"/>
-        </w:rPr>
-        <w:t>воплотилось</w:t>
-      </w:r>
-      <w:proofErr w:type="spellEnd"/>
-      <w:r>
-        <w:rPr>
-          <w:rFonts w:ascii="Times New Roman" w:hAnsi="Times New Roman" w:cs="Times New Roman"/>
-          <w:sz w:val="24"/>
-          <w:szCs w:val="24"/>
-        </w:rPr>
-        <w:t xml:space="preserve"> з пречистої твоєї крови,* і останнім часом народилося з тебе,* щоб перед смертю дав нам прощення гріхів.</w:t>
-      </w:r>
-    </w:p>
-    <w:p>
-      <w:pPr>
         <w:pStyle w:val="1"/>
         <w:rPr>
           <w:rFonts w:ascii="Times New Roman" w:hAnsi="Times New Roman" w:cs="Times New Roman"/>
           <w:sz w:val="24"/>
           <w:szCs w:val="24"/>
-        </w:rPr>
-      </w:pPr>
-      <w:r>
-        <w:rPr>
-          <w:rFonts w:ascii="Times New Roman" w:hAnsi="Times New Roman" w:cs="Times New Roman"/>
-          <w:sz w:val="24"/>
-          <w:szCs w:val="24"/>
-        </w:rPr>
-        <w:t>Глас 8</w:t>
+          <w:lang w:val="en-US"/>
+        </w:rPr>
+      </w:pPr>
+      <w:r>
+        <w:rPr>
+          <w:rFonts w:ascii="Times New Roman" w:hAnsi="Times New Roman" w:cs="Times New Roman"/>
+          <w:sz w:val="24"/>
+          <w:szCs w:val="24"/>
+        </w:rPr>
+        <w:t xml:space="preserve">Глас </w:t>
+      </w:r>
+      <w:r>
+        <w:rPr>
+          <w:rFonts w:ascii="Times New Roman" w:hAnsi="Times New Roman" w:cs="Times New Roman"/>
+          <w:sz w:val="24"/>
+          <w:szCs w:val="24"/>
+          <w:lang w:val="en-US"/>
+        </w:rPr>
+        <w:t>7</w:t>
       </w:r>
     </w:p>
     <w:p>
@@ -5667,11 +5101,13 @@
         <w:pStyle w:val="3"/>
         <w:rPr>
           <w:rFonts w:ascii="Times New Roman" w:hAnsi="Times New Roman" w:cs="Times New Roman"/>
-        </w:rPr>
-      </w:pPr>
-      <w:r>
-        <w:rPr>
-          <w:rFonts w:ascii="Times New Roman" w:hAnsi="Times New Roman" w:cs="Times New Roman"/>
+          <w:highlight w:val="yellow"/>
+        </w:rPr>
+      </w:pPr>
+      <w:r>
+        <w:rPr>
+          <w:rFonts w:ascii="Times New Roman" w:hAnsi="Times New Roman" w:cs="Times New Roman"/>
+          <w:highlight w:val="yellow"/>
         </w:rPr>
         <w:t>Неділя</w:t>
       </w:r>
@@ -5682,56 +5118,67 @@
           <w:rFonts w:ascii="Times New Roman" w:hAnsi="Times New Roman" w:cs="Times New Roman"/>
           <w:sz w:val="24"/>
           <w:szCs w:val="24"/>
-        </w:rPr>
-      </w:pPr>
-      <w:r>
-        <w:rPr>
-          <w:rFonts w:ascii="Times New Roman" w:hAnsi="Times New Roman" w:cs="Times New Roman"/>
-          <w:i/>
-          <w:iCs/>
-          <w:color w:val="FF0000"/>
-          <w:sz w:val="24"/>
-          <w:szCs w:val="24"/>
-        </w:rPr>
-        <w:t xml:space="preserve">Богородичний (г. 8): </w:t>
-      </w:r>
-      <w:r>
-        <w:rPr>
-          <w:rFonts w:ascii="Times New Roman" w:hAnsi="Times New Roman" w:cs="Times New Roman"/>
-          <w:sz w:val="24"/>
-          <w:szCs w:val="24"/>
-        </w:rPr>
-        <w:t xml:space="preserve">Ти, Милосердний, що задля нас народився з Діви,* витерпів розп'яття і смертю смерть подолав* і, як Бог, </w:t>
-      </w:r>
-      <w:proofErr w:type="spellStart"/>
-      <w:r>
-        <w:rPr>
-          <w:rFonts w:ascii="Times New Roman" w:hAnsi="Times New Roman" w:cs="Times New Roman"/>
-          <w:sz w:val="24"/>
-          <w:szCs w:val="24"/>
-        </w:rPr>
-        <w:t>появив</w:t>
-      </w:r>
-      <w:proofErr w:type="spellEnd"/>
-      <w:r>
-        <w:rPr>
-          <w:rFonts w:ascii="Times New Roman" w:hAnsi="Times New Roman" w:cs="Times New Roman"/>
-          <w:sz w:val="24"/>
-          <w:szCs w:val="24"/>
-        </w:rPr>
-        <w:t xml:space="preserve"> воскресіння,* не погорди тими, що їх ти створив рукою своєю.* Покажи, Милостивий, своє чоловіколюбство,* прийми Богородицю, що тебе породила й молиться за нас,* і спаси, Спасе наш, людей зневірених.</w:t>
-      </w:r>
-    </w:p>
-    <w:p>
-      <w:pPr>
-        <w:pStyle w:val="3"/>
-        <w:rPr>
-          <w:rFonts w:ascii="Times New Roman" w:hAnsi="Times New Roman" w:cs="Times New Roman"/>
-        </w:rPr>
-      </w:pPr>
-      <w:r>
-        <w:rPr>
-          <w:rFonts w:ascii="Times New Roman" w:hAnsi="Times New Roman" w:cs="Times New Roman"/>
+          <w:highlight w:val="yellow"/>
+        </w:rPr>
+      </w:pPr>
+      <w:r>
+        <w:rPr>
+          <w:rFonts w:ascii="Times New Roman" w:hAnsi="Times New Roman" w:cs="Times New Roman"/>
+          <w:i/>
+          <w:iCs/>
+          <w:color w:val="FF0000"/>
+          <w:sz w:val="24"/>
+          <w:szCs w:val="24"/>
+          <w:highlight w:val="yellow"/>
+        </w:rPr>
+        <w:t>Богородичний (</w:t>
+      </w:r>
+      <w:r>
+        <w:rPr>
+          <w:rFonts w:ascii="Times New Roman" w:hAnsi="Times New Roman" w:cs="Times New Roman"/>
+          <w:i/>
+          <w:iCs/>
+          <w:color w:val="FF0000"/>
+          <w:sz w:val="24"/>
+          <w:szCs w:val="24"/>
+          <w:highlight w:val="yellow"/>
+        </w:rPr>
+        <w:t>г. 7</w:t>
+      </w:r>
+      <w:r>
+        <w:rPr>
+          <w:rFonts w:ascii="Times New Roman" w:hAnsi="Times New Roman" w:cs="Times New Roman"/>
+          <w:i/>
+          <w:iCs/>
+          <w:color w:val="FF0000"/>
+          <w:sz w:val="24"/>
+          <w:szCs w:val="24"/>
+          <w:highlight w:val="yellow"/>
+        </w:rPr>
+        <w:t xml:space="preserve">): </w:t>
+      </w:r>
+      <w:r>
+        <w:rPr>
+          <w:rFonts w:ascii="Times New Roman" w:hAnsi="Times New Roman" w:cs="Times New Roman"/>
+          <w:sz w:val="24"/>
+          <w:szCs w:val="24"/>
+          <w:highlight w:val="yellow"/>
+        </w:rPr>
+        <w:t>Ти, що благословенною назвав свою Матір,* добровільно прийшов на страждання* і засяяв на хресті, бажаючи віднайти Адама,* і до ангелів промовив: Радійте зі мною,* бо знайшлася загублена драхма!* Все мудро ти упорядив, Боже наш, – слава тобі!</w:t>
+      </w:r>
+    </w:p>
+    <w:p>
+      <w:pPr>
+        <w:pStyle w:val="3"/>
+        <w:rPr>
+          <w:rFonts w:ascii="Times New Roman" w:hAnsi="Times New Roman" w:cs="Times New Roman"/>
+          <w:highlight w:val="yellow"/>
+        </w:rPr>
+      </w:pPr>
+      <w:r>
+        <w:rPr>
+          <w:rFonts w:ascii="Times New Roman" w:hAnsi="Times New Roman" w:cs="Times New Roman"/>
+          <w:highlight w:val="yellow"/>
         </w:rPr>
         <w:lastRenderedPageBreak/>
         <w:t>Понеділок</w:t>
@@ -5743,26 +5190,53 @@
           <w:rFonts w:ascii="Times New Roman" w:hAnsi="Times New Roman" w:cs="Times New Roman"/>
           <w:sz w:val="24"/>
           <w:szCs w:val="24"/>
-        </w:rPr>
-      </w:pPr>
-      <w:r>
-        <w:rPr>
-          <w:rFonts w:ascii="Times New Roman" w:hAnsi="Times New Roman" w:cs="Times New Roman"/>
-          <w:i/>
-          <w:iCs/>
-          <w:color w:val="FF0000"/>
-          <w:sz w:val="24"/>
-          <w:szCs w:val="24"/>
-        </w:rPr>
-        <w:t xml:space="preserve">Богородичний (г. 8): </w:t>
-      </w:r>
-      <w:r>
-        <w:rPr>
-          <w:rFonts w:ascii="Times New Roman" w:hAnsi="Times New Roman" w:cs="Times New Roman"/>
-          <w:sz w:val="24"/>
-          <w:szCs w:val="24"/>
-        </w:rPr>
-        <w:t xml:space="preserve">Радуйся, що від ангела прийняла радість для світу!* Радуйся, що породила Творця свого і Господа!* Радуйся, ти, бо </w:t>
+          <w:highlight w:val="yellow"/>
+        </w:rPr>
+      </w:pPr>
+      <w:r>
+        <w:rPr>
+          <w:rFonts w:ascii="Times New Roman" w:hAnsi="Times New Roman" w:cs="Times New Roman"/>
+          <w:i/>
+          <w:iCs/>
+          <w:color w:val="FF0000"/>
+          <w:sz w:val="24"/>
+          <w:szCs w:val="24"/>
+          <w:highlight w:val="yellow"/>
+        </w:rPr>
+        <w:t>Богородичний (</w:t>
+      </w:r>
+      <w:r>
+        <w:rPr>
+          <w:rFonts w:ascii="Times New Roman" w:hAnsi="Times New Roman" w:cs="Times New Roman"/>
+          <w:i/>
+          <w:iCs/>
+          <w:color w:val="FF0000"/>
+          <w:sz w:val="24"/>
+          <w:szCs w:val="24"/>
+          <w:highlight w:val="yellow"/>
+        </w:rPr>
+        <w:t>г. 7</w:t>
+      </w:r>
+      <w:r>
+        <w:rPr>
+          <w:rFonts w:ascii="Times New Roman" w:hAnsi="Times New Roman" w:cs="Times New Roman"/>
+          <w:i/>
+          <w:iCs/>
+          <w:color w:val="FF0000"/>
+          <w:sz w:val="24"/>
+          <w:szCs w:val="24"/>
+          <w:highlight w:val="yellow"/>
+        </w:rPr>
+        <w:t xml:space="preserve">): </w:t>
+      </w:r>
+      <w:r>
+        <w:rPr>
+          <w:rFonts w:ascii="Times New Roman" w:hAnsi="Times New Roman" w:cs="Times New Roman"/>
+          <w:sz w:val="24"/>
+          <w:szCs w:val="24"/>
+          <w:highlight w:val="yellow"/>
+        </w:rPr>
+        <w:t xml:space="preserve">Початком спасіння стало </w:t>
       </w:r>
       <w:proofErr w:type="spellStart"/>
       <w:r>
@@ -5770,6 +5244,852 @@
           <w:rFonts w:ascii="Times New Roman" w:hAnsi="Times New Roman" w:cs="Times New Roman"/>
           <w:sz w:val="24"/>
           <w:szCs w:val="24"/>
+          <w:highlight w:val="yellow"/>
+        </w:rPr>
+        <w:t>благовіщення</w:t>
+      </w:r>
+      <w:proofErr w:type="spellEnd"/>
+      <w:r>
+        <w:rPr>
+          <w:rFonts w:ascii="Times New Roman" w:hAnsi="Times New Roman" w:cs="Times New Roman"/>
+          <w:sz w:val="24"/>
+          <w:szCs w:val="24"/>
+          <w:highlight w:val="yellow"/>
+        </w:rPr>
+        <w:t xml:space="preserve"> Гавриїла Діві,* що почула: «Радуйся!» і не відмовилась від привіту,* ані не засумнівалась, як Сара в наметі,* але так промовила: Я слугиня Господня,* нехай станеться зі мною за твоїм словом.</w:t>
+      </w:r>
+    </w:p>
+    <w:p>
+      <w:pPr>
+        <w:pStyle w:val="3"/>
+        <w:rPr>
+          <w:rFonts w:ascii="Times New Roman" w:hAnsi="Times New Roman" w:cs="Times New Roman"/>
+          <w:highlight w:val="yellow"/>
+        </w:rPr>
+      </w:pPr>
+      <w:r>
+        <w:rPr>
+          <w:rFonts w:ascii="Times New Roman" w:hAnsi="Times New Roman" w:cs="Times New Roman"/>
+          <w:highlight w:val="yellow"/>
+        </w:rPr>
+        <w:t>Вівторок</w:t>
+      </w:r>
+    </w:p>
+    <w:p>
+      <w:pPr>
+        <w:rPr>
+          <w:rFonts w:ascii="Times New Roman" w:hAnsi="Times New Roman" w:cs="Times New Roman"/>
+          <w:sz w:val="24"/>
+          <w:szCs w:val="24"/>
+          <w:highlight w:val="yellow"/>
+        </w:rPr>
+      </w:pPr>
+      <w:r>
+        <w:rPr>
+          <w:rFonts w:ascii="Times New Roman" w:hAnsi="Times New Roman" w:cs="Times New Roman"/>
+          <w:i/>
+          <w:iCs/>
+          <w:color w:val="FF0000"/>
+          <w:sz w:val="24"/>
+          <w:szCs w:val="24"/>
+          <w:highlight w:val="yellow"/>
+        </w:rPr>
+        <w:t>Богородичний (</w:t>
+      </w:r>
+      <w:r>
+        <w:rPr>
+          <w:rFonts w:ascii="Times New Roman" w:hAnsi="Times New Roman" w:cs="Times New Roman"/>
+          <w:i/>
+          <w:iCs/>
+          <w:color w:val="FF0000"/>
+          <w:sz w:val="24"/>
+          <w:szCs w:val="24"/>
+          <w:highlight w:val="yellow"/>
+        </w:rPr>
+        <w:t>г. 7</w:t>
+      </w:r>
+      <w:r>
+        <w:rPr>
+          <w:rFonts w:ascii="Times New Roman" w:hAnsi="Times New Roman" w:cs="Times New Roman"/>
+          <w:i/>
+          <w:iCs/>
+          <w:color w:val="FF0000"/>
+          <w:sz w:val="24"/>
+          <w:szCs w:val="24"/>
+          <w:highlight w:val="yellow"/>
+        </w:rPr>
+        <w:t xml:space="preserve">): </w:t>
+      </w:r>
+      <w:r>
+        <w:rPr>
+          <w:rFonts w:ascii="Times New Roman" w:hAnsi="Times New Roman" w:cs="Times New Roman"/>
+          <w:sz w:val="24"/>
+          <w:szCs w:val="24"/>
+          <w:highlight w:val="yellow"/>
+        </w:rPr>
+        <w:t>Надіє світу, милостива Богородице Діво!* Просимо про твоє єдино могутнє заступництво:* Змилуйся над людьми беззахисними і моли милостивого Бога,* щоб наші душі спаслися від усякої загрози, єдина Благословенна.</w:t>
+      </w:r>
+    </w:p>
+    <w:p>
+      <w:pPr>
+        <w:pStyle w:val="3"/>
+        <w:rPr>
+          <w:rFonts w:ascii="Times New Roman" w:hAnsi="Times New Roman" w:cs="Times New Roman"/>
+          <w:highlight w:val="yellow"/>
+        </w:rPr>
+      </w:pPr>
+      <w:r>
+        <w:rPr>
+          <w:rFonts w:ascii="Times New Roman" w:hAnsi="Times New Roman" w:cs="Times New Roman"/>
+          <w:highlight w:val="yellow"/>
+        </w:rPr>
+        <w:t>Середа</w:t>
+      </w:r>
+    </w:p>
+    <w:p>
+      <w:pPr>
+        <w:rPr>
+          <w:rFonts w:ascii="Times New Roman" w:hAnsi="Times New Roman" w:cs="Times New Roman"/>
+          <w:sz w:val="24"/>
+          <w:szCs w:val="24"/>
+          <w:highlight w:val="yellow"/>
+        </w:rPr>
+      </w:pPr>
+      <w:r>
+        <w:rPr>
+          <w:rFonts w:ascii="Times New Roman" w:hAnsi="Times New Roman" w:cs="Times New Roman"/>
+          <w:i/>
+          <w:iCs/>
+          <w:color w:val="FF0000"/>
+          <w:sz w:val="24"/>
+          <w:szCs w:val="24"/>
+          <w:highlight w:val="yellow"/>
+        </w:rPr>
+        <w:t>Богородичний (</w:t>
+      </w:r>
+      <w:r>
+        <w:rPr>
+          <w:rFonts w:ascii="Times New Roman" w:hAnsi="Times New Roman" w:cs="Times New Roman"/>
+          <w:i/>
+          <w:iCs/>
+          <w:color w:val="FF0000"/>
+          <w:sz w:val="24"/>
+          <w:szCs w:val="24"/>
+          <w:highlight w:val="yellow"/>
+        </w:rPr>
+        <w:t>г. 7</w:t>
+      </w:r>
+      <w:r>
+        <w:rPr>
+          <w:rFonts w:ascii="Times New Roman" w:hAnsi="Times New Roman" w:cs="Times New Roman"/>
+          <w:i/>
+          <w:iCs/>
+          <w:color w:val="FF0000"/>
+          <w:sz w:val="24"/>
+          <w:szCs w:val="24"/>
+          <w:highlight w:val="yellow"/>
+        </w:rPr>
+        <w:t xml:space="preserve">): </w:t>
+      </w:r>
+      <w:r>
+        <w:rPr>
+          <w:rFonts w:ascii="Times New Roman" w:hAnsi="Times New Roman" w:cs="Times New Roman"/>
+          <w:sz w:val="24"/>
+          <w:szCs w:val="24"/>
+          <w:highlight w:val="yellow"/>
+        </w:rPr>
+        <w:t xml:space="preserve">Богородице Діво, моли Сина твого, Христа, Бога нашого,* що добровільно дав себе </w:t>
+      </w:r>
+      <w:proofErr w:type="spellStart"/>
+      <w:r>
+        <w:rPr>
+          <w:rFonts w:ascii="Times New Roman" w:hAnsi="Times New Roman" w:cs="Times New Roman"/>
+          <w:sz w:val="24"/>
+          <w:szCs w:val="24"/>
+          <w:highlight w:val="yellow"/>
+        </w:rPr>
+        <w:t>розп'ясти</w:t>
+      </w:r>
+      <w:proofErr w:type="spellEnd"/>
+      <w:r>
+        <w:rPr>
+          <w:rFonts w:ascii="Times New Roman" w:hAnsi="Times New Roman" w:cs="Times New Roman"/>
+          <w:sz w:val="24"/>
+          <w:szCs w:val="24"/>
+          <w:highlight w:val="yellow"/>
+        </w:rPr>
+        <w:t xml:space="preserve"> на хресті,* і визволив світ від обману,* щоб помилувати душі наші.</w:t>
+      </w:r>
+    </w:p>
+    <w:p>
+      <w:pPr>
+        <w:pStyle w:val="3"/>
+        <w:rPr>
+          <w:rFonts w:ascii="Times New Roman" w:hAnsi="Times New Roman" w:cs="Times New Roman"/>
+          <w:highlight w:val="yellow"/>
+        </w:rPr>
+      </w:pPr>
+      <w:r>
+        <w:rPr>
+          <w:rFonts w:ascii="Times New Roman" w:hAnsi="Times New Roman" w:cs="Times New Roman"/>
+          <w:highlight w:val="yellow"/>
+        </w:rPr>
+        <w:t>Четвер</w:t>
+      </w:r>
+    </w:p>
+    <w:p>
+      <w:pPr>
+        <w:rPr>
+          <w:rFonts w:ascii="Times New Roman" w:hAnsi="Times New Roman" w:cs="Times New Roman"/>
+          <w:sz w:val="24"/>
+          <w:szCs w:val="24"/>
+          <w:highlight w:val="yellow"/>
+        </w:rPr>
+      </w:pPr>
+      <w:r>
+        <w:rPr>
+          <w:rFonts w:ascii="Times New Roman" w:hAnsi="Times New Roman" w:cs="Times New Roman"/>
+          <w:i/>
+          <w:iCs/>
+          <w:color w:val="FF0000"/>
+          <w:sz w:val="24"/>
+          <w:szCs w:val="24"/>
+          <w:highlight w:val="yellow"/>
+        </w:rPr>
+        <w:t>Богородичний (</w:t>
+      </w:r>
+      <w:r>
+        <w:rPr>
+          <w:rFonts w:ascii="Times New Roman" w:hAnsi="Times New Roman" w:cs="Times New Roman"/>
+          <w:i/>
+          <w:iCs/>
+          <w:color w:val="FF0000"/>
+          <w:sz w:val="24"/>
+          <w:szCs w:val="24"/>
+          <w:highlight w:val="yellow"/>
+        </w:rPr>
+        <w:t>г. 7</w:t>
+      </w:r>
+      <w:r>
+        <w:rPr>
+          <w:rFonts w:ascii="Times New Roman" w:hAnsi="Times New Roman" w:cs="Times New Roman"/>
+          <w:i/>
+          <w:iCs/>
+          <w:color w:val="FF0000"/>
+          <w:sz w:val="24"/>
+          <w:szCs w:val="24"/>
+          <w:highlight w:val="yellow"/>
+        </w:rPr>
+        <w:t xml:space="preserve">): </w:t>
+      </w:r>
+      <w:r>
+        <w:rPr>
+          <w:rFonts w:ascii="Times New Roman" w:hAnsi="Times New Roman" w:cs="Times New Roman"/>
+          <w:sz w:val="24"/>
+          <w:szCs w:val="24"/>
+          <w:highlight w:val="yellow"/>
+        </w:rPr>
+        <w:t xml:space="preserve">Свята Владичице, чиста Бога нашого Мати,* що всіх Творця несказанно породила!* </w:t>
+      </w:r>
+      <w:proofErr w:type="spellStart"/>
+      <w:r>
+        <w:rPr>
+          <w:rFonts w:ascii="Times New Roman" w:hAnsi="Times New Roman" w:cs="Times New Roman"/>
+          <w:sz w:val="24"/>
+          <w:szCs w:val="24"/>
+          <w:highlight w:val="yellow"/>
+        </w:rPr>
+        <w:t>Умоляй</w:t>
+      </w:r>
+      <w:proofErr w:type="spellEnd"/>
+      <w:r>
+        <w:rPr>
+          <w:rFonts w:ascii="Times New Roman" w:hAnsi="Times New Roman" w:cs="Times New Roman"/>
+          <w:sz w:val="24"/>
+          <w:szCs w:val="24"/>
+          <w:highlight w:val="yellow"/>
+        </w:rPr>
+        <w:t xml:space="preserve"> завжди зі священними апостолами його доброту,* щоб визволив нас від пристрастей* і дав нам гріхів прощення.</w:t>
+      </w:r>
+    </w:p>
+    <w:p>
+      <w:pPr>
+        <w:pStyle w:val="3"/>
+        <w:rPr>
+          <w:rFonts w:ascii="Times New Roman" w:hAnsi="Times New Roman" w:cs="Times New Roman"/>
+          <w:highlight w:val="yellow"/>
+        </w:rPr>
+      </w:pPr>
+      <w:r>
+        <w:rPr>
+          <w:rFonts w:ascii="Times New Roman" w:hAnsi="Times New Roman" w:cs="Times New Roman"/>
+          <w:highlight w:val="yellow"/>
+        </w:rPr>
+        <w:t>П'ятниця</w:t>
+      </w:r>
+    </w:p>
+    <w:p>
+      <w:pPr>
+        <w:rPr>
+          <w:rFonts w:ascii="Times New Roman" w:hAnsi="Times New Roman" w:cs="Times New Roman"/>
+          <w:sz w:val="24"/>
+          <w:szCs w:val="24"/>
+          <w:highlight w:val="yellow"/>
+        </w:rPr>
+      </w:pPr>
+      <w:r>
+        <w:rPr>
+          <w:rFonts w:ascii="Times New Roman" w:hAnsi="Times New Roman" w:cs="Times New Roman"/>
+          <w:i/>
+          <w:iCs/>
+          <w:color w:val="FF0000"/>
+          <w:sz w:val="24"/>
+          <w:szCs w:val="24"/>
+          <w:highlight w:val="yellow"/>
+        </w:rPr>
+        <w:t>Богородичний (</w:t>
+      </w:r>
+      <w:r>
+        <w:rPr>
+          <w:rFonts w:ascii="Times New Roman" w:hAnsi="Times New Roman" w:cs="Times New Roman"/>
+          <w:i/>
+          <w:iCs/>
+          <w:color w:val="FF0000"/>
+          <w:sz w:val="24"/>
+          <w:szCs w:val="24"/>
+          <w:highlight w:val="yellow"/>
+        </w:rPr>
+        <w:t>г. 7</w:t>
+      </w:r>
+      <w:r>
+        <w:rPr>
+          <w:rFonts w:ascii="Times New Roman" w:hAnsi="Times New Roman" w:cs="Times New Roman"/>
+          <w:i/>
+          <w:iCs/>
+          <w:color w:val="FF0000"/>
+          <w:sz w:val="24"/>
+          <w:szCs w:val="24"/>
+          <w:highlight w:val="yellow"/>
+        </w:rPr>
+        <w:t xml:space="preserve">): </w:t>
+      </w:r>
+      <w:r>
+        <w:rPr>
+          <w:rFonts w:ascii="Times New Roman" w:hAnsi="Times New Roman" w:cs="Times New Roman"/>
+          <w:sz w:val="24"/>
+          <w:szCs w:val="24"/>
+          <w:highlight w:val="yellow"/>
+        </w:rPr>
+        <w:t xml:space="preserve">Богородице Діво, моли Сина твого, Христа, Бога нашого,* що добровільно дав себе </w:t>
+      </w:r>
+      <w:proofErr w:type="spellStart"/>
+      <w:r>
+        <w:rPr>
+          <w:rFonts w:ascii="Times New Roman" w:hAnsi="Times New Roman" w:cs="Times New Roman"/>
+          <w:sz w:val="24"/>
+          <w:szCs w:val="24"/>
+          <w:highlight w:val="yellow"/>
+        </w:rPr>
+        <w:t>розп'ясти</w:t>
+      </w:r>
+      <w:proofErr w:type="spellEnd"/>
+      <w:r>
+        <w:rPr>
+          <w:rFonts w:ascii="Times New Roman" w:hAnsi="Times New Roman" w:cs="Times New Roman"/>
+          <w:sz w:val="24"/>
+          <w:szCs w:val="24"/>
+          <w:highlight w:val="yellow"/>
+        </w:rPr>
+        <w:t xml:space="preserve"> на хресті,* і визволив світ від обману,* щоб помилувати душі наші.</w:t>
+      </w:r>
+    </w:p>
+    <w:p>
+      <w:pPr>
+        <w:pStyle w:val="a4"/>
+        <w:rPr>
+          <w:rFonts w:ascii="Times New Roman" w:hAnsi="Times New Roman" w:cs="Times New Roman"/>
+          <w:sz w:val="24"/>
+          <w:szCs w:val="24"/>
+          <w:highlight w:val="yellow"/>
+        </w:rPr>
+      </w:pPr>
+      <w:r>
+        <w:rPr>
+          <w:rFonts w:ascii="Times New Roman" w:hAnsi="Times New Roman" w:cs="Times New Roman"/>
+          <w:sz w:val="24"/>
+          <w:szCs w:val="24"/>
+          <w:highlight w:val="yellow"/>
+        </w:rPr>
+        <w:t>Субота</w:t>
+      </w:r>
+    </w:p>
+    <w:p>
+      <w:pPr>
+        <w:rPr>
+          <w:rFonts w:ascii="Times New Roman" w:hAnsi="Times New Roman" w:cs="Times New Roman"/>
+          <w:sz w:val="24"/>
+          <w:szCs w:val="24"/>
+          <w:highlight w:val="yellow"/>
+        </w:rPr>
+      </w:pPr>
+      <w:r>
+        <w:rPr>
+          <w:rFonts w:ascii="Times New Roman" w:hAnsi="Times New Roman" w:cs="Times New Roman"/>
+          <w:i/>
+          <w:iCs/>
+          <w:color w:val="FF0000"/>
+          <w:sz w:val="24"/>
+          <w:szCs w:val="24"/>
+          <w:highlight w:val="yellow"/>
+        </w:rPr>
+        <w:t>Богородичний (</w:t>
+      </w:r>
+      <w:r>
+        <w:rPr>
+          <w:rFonts w:ascii="Times New Roman" w:hAnsi="Times New Roman" w:cs="Times New Roman"/>
+          <w:i/>
+          <w:iCs/>
+          <w:color w:val="FF0000"/>
+          <w:sz w:val="24"/>
+          <w:szCs w:val="24"/>
+          <w:highlight w:val="yellow"/>
+        </w:rPr>
+        <w:t>г. 7</w:t>
+      </w:r>
+      <w:r>
+        <w:rPr>
+          <w:rFonts w:ascii="Times New Roman" w:hAnsi="Times New Roman" w:cs="Times New Roman"/>
+          <w:i/>
+          <w:iCs/>
+          <w:color w:val="FF0000"/>
+          <w:sz w:val="24"/>
+          <w:szCs w:val="24"/>
+          <w:highlight w:val="yellow"/>
+        </w:rPr>
+        <w:t xml:space="preserve">): </w:t>
+      </w:r>
+      <w:r>
+        <w:rPr>
+          <w:rFonts w:ascii="Times New Roman" w:hAnsi="Times New Roman" w:cs="Times New Roman"/>
+          <w:sz w:val="24"/>
+          <w:szCs w:val="24"/>
+          <w:highlight w:val="yellow"/>
+        </w:rPr>
+        <w:t>Ти, що благословенною назвав свою Матір,* добровільно прийшов на страждання* і засяяв на хресті, бажаючи віднайти Адама,* і до ангелів промовив: Радійте зі мною,* бо знайшлася загублена драхма!* Все мудро ти упорядив, Боже наш, – слава тобі!</w:t>
+      </w:r>
+    </w:p>
+    <w:p>
+      <w:pPr>
+        <w:pStyle w:val="a4"/>
+        <w:rPr>
+          <w:rFonts w:ascii="Times New Roman" w:hAnsi="Times New Roman" w:cs="Times New Roman"/>
+          <w:sz w:val="24"/>
+          <w:szCs w:val="24"/>
+          <w:highlight w:val="yellow"/>
+        </w:rPr>
+      </w:pPr>
+    </w:p>
+    <w:p>
+      <w:pPr>
+        <w:pStyle w:val="2"/>
+        <w:rPr>
+          <w:rFonts w:ascii="Times New Roman" w:hAnsi="Times New Roman" w:cs="Times New Roman"/>
+          <w:sz w:val="24"/>
+          <w:szCs w:val="24"/>
+          <w:highlight w:val="yellow"/>
+        </w:rPr>
+      </w:pPr>
+      <w:r>
+        <w:rPr>
+          <w:rFonts w:ascii="Times New Roman" w:hAnsi="Times New Roman" w:cs="Times New Roman"/>
+          <w:sz w:val="24"/>
+          <w:szCs w:val="24"/>
+          <w:highlight w:val="yellow"/>
+        </w:rPr>
+        <w:t>Утреня Відпуст</w:t>
+      </w:r>
+    </w:p>
+    <w:p>
+      <w:pPr>
+        <w:pStyle w:val="3"/>
+        <w:rPr>
+          <w:rFonts w:ascii="Times New Roman" w:hAnsi="Times New Roman" w:cs="Times New Roman"/>
+          <w:highlight w:val="yellow"/>
+        </w:rPr>
+      </w:pPr>
+      <w:r>
+        <w:rPr>
+          <w:rFonts w:ascii="Times New Roman" w:hAnsi="Times New Roman" w:cs="Times New Roman"/>
+          <w:highlight w:val="yellow"/>
+        </w:rPr>
+        <w:t>Неділя</w:t>
+      </w:r>
+    </w:p>
+    <w:p>
+      <w:pPr>
+        <w:rPr>
+          <w:rFonts w:ascii="Times New Roman" w:hAnsi="Times New Roman" w:cs="Times New Roman"/>
+          <w:sz w:val="24"/>
+          <w:szCs w:val="24"/>
+          <w:highlight w:val="yellow"/>
+        </w:rPr>
+      </w:pPr>
+      <w:r>
+        <w:rPr>
+          <w:rFonts w:ascii="Times New Roman" w:hAnsi="Times New Roman" w:cs="Times New Roman"/>
+          <w:i/>
+          <w:iCs/>
+          <w:color w:val="FF0000"/>
+          <w:sz w:val="24"/>
+          <w:szCs w:val="24"/>
+          <w:highlight w:val="yellow"/>
+        </w:rPr>
+        <w:t>Богородичний (</w:t>
+      </w:r>
+      <w:r>
+        <w:rPr>
+          <w:rFonts w:ascii="Times New Roman" w:hAnsi="Times New Roman" w:cs="Times New Roman"/>
+          <w:i/>
+          <w:iCs/>
+          <w:color w:val="FF0000"/>
+          <w:sz w:val="24"/>
+          <w:szCs w:val="24"/>
+          <w:highlight w:val="yellow"/>
+        </w:rPr>
+        <w:t>г. 7</w:t>
+      </w:r>
+      <w:r>
+        <w:rPr>
+          <w:rFonts w:ascii="Times New Roman" w:hAnsi="Times New Roman" w:cs="Times New Roman"/>
+          <w:i/>
+          <w:iCs/>
+          <w:color w:val="FF0000"/>
+          <w:sz w:val="24"/>
+          <w:szCs w:val="24"/>
+          <w:highlight w:val="yellow"/>
+        </w:rPr>
+        <w:t xml:space="preserve">): </w:t>
+      </w:r>
+      <w:r>
+        <w:rPr>
+          <w:rFonts w:ascii="Times New Roman" w:hAnsi="Times New Roman" w:cs="Times New Roman"/>
+          <w:sz w:val="24"/>
+          <w:szCs w:val="24"/>
+          <w:highlight w:val="yellow"/>
+        </w:rPr>
+        <w:t>Коли Гавриїл звістив тобі, Діво: Радуйся!* – то з цим голосом прийняв тіло Владика в тобі, святім кивоті,* як мовив праведний Давид,* і ти з'явилася просторішою небес, носивши Творця свого.* Слава тому, що поселився в тобі!* Слава тому, що вийшов з тебе!* Слава тому, що визволив нас народженням твоїм!</w:t>
+      </w:r>
+    </w:p>
+    <w:p>
+      <w:pPr>
+        <w:pStyle w:val="3"/>
+        <w:rPr>
+          <w:rFonts w:ascii="Times New Roman" w:hAnsi="Times New Roman" w:cs="Times New Roman"/>
+          <w:highlight w:val="yellow"/>
+        </w:rPr>
+      </w:pPr>
+      <w:r>
+        <w:rPr>
+          <w:rFonts w:ascii="Times New Roman" w:hAnsi="Times New Roman" w:cs="Times New Roman"/>
+          <w:highlight w:val="yellow"/>
+        </w:rPr>
+        <w:t>Понеділок</w:t>
+      </w:r>
+    </w:p>
+    <w:p>
+      <w:pPr>
+        <w:rPr>
+          <w:rFonts w:ascii="Times New Roman" w:hAnsi="Times New Roman" w:cs="Times New Roman"/>
+          <w:sz w:val="24"/>
+          <w:szCs w:val="24"/>
+          <w:highlight w:val="yellow"/>
+        </w:rPr>
+      </w:pPr>
+      <w:r>
+        <w:rPr>
+          <w:rFonts w:ascii="Times New Roman" w:hAnsi="Times New Roman" w:cs="Times New Roman"/>
+          <w:i/>
+          <w:iCs/>
+          <w:color w:val="FF0000"/>
+          <w:sz w:val="24"/>
+          <w:szCs w:val="24"/>
+          <w:highlight w:val="yellow"/>
+        </w:rPr>
+        <w:t>Богородичний (</w:t>
+      </w:r>
+      <w:r>
+        <w:rPr>
+          <w:rFonts w:ascii="Times New Roman" w:hAnsi="Times New Roman" w:cs="Times New Roman"/>
+          <w:i/>
+          <w:iCs/>
+          <w:color w:val="FF0000"/>
+          <w:sz w:val="24"/>
+          <w:szCs w:val="24"/>
+          <w:highlight w:val="yellow"/>
+        </w:rPr>
+        <w:t>г. 7</w:t>
+      </w:r>
+      <w:r>
+        <w:rPr>
+          <w:rFonts w:ascii="Times New Roman" w:hAnsi="Times New Roman" w:cs="Times New Roman"/>
+          <w:i/>
+          <w:iCs/>
+          <w:color w:val="FF0000"/>
+          <w:sz w:val="24"/>
+          <w:szCs w:val="24"/>
+          <w:highlight w:val="yellow"/>
+        </w:rPr>
+        <w:t xml:space="preserve">): </w:t>
+      </w:r>
+      <w:r>
+        <w:rPr>
+          <w:rFonts w:ascii="Times New Roman" w:hAnsi="Times New Roman" w:cs="Times New Roman"/>
+          <w:sz w:val="24"/>
+          <w:szCs w:val="24"/>
+          <w:highlight w:val="yellow"/>
+        </w:rPr>
+        <w:t>Ти, Богородице, прийняла слово архангела* і стала херувимським престолом,* та на руках носила надію душ наших.</w:t>
+      </w:r>
+    </w:p>
+    <w:p>
+      <w:pPr>
+        <w:pStyle w:val="3"/>
+        <w:rPr>
+          <w:rFonts w:ascii="Times New Roman" w:hAnsi="Times New Roman" w:cs="Times New Roman"/>
+          <w:highlight w:val="yellow"/>
+        </w:rPr>
+      </w:pPr>
+      <w:r>
+        <w:rPr>
+          <w:rFonts w:ascii="Times New Roman" w:hAnsi="Times New Roman" w:cs="Times New Roman"/>
+          <w:highlight w:val="yellow"/>
+        </w:rPr>
+        <w:t>Вівторок</w:t>
+      </w:r>
+    </w:p>
+    <w:p>
+      <w:pPr>
+        <w:rPr>
+          <w:rFonts w:ascii="Times New Roman" w:hAnsi="Times New Roman" w:cs="Times New Roman"/>
+          <w:sz w:val="24"/>
+          <w:szCs w:val="24"/>
+          <w:highlight w:val="yellow"/>
+        </w:rPr>
+      </w:pPr>
+      <w:r>
+        <w:rPr>
+          <w:rFonts w:ascii="Times New Roman" w:hAnsi="Times New Roman" w:cs="Times New Roman"/>
+          <w:i/>
+          <w:iCs/>
+          <w:color w:val="FF0000"/>
+          <w:sz w:val="24"/>
+          <w:szCs w:val="24"/>
+          <w:highlight w:val="yellow"/>
+        </w:rPr>
+        <w:t>Богородичний (</w:t>
+      </w:r>
+      <w:r>
+        <w:rPr>
+          <w:rFonts w:ascii="Times New Roman" w:hAnsi="Times New Roman" w:cs="Times New Roman"/>
+          <w:i/>
+          <w:iCs/>
+          <w:color w:val="FF0000"/>
+          <w:sz w:val="24"/>
+          <w:szCs w:val="24"/>
+          <w:highlight w:val="yellow"/>
+        </w:rPr>
+        <w:t>г. 7</w:t>
+      </w:r>
+      <w:r>
+        <w:rPr>
+          <w:rFonts w:ascii="Times New Roman" w:hAnsi="Times New Roman" w:cs="Times New Roman"/>
+          <w:i/>
+          <w:iCs/>
+          <w:color w:val="FF0000"/>
+          <w:sz w:val="24"/>
+          <w:szCs w:val="24"/>
+          <w:highlight w:val="yellow"/>
+        </w:rPr>
+        <w:t xml:space="preserve">): </w:t>
+      </w:r>
+      <w:r>
+        <w:rPr>
+          <w:rFonts w:ascii="Times New Roman" w:hAnsi="Times New Roman" w:cs="Times New Roman"/>
+          <w:sz w:val="24"/>
+          <w:szCs w:val="24"/>
+          <w:highlight w:val="yellow"/>
+        </w:rPr>
+        <w:t>Ніхто, що приходить до тебе,* не відходить осоромлений, Пречиста Богородице, Діво;* але, хто просить благодаті,* приймає дари згідно з корисним проханням.</w:t>
+      </w:r>
+    </w:p>
+    <w:p>
+      <w:pPr>
+        <w:pStyle w:val="3"/>
+        <w:rPr>
+          <w:rFonts w:ascii="Times New Roman" w:hAnsi="Times New Roman" w:cs="Times New Roman"/>
+          <w:highlight w:val="yellow"/>
+        </w:rPr>
+      </w:pPr>
+      <w:r>
+        <w:rPr>
+          <w:rFonts w:ascii="Times New Roman" w:hAnsi="Times New Roman" w:cs="Times New Roman"/>
+          <w:highlight w:val="yellow"/>
+        </w:rPr>
+        <w:t>Середа</w:t>
+      </w:r>
+    </w:p>
+    <w:p>
+      <w:pPr>
+        <w:rPr>
+          <w:rFonts w:ascii="Times New Roman" w:hAnsi="Times New Roman" w:cs="Times New Roman"/>
+          <w:sz w:val="24"/>
+          <w:szCs w:val="24"/>
+          <w:highlight w:val="yellow"/>
+        </w:rPr>
+      </w:pPr>
+      <w:r>
+        <w:rPr>
+          <w:rFonts w:ascii="Times New Roman" w:hAnsi="Times New Roman" w:cs="Times New Roman"/>
+          <w:i/>
+          <w:iCs/>
+          <w:color w:val="FF0000"/>
+          <w:sz w:val="24"/>
+          <w:szCs w:val="24"/>
+          <w:highlight w:val="yellow"/>
+        </w:rPr>
+        <w:t>Богородичний (</w:t>
+      </w:r>
+      <w:r>
+        <w:rPr>
+          <w:rFonts w:ascii="Times New Roman" w:hAnsi="Times New Roman" w:cs="Times New Roman"/>
+          <w:i/>
+          <w:iCs/>
+          <w:color w:val="FF0000"/>
+          <w:sz w:val="24"/>
+          <w:szCs w:val="24"/>
+          <w:highlight w:val="yellow"/>
+        </w:rPr>
+        <w:t>г. 7</w:t>
+      </w:r>
+      <w:r>
+        <w:rPr>
+          <w:rFonts w:ascii="Times New Roman" w:hAnsi="Times New Roman" w:cs="Times New Roman"/>
+          <w:i/>
+          <w:iCs/>
+          <w:color w:val="FF0000"/>
+          <w:sz w:val="24"/>
+          <w:szCs w:val="24"/>
+          <w:highlight w:val="yellow"/>
+        </w:rPr>
+        <w:t xml:space="preserve">): </w:t>
+      </w:r>
+      <w:r>
+        <w:rPr>
+          <w:rFonts w:ascii="Times New Roman" w:hAnsi="Times New Roman" w:cs="Times New Roman"/>
+          <w:sz w:val="24"/>
+          <w:szCs w:val="24"/>
+          <w:highlight w:val="yellow"/>
+        </w:rPr>
+        <w:t xml:space="preserve">Моли, Пречиста Богородице,* від Отця без Матері родженого перед віками Сина і Слово Боже,* що без мужа </w:t>
+      </w:r>
+      <w:proofErr w:type="spellStart"/>
+      <w:r>
+        <w:rPr>
+          <w:rFonts w:ascii="Times New Roman" w:hAnsi="Times New Roman" w:cs="Times New Roman"/>
+          <w:sz w:val="24"/>
+          <w:szCs w:val="24"/>
+          <w:highlight w:val="yellow"/>
+        </w:rPr>
+        <w:t>воплотилось</w:t>
+      </w:r>
+      <w:proofErr w:type="spellEnd"/>
+      <w:r>
+        <w:rPr>
+          <w:rFonts w:ascii="Times New Roman" w:hAnsi="Times New Roman" w:cs="Times New Roman"/>
+          <w:sz w:val="24"/>
+          <w:szCs w:val="24"/>
+          <w:highlight w:val="yellow"/>
+        </w:rPr>
+        <w:t xml:space="preserve"> з пречистої твоєї крови,* і останнім часом народилося з тебе,* щоб перед смертю дав нам прощення гріхів.</w:t>
+      </w:r>
+    </w:p>
+    <w:p>
+      <w:pPr>
+        <w:pStyle w:val="3"/>
+        <w:rPr>
+          <w:rFonts w:ascii="Times New Roman" w:hAnsi="Times New Roman" w:cs="Times New Roman"/>
+          <w:highlight w:val="yellow"/>
+        </w:rPr>
+      </w:pPr>
+      <w:r>
+        <w:rPr>
+          <w:rFonts w:ascii="Times New Roman" w:hAnsi="Times New Roman" w:cs="Times New Roman"/>
+          <w:highlight w:val="yellow"/>
+        </w:rPr>
+        <w:t>Четвер</w:t>
+      </w:r>
+    </w:p>
+    <w:p>
+      <w:pPr>
+        <w:rPr>
+          <w:rFonts w:ascii="Times New Roman" w:hAnsi="Times New Roman" w:cs="Times New Roman"/>
+          <w:sz w:val="24"/>
+          <w:szCs w:val="24"/>
+          <w:highlight w:val="yellow"/>
+        </w:rPr>
+      </w:pPr>
+      <w:r>
+        <w:rPr>
+          <w:rFonts w:ascii="Times New Roman" w:hAnsi="Times New Roman" w:cs="Times New Roman"/>
+          <w:i/>
+          <w:iCs/>
+          <w:color w:val="FF0000"/>
+          <w:sz w:val="24"/>
+          <w:szCs w:val="24"/>
+          <w:highlight w:val="yellow"/>
+        </w:rPr>
+        <w:t>Богородичний (</w:t>
+      </w:r>
+      <w:r>
+        <w:rPr>
+          <w:rFonts w:ascii="Times New Roman" w:hAnsi="Times New Roman" w:cs="Times New Roman"/>
+          <w:i/>
+          <w:iCs/>
+          <w:color w:val="FF0000"/>
+          <w:sz w:val="24"/>
+          <w:szCs w:val="24"/>
+          <w:highlight w:val="yellow"/>
+        </w:rPr>
+        <w:t>г. 7</w:t>
+      </w:r>
+      <w:r>
+        <w:rPr>
+          <w:rFonts w:ascii="Times New Roman" w:hAnsi="Times New Roman" w:cs="Times New Roman"/>
+          <w:i/>
+          <w:iCs/>
+          <w:color w:val="FF0000"/>
+          <w:sz w:val="24"/>
+          <w:szCs w:val="24"/>
+          <w:highlight w:val="yellow"/>
+        </w:rPr>
+        <w:t xml:space="preserve">): </w:t>
+      </w:r>
+      <w:r>
+        <w:rPr>
+          <w:rFonts w:ascii="Times New Roman" w:hAnsi="Times New Roman" w:cs="Times New Roman"/>
+          <w:sz w:val="24"/>
+          <w:szCs w:val="24"/>
+          <w:highlight w:val="yellow"/>
+        </w:rPr>
+        <w:t xml:space="preserve">Великих дарів ти </w:t>
+      </w:r>
+      <w:proofErr w:type="spellStart"/>
+      <w:r>
+        <w:rPr>
+          <w:rFonts w:ascii="Times New Roman" w:hAnsi="Times New Roman" w:cs="Times New Roman"/>
+          <w:sz w:val="24"/>
+          <w:szCs w:val="24"/>
+          <w:highlight w:val="yellow"/>
         </w:rPr>
         <w:t>сподобилася</w:t>
       </w:r>
@@ -5779,50 +6099,9 @@
           <w:rFonts w:ascii="Times New Roman" w:hAnsi="Times New Roman" w:cs="Times New Roman"/>
           <w:sz w:val="24"/>
           <w:szCs w:val="24"/>
-        </w:rPr>
-        <w:t xml:space="preserve"> стати Матір'ю Бога</w:t>
-      </w:r>
-    </w:p>
-    <w:p>
-      <w:pPr>
-        <w:pStyle w:val="3"/>
-        <w:rPr>
-          <w:rFonts w:ascii="Times New Roman" w:hAnsi="Times New Roman" w:cs="Times New Roman"/>
-        </w:rPr>
-      </w:pPr>
-      <w:r>
-        <w:rPr>
-          <w:rFonts w:ascii="Times New Roman" w:hAnsi="Times New Roman" w:cs="Times New Roman"/>
-        </w:rPr>
-        <w:t>Вівторок</w:t>
-      </w:r>
-    </w:p>
-    <w:p>
-      <w:pPr>
-        <w:rPr>
-          <w:rFonts w:ascii="Times New Roman" w:hAnsi="Times New Roman" w:cs="Times New Roman"/>
-          <w:sz w:val="24"/>
-          <w:szCs w:val="24"/>
-        </w:rPr>
-      </w:pPr>
-      <w:r>
-        <w:rPr>
-          <w:rFonts w:ascii="Times New Roman" w:hAnsi="Times New Roman" w:cs="Times New Roman"/>
-          <w:i/>
-          <w:iCs/>
-          <w:color w:val="FF0000"/>
-          <w:sz w:val="24"/>
-          <w:szCs w:val="24"/>
-        </w:rPr>
-        <w:t xml:space="preserve">Богородичний (г. 8): </w:t>
-      </w:r>
-      <w:r>
-        <w:rPr>
-          <w:rFonts w:ascii="Times New Roman" w:hAnsi="Times New Roman" w:cs="Times New Roman"/>
-          <w:sz w:val="24"/>
-          <w:szCs w:val="24"/>
-        </w:rPr>
-        <w:t xml:space="preserve">Звеличаймо, вірні, піснями Богородицю,* як незрушну твердиню віри й цінний дар душ наших:* Радуйся, що в лоні своїм змістила Джерело життя!* Радуйся, надіє кінців світу, скорботних заступнице!* Радуйся, </w:t>
+          <w:highlight w:val="yellow"/>
+        </w:rPr>
+        <w:t xml:space="preserve">, чиста Діво Богомати,* бо ти породила тілом одного з Тройці, Христа </w:t>
       </w:r>
       <w:proofErr w:type="spellStart"/>
       <w:r>
@@ -5830,8 +6109,9 @@
           <w:rFonts w:ascii="Times New Roman" w:hAnsi="Times New Roman" w:cs="Times New Roman"/>
           <w:sz w:val="24"/>
           <w:szCs w:val="24"/>
-        </w:rPr>
-        <w:t>невісто</w:t>
+          <w:highlight w:val="yellow"/>
+        </w:rPr>
+        <w:t>життєдавця</w:t>
       </w:r>
       <w:proofErr w:type="spellEnd"/>
       <w:r>
@@ -5839,498 +6119,23 @@
           <w:rFonts w:ascii="Times New Roman" w:hAnsi="Times New Roman" w:cs="Times New Roman"/>
           <w:sz w:val="24"/>
           <w:szCs w:val="24"/>
-        </w:rPr>
-        <w:t>, – Діво чиста!</w:t>
-      </w:r>
-    </w:p>
-    <w:p>
-      <w:pPr>
-        <w:pStyle w:val="3"/>
-        <w:rPr>
-          <w:rFonts w:ascii="Times New Roman" w:hAnsi="Times New Roman" w:cs="Times New Roman"/>
-        </w:rPr>
-      </w:pPr>
-      <w:r>
-        <w:rPr>
-          <w:rFonts w:ascii="Times New Roman" w:hAnsi="Times New Roman" w:cs="Times New Roman"/>
-        </w:rPr>
-        <w:t>Середа</w:t>
-      </w:r>
-    </w:p>
-    <w:p>
-      <w:pPr>
-        <w:rPr>
-          <w:rFonts w:ascii="Times New Roman" w:hAnsi="Times New Roman" w:cs="Times New Roman"/>
-          <w:sz w:val="24"/>
-          <w:szCs w:val="24"/>
-        </w:rPr>
-      </w:pPr>
-      <w:r>
-        <w:rPr>
-          <w:rFonts w:ascii="Times New Roman" w:hAnsi="Times New Roman" w:cs="Times New Roman"/>
-          <w:i/>
-          <w:iCs/>
-          <w:color w:val="FF0000"/>
-          <w:sz w:val="24"/>
-          <w:szCs w:val="24"/>
-        </w:rPr>
-        <w:t xml:space="preserve">Богородичний (г. 8): </w:t>
-      </w:r>
-      <w:r>
-        <w:rPr>
-          <w:rFonts w:ascii="Times New Roman" w:hAnsi="Times New Roman" w:cs="Times New Roman"/>
-          <w:sz w:val="24"/>
-          <w:szCs w:val="24"/>
-        </w:rPr>
-        <w:t xml:space="preserve">Бачивши на хресті Агнця і Пастиря і Спасителя світу,* Мати твоя мовила, плачучи: Сину і Боже мій!* Світ веселиться, приймаючи визволення,* але моє серце горить, дивлячись на твоє розп'яття,* яке ти за всіх </w:t>
-      </w:r>
-      <w:proofErr w:type="spellStart"/>
-      <w:r>
-        <w:rPr>
-          <w:rFonts w:ascii="Times New Roman" w:hAnsi="Times New Roman" w:cs="Times New Roman"/>
-          <w:sz w:val="24"/>
-          <w:szCs w:val="24"/>
-        </w:rPr>
-        <w:t>терпиш</w:t>
-      </w:r>
-      <w:proofErr w:type="spellEnd"/>
-      <w:r>
-        <w:rPr>
-          <w:rFonts w:ascii="Times New Roman" w:hAnsi="Times New Roman" w:cs="Times New Roman"/>
-          <w:sz w:val="24"/>
-          <w:szCs w:val="24"/>
-        </w:rPr>
-        <w:t>.</w:t>
-      </w:r>
-    </w:p>
-    <w:p>
-      <w:pPr>
-        <w:pStyle w:val="3"/>
-        <w:rPr>
-          <w:rFonts w:ascii="Times New Roman" w:hAnsi="Times New Roman" w:cs="Times New Roman"/>
-        </w:rPr>
-      </w:pPr>
-      <w:r>
-        <w:rPr>
-          <w:rFonts w:ascii="Times New Roman" w:hAnsi="Times New Roman" w:cs="Times New Roman"/>
-        </w:rPr>
-        <w:t>Четвер</w:t>
-      </w:r>
-    </w:p>
-    <w:p>
-      <w:pPr>
-        <w:rPr>
-          <w:rFonts w:ascii="Times New Roman" w:hAnsi="Times New Roman" w:cs="Times New Roman"/>
-          <w:sz w:val="24"/>
-          <w:szCs w:val="24"/>
-        </w:rPr>
-      </w:pPr>
-      <w:r>
-        <w:rPr>
-          <w:rFonts w:ascii="Times New Roman" w:hAnsi="Times New Roman" w:cs="Times New Roman"/>
-          <w:i/>
-          <w:iCs/>
-          <w:color w:val="FF0000"/>
-          <w:sz w:val="24"/>
-          <w:szCs w:val="24"/>
-        </w:rPr>
-        <w:t xml:space="preserve">Богородичний (г. 8): </w:t>
-      </w:r>
-      <w:r>
-        <w:rPr>
-          <w:rFonts w:ascii="Times New Roman" w:hAnsi="Times New Roman" w:cs="Times New Roman"/>
-          <w:sz w:val="24"/>
-          <w:szCs w:val="24"/>
-        </w:rPr>
-        <w:t>Духовна брамо життя, пречиста Богородице!* Спаси від бід тих, що вірно прибігають до тебе,* щоб славили твоє святе народження,* на спасіння душ наших.</w:t>
-      </w:r>
-    </w:p>
-    <w:p>
-      <w:pPr>
-        <w:pStyle w:val="3"/>
-        <w:rPr>
-          <w:rFonts w:ascii="Times New Roman" w:hAnsi="Times New Roman" w:cs="Times New Roman"/>
-        </w:rPr>
-      </w:pPr>
-      <w:r>
-        <w:rPr>
-          <w:rFonts w:ascii="Times New Roman" w:hAnsi="Times New Roman" w:cs="Times New Roman"/>
-        </w:rPr>
-        <w:t>П'ятниця</w:t>
-      </w:r>
-    </w:p>
-    <w:p>
-      <w:pPr>
-        <w:rPr>
-          <w:rFonts w:ascii="Times New Roman" w:hAnsi="Times New Roman" w:cs="Times New Roman"/>
-          <w:sz w:val="24"/>
-          <w:szCs w:val="24"/>
-        </w:rPr>
-      </w:pPr>
-      <w:r>
-        <w:rPr>
-          <w:rFonts w:ascii="Times New Roman" w:hAnsi="Times New Roman" w:cs="Times New Roman"/>
-          <w:i/>
-          <w:iCs/>
-          <w:color w:val="FF0000"/>
-          <w:sz w:val="24"/>
-          <w:szCs w:val="24"/>
-        </w:rPr>
-        <w:t xml:space="preserve">Богородичний (г. 8): </w:t>
-      </w:r>
-      <w:r>
-        <w:rPr>
-          <w:rFonts w:ascii="Times New Roman" w:hAnsi="Times New Roman" w:cs="Times New Roman"/>
-          <w:sz w:val="24"/>
-          <w:szCs w:val="24"/>
-        </w:rPr>
-        <w:t xml:space="preserve">Бачивши на хресті Агнця і Пастиря і Спасителя світу,* Мати твоя мовила, плачучи: Сину і Боже мій!* Світ веселиться, приймаючи визволення,* але моє серце горить, дивлячись на твоє розп'яття,* яке ти за всіх </w:t>
-      </w:r>
-      <w:proofErr w:type="spellStart"/>
-      <w:r>
-        <w:rPr>
-          <w:rFonts w:ascii="Times New Roman" w:hAnsi="Times New Roman" w:cs="Times New Roman"/>
-          <w:sz w:val="24"/>
-          <w:szCs w:val="24"/>
-        </w:rPr>
-        <w:t>терпиш</w:t>
-      </w:r>
-      <w:proofErr w:type="spellEnd"/>
-      <w:r>
-        <w:rPr>
-          <w:rFonts w:ascii="Times New Roman" w:hAnsi="Times New Roman" w:cs="Times New Roman"/>
-          <w:sz w:val="24"/>
-          <w:szCs w:val="24"/>
-        </w:rPr>
-        <w:t>.</w:t>
-      </w:r>
-    </w:p>
-    <w:p>
-      <w:pPr>
-        <w:pStyle w:val="3"/>
-        <w:rPr>
-          <w:rFonts w:ascii="Times New Roman" w:hAnsi="Times New Roman" w:cs="Times New Roman"/>
-        </w:rPr>
-      </w:pPr>
-      <w:r>
-        <w:rPr>
-          <w:rFonts w:ascii="Times New Roman" w:hAnsi="Times New Roman" w:cs="Times New Roman"/>
-        </w:rPr>
-        <w:t>Субота</w:t>
-      </w:r>
-    </w:p>
-    <w:p>
-      <w:pPr>
-        <w:rPr>
-          <w:rFonts w:ascii="Times New Roman" w:hAnsi="Times New Roman" w:cs="Times New Roman"/>
-          <w:sz w:val="24"/>
-          <w:szCs w:val="24"/>
-        </w:rPr>
-      </w:pPr>
-      <w:r>
-        <w:rPr>
-          <w:rFonts w:ascii="Times New Roman" w:hAnsi="Times New Roman" w:cs="Times New Roman"/>
-          <w:i/>
-          <w:iCs/>
-          <w:color w:val="FF0000"/>
-          <w:sz w:val="24"/>
-          <w:szCs w:val="24"/>
-        </w:rPr>
-        <w:t xml:space="preserve">Богородичний (г. 8): </w:t>
-      </w:r>
-      <w:r>
-        <w:rPr>
-          <w:rFonts w:ascii="Times New Roman" w:hAnsi="Times New Roman" w:cs="Times New Roman"/>
-          <w:sz w:val="24"/>
-          <w:szCs w:val="24"/>
-        </w:rPr>
-        <w:t xml:space="preserve">Ти, Милосердний, що задля нас народився з Діви,* витерпів розп'яття і смертю смерть подолав* і, як Бог, </w:t>
-      </w:r>
-      <w:proofErr w:type="spellStart"/>
-      <w:r>
-        <w:rPr>
-          <w:rFonts w:ascii="Times New Roman" w:hAnsi="Times New Roman" w:cs="Times New Roman"/>
-          <w:sz w:val="24"/>
-          <w:szCs w:val="24"/>
-        </w:rPr>
-        <w:t>появив</w:t>
-      </w:r>
-      <w:proofErr w:type="spellEnd"/>
-      <w:r>
-        <w:rPr>
-          <w:rFonts w:ascii="Times New Roman" w:hAnsi="Times New Roman" w:cs="Times New Roman"/>
-          <w:sz w:val="24"/>
-          <w:szCs w:val="24"/>
-        </w:rPr>
-        <w:t xml:space="preserve"> воскресіння,* не погорди тими, що їх ти створив рукою своєю.* Покажи, Милостивий, своє чоловіколюбство,* прийми Богородицю, що тебе породила й молиться за нас,* і спаси, Спасе наш, людей зневірених.</w:t>
-      </w:r>
-    </w:p>
-    <w:p>
-      <w:pPr>
-        <w:pStyle w:val="a4"/>
-        <w:rPr>
-          <w:rFonts w:ascii="Times New Roman" w:hAnsi="Times New Roman" w:cs="Times New Roman"/>
-          <w:sz w:val="24"/>
-          <w:szCs w:val="24"/>
-        </w:rPr>
-      </w:pPr>
-    </w:p>
-    <w:p>
-      <w:pPr>
-        <w:pStyle w:val="2"/>
-        <w:rPr>
-          <w:rFonts w:ascii="Times New Roman" w:hAnsi="Times New Roman" w:cs="Times New Roman"/>
-          <w:sz w:val="24"/>
-          <w:szCs w:val="24"/>
-        </w:rPr>
-      </w:pPr>
-      <w:r>
-        <w:rPr>
-          <w:rFonts w:ascii="Times New Roman" w:hAnsi="Times New Roman" w:cs="Times New Roman"/>
-          <w:sz w:val="24"/>
-          <w:szCs w:val="24"/>
-        </w:rPr>
-        <w:t>Утреня Відпуст</w:t>
-      </w:r>
-    </w:p>
-    <w:p>
-      <w:pPr>
-        <w:pStyle w:val="3"/>
-        <w:rPr>
-          <w:rFonts w:ascii="Times New Roman" w:hAnsi="Times New Roman" w:cs="Times New Roman"/>
-        </w:rPr>
-      </w:pPr>
-      <w:r>
-        <w:rPr>
-          <w:rFonts w:ascii="Times New Roman" w:hAnsi="Times New Roman" w:cs="Times New Roman"/>
-        </w:rPr>
-        <w:t>Неділя</w:t>
-      </w:r>
-    </w:p>
-    <w:p>
-      <w:pPr>
-        <w:rPr>
-          <w:rFonts w:ascii="Times New Roman" w:hAnsi="Times New Roman" w:cs="Times New Roman"/>
-          <w:sz w:val="24"/>
-          <w:szCs w:val="24"/>
-        </w:rPr>
-      </w:pPr>
-      <w:r>
-        <w:rPr>
-          <w:rFonts w:ascii="Times New Roman" w:hAnsi="Times New Roman" w:cs="Times New Roman"/>
-          <w:i/>
-          <w:iCs/>
-          <w:color w:val="FF0000"/>
-          <w:sz w:val="24"/>
-          <w:szCs w:val="24"/>
-        </w:rPr>
-        <w:t xml:space="preserve">Богородичний (г. 8): </w:t>
-      </w:r>
-      <w:r>
-        <w:rPr>
-          <w:rFonts w:ascii="Times New Roman" w:hAnsi="Times New Roman" w:cs="Times New Roman"/>
-          <w:sz w:val="24"/>
-          <w:szCs w:val="24"/>
-        </w:rPr>
-        <w:t xml:space="preserve">Коли Гавриїл звістив тобі, Діво: Радуйся!* – то з цим голосом прийняв тіло Владика в тобі, святім </w:t>
-      </w:r>
-      <w:proofErr w:type="spellStart"/>
-      <w:r>
-        <w:rPr>
-          <w:rFonts w:ascii="Times New Roman" w:hAnsi="Times New Roman" w:cs="Times New Roman"/>
-          <w:sz w:val="24"/>
-          <w:szCs w:val="24"/>
-        </w:rPr>
-        <w:t>кивоті</w:t>
-      </w:r>
-      <w:proofErr w:type="spellEnd"/>
-      <w:r>
-        <w:rPr>
-          <w:rFonts w:ascii="Times New Roman" w:hAnsi="Times New Roman" w:cs="Times New Roman"/>
-          <w:sz w:val="24"/>
-          <w:szCs w:val="24"/>
-        </w:rPr>
-        <w:t>,* як мовив праведний Давид,* і ти з'явилася просторішою небес, носивши Творця свого.* Слава тому, що поселився в тобі!* Слава тому, що вийшов з тебе!* Слава тому, що визволив нас народженням твоїм!</w:t>
-      </w:r>
-    </w:p>
-    <w:p>
-      <w:pPr>
-        <w:pStyle w:val="3"/>
-        <w:rPr>
-          <w:rFonts w:ascii="Times New Roman" w:hAnsi="Times New Roman" w:cs="Times New Roman"/>
-        </w:rPr>
-      </w:pPr>
-      <w:r>
-        <w:rPr>
-          <w:rFonts w:ascii="Times New Roman" w:hAnsi="Times New Roman" w:cs="Times New Roman"/>
-        </w:rPr>
-        <w:t>Понеділок</w:t>
-      </w:r>
-    </w:p>
-    <w:p>
-      <w:pPr>
-        <w:rPr>
-          <w:rFonts w:ascii="Times New Roman" w:hAnsi="Times New Roman" w:cs="Times New Roman"/>
-          <w:sz w:val="24"/>
-          <w:szCs w:val="24"/>
-        </w:rPr>
-      </w:pPr>
-      <w:r>
-        <w:rPr>
-          <w:rFonts w:ascii="Times New Roman" w:hAnsi="Times New Roman" w:cs="Times New Roman"/>
-          <w:i/>
-          <w:iCs/>
-          <w:color w:val="FF0000"/>
-          <w:sz w:val="24"/>
-          <w:szCs w:val="24"/>
-        </w:rPr>
-        <w:t xml:space="preserve">Богородичний (г. 8): </w:t>
-      </w:r>
-      <w:r>
-        <w:rPr>
-          <w:rFonts w:ascii="Times New Roman" w:hAnsi="Times New Roman" w:cs="Times New Roman"/>
-          <w:sz w:val="24"/>
-          <w:szCs w:val="24"/>
-        </w:rPr>
-        <w:t>Радуйся брамо Царя слави,* якою один лише Вишній пройшов і єдину запечатану зберіг* на спасіння душ наших.</w:t>
-      </w:r>
-    </w:p>
-    <w:p>
-      <w:pPr>
-        <w:pStyle w:val="3"/>
-        <w:rPr>
-          <w:rFonts w:ascii="Times New Roman" w:hAnsi="Times New Roman" w:cs="Times New Roman"/>
-        </w:rPr>
-      </w:pPr>
-      <w:r>
-        <w:rPr>
-          <w:rFonts w:ascii="Times New Roman" w:hAnsi="Times New Roman" w:cs="Times New Roman"/>
-        </w:rPr>
-        <w:t>Вівторок</w:t>
-      </w:r>
-    </w:p>
-    <w:p>
-      <w:pPr>
-        <w:rPr>
-          <w:rFonts w:ascii="Times New Roman" w:hAnsi="Times New Roman" w:cs="Times New Roman"/>
-          <w:sz w:val="24"/>
-          <w:szCs w:val="24"/>
-        </w:rPr>
-      </w:pPr>
-      <w:r>
-        <w:rPr>
-          <w:rFonts w:ascii="Times New Roman" w:hAnsi="Times New Roman" w:cs="Times New Roman"/>
-          <w:i/>
-          <w:iCs/>
-          <w:color w:val="FF0000"/>
-          <w:sz w:val="24"/>
-          <w:szCs w:val="24"/>
-        </w:rPr>
-        <w:t xml:space="preserve">Богородичний (г. 8): </w:t>
-      </w:r>
-      <w:r>
-        <w:rPr>
-          <w:rFonts w:ascii="Times New Roman" w:hAnsi="Times New Roman" w:cs="Times New Roman"/>
-          <w:sz w:val="24"/>
-          <w:szCs w:val="24"/>
-        </w:rPr>
-        <w:t>Спаси нас молитвами своїми, Діво пречиста,* що офіруєш матернє лоно Синові твоєму* і Богові нашому.</w:t>
-      </w:r>
-    </w:p>
-    <w:p>
-      <w:pPr>
-        <w:pStyle w:val="3"/>
-        <w:rPr>
-          <w:rFonts w:ascii="Times New Roman" w:hAnsi="Times New Roman" w:cs="Times New Roman"/>
-        </w:rPr>
-      </w:pPr>
-      <w:r>
-        <w:rPr>
-          <w:rFonts w:ascii="Times New Roman" w:hAnsi="Times New Roman" w:cs="Times New Roman"/>
-        </w:rPr>
-        <w:t>Середа</w:t>
-      </w:r>
-    </w:p>
-    <w:p>
-      <w:pPr>
-        <w:rPr>
-          <w:rFonts w:ascii="Times New Roman" w:hAnsi="Times New Roman" w:cs="Times New Roman"/>
-          <w:sz w:val="24"/>
-          <w:szCs w:val="24"/>
-        </w:rPr>
-      </w:pPr>
-      <w:r>
-        <w:rPr>
-          <w:rFonts w:ascii="Times New Roman" w:hAnsi="Times New Roman" w:cs="Times New Roman"/>
-          <w:i/>
-          <w:iCs/>
-          <w:color w:val="FF0000"/>
-          <w:sz w:val="24"/>
-          <w:szCs w:val="24"/>
-        </w:rPr>
-        <w:t xml:space="preserve">Богородичний (г. 8): </w:t>
-      </w:r>
-      <w:r>
-        <w:rPr>
-          <w:rFonts w:ascii="Times New Roman" w:hAnsi="Times New Roman" w:cs="Times New Roman"/>
-          <w:sz w:val="24"/>
-          <w:szCs w:val="24"/>
-        </w:rPr>
-        <w:t>Плід лона твого, Пречиста,* є сповненням пророків і закону;* пізнавши це, ми тебе, Богородице,* побожно величаємо.</w:t>
-      </w:r>
-    </w:p>
-    <w:p>
-      <w:pPr>
-        <w:pStyle w:val="3"/>
-        <w:rPr>
-          <w:rFonts w:ascii="Times New Roman" w:hAnsi="Times New Roman" w:cs="Times New Roman"/>
-        </w:rPr>
-      </w:pPr>
-      <w:r>
-        <w:rPr>
-          <w:rFonts w:ascii="Times New Roman" w:hAnsi="Times New Roman" w:cs="Times New Roman"/>
-        </w:rPr>
-        <w:t>Четвер</w:t>
-      </w:r>
-    </w:p>
-    <w:p>
-      <w:pPr>
-        <w:rPr>
-          <w:rFonts w:ascii="Times New Roman" w:hAnsi="Times New Roman" w:cs="Times New Roman"/>
-          <w:sz w:val="24"/>
-          <w:szCs w:val="24"/>
-        </w:rPr>
-      </w:pPr>
-      <w:r>
-        <w:rPr>
-          <w:rFonts w:ascii="Times New Roman" w:hAnsi="Times New Roman" w:cs="Times New Roman"/>
-          <w:i/>
-          <w:iCs/>
-          <w:color w:val="FF0000"/>
-          <w:sz w:val="24"/>
-          <w:szCs w:val="24"/>
-        </w:rPr>
-        <w:t xml:space="preserve">Богородичний (г. 8): </w:t>
-      </w:r>
-      <w:r>
-        <w:rPr>
-          <w:rFonts w:ascii="Times New Roman" w:hAnsi="Times New Roman" w:cs="Times New Roman"/>
-          <w:sz w:val="24"/>
-          <w:szCs w:val="24"/>
-        </w:rPr>
-        <w:t>Спаси нас молитвами своїми, Діво пречиста,* що офіруєш матернє лоно Синові твоєму* і Богові нашому.</w:t>
-      </w:r>
-    </w:p>
-    <w:p>
-      <w:pPr>
-        <w:pStyle w:val="3"/>
-        <w:rPr>
-          <w:rFonts w:ascii="Times New Roman" w:hAnsi="Times New Roman" w:cs="Times New Roman"/>
-        </w:rPr>
-      </w:pPr>
-      <w:r>
-        <w:rPr>
-          <w:rFonts w:ascii="Times New Roman" w:hAnsi="Times New Roman" w:cs="Times New Roman"/>
+          <w:highlight w:val="yellow"/>
+        </w:rPr>
+        <w:t>* − на спасіння душ наших.</w:t>
+      </w:r>
+    </w:p>
+    <w:p>
+      <w:pPr>
+        <w:pStyle w:val="3"/>
+        <w:rPr>
+          <w:rFonts w:ascii="Times New Roman" w:hAnsi="Times New Roman" w:cs="Times New Roman"/>
+          <w:highlight w:val="yellow"/>
+        </w:rPr>
+      </w:pPr>
+      <w:r>
+        <w:rPr>
+          <w:rFonts w:ascii="Times New Roman" w:hAnsi="Times New Roman" w:cs="Times New Roman"/>
+          <w:highlight w:val="yellow"/>
         </w:rPr>
         <w:lastRenderedPageBreak/>
         <w:t>П'ятниця</w:t>
@@ -6342,6 +6147,221 @@
           <w:rFonts w:ascii="Times New Roman" w:hAnsi="Times New Roman" w:cs="Times New Roman"/>
           <w:sz w:val="24"/>
           <w:szCs w:val="24"/>
+          <w:highlight w:val="yellow"/>
+        </w:rPr>
+      </w:pPr>
+      <w:r>
+        <w:rPr>
+          <w:rFonts w:ascii="Times New Roman" w:hAnsi="Times New Roman" w:cs="Times New Roman"/>
+          <w:i/>
+          <w:iCs/>
+          <w:color w:val="FF0000"/>
+          <w:sz w:val="24"/>
+          <w:szCs w:val="24"/>
+          <w:highlight w:val="yellow"/>
+        </w:rPr>
+        <w:t>Богородичний (</w:t>
+      </w:r>
+      <w:r>
+        <w:rPr>
+          <w:rFonts w:ascii="Times New Roman" w:hAnsi="Times New Roman" w:cs="Times New Roman"/>
+          <w:i/>
+          <w:iCs/>
+          <w:color w:val="FF0000"/>
+          <w:sz w:val="24"/>
+          <w:szCs w:val="24"/>
+          <w:highlight w:val="yellow"/>
+        </w:rPr>
+        <w:t>г. 7</w:t>
+      </w:r>
+      <w:r>
+        <w:rPr>
+          <w:rFonts w:ascii="Times New Roman" w:hAnsi="Times New Roman" w:cs="Times New Roman"/>
+          <w:i/>
+          <w:iCs/>
+          <w:color w:val="FF0000"/>
+          <w:sz w:val="24"/>
+          <w:szCs w:val="24"/>
+          <w:highlight w:val="yellow"/>
+        </w:rPr>
+        <w:t xml:space="preserve">): </w:t>
+      </w:r>
+      <w:r>
+        <w:rPr>
+          <w:rFonts w:ascii="Times New Roman" w:hAnsi="Times New Roman" w:cs="Times New Roman"/>
+          <w:sz w:val="24"/>
+          <w:szCs w:val="24"/>
+          <w:highlight w:val="yellow"/>
+        </w:rPr>
+        <w:t xml:space="preserve">Моли, Пречиста Богородице,* від Отця без Матері родженого перед віками Сина і Слово Боже,* що без мужа </w:t>
+      </w:r>
+      <w:proofErr w:type="spellStart"/>
+      <w:r>
+        <w:rPr>
+          <w:rFonts w:ascii="Times New Roman" w:hAnsi="Times New Roman" w:cs="Times New Roman"/>
+          <w:sz w:val="24"/>
+          <w:szCs w:val="24"/>
+          <w:highlight w:val="yellow"/>
+        </w:rPr>
+        <w:t>воплотилось</w:t>
+      </w:r>
+      <w:proofErr w:type="spellEnd"/>
+      <w:r>
+        <w:rPr>
+          <w:rFonts w:ascii="Times New Roman" w:hAnsi="Times New Roman" w:cs="Times New Roman"/>
+          <w:sz w:val="24"/>
+          <w:szCs w:val="24"/>
+          <w:highlight w:val="yellow"/>
+        </w:rPr>
+        <w:t xml:space="preserve"> з пречистої твоєї крови,* і останнім часом народилося з тебе,* щоб перед смертю дав нам прощення гріхів.</w:t>
+      </w:r>
+    </w:p>
+    <w:p>
+      <w:pPr>
+        <w:pStyle w:val="3"/>
+        <w:rPr>
+          <w:rFonts w:ascii="Times New Roman" w:hAnsi="Times New Roman" w:cs="Times New Roman"/>
+          <w:highlight w:val="yellow"/>
+        </w:rPr>
+      </w:pPr>
+      <w:r>
+        <w:rPr>
+          <w:rFonts w:ascii="Times New Roman" w:hAnsi="Times New Roman" w:cs="Times New Roman"/>
+          <w:highlight w:val="yellow"/>
+        </w:rPr>
+        <w:t>Субота</w:t>
+      </w:r>
+    </w:p>
+    <w:p>
+      <w:pPr>
+        <w:rPr>
+          <w:rFonts w:ascii="Times New Roman" w:hAnsi="Times New Roman" w:cs="Times New Roman"/>
+          <w:sz w:val="24"/>
+          <w:szCs w:val="24"/>
+        </w:rPr>
+      </w:pPr>
+      <w:r>
+        <w:rPr>
+          <w:rFonts w:ascii="Times New Roman" w:hAnsi="Times New Roman" w:cs="Times New Roman"/>
+          <w:i/>
+          <w:iCs/>
+          <w:color w:val="FF0000"/>
+          <w:sz w:val="24"/>
+          <w:szCs w:val="24"/>
+          <w:highlight w:val="yellow"/>
+        </w:rPr>
+        <w:t>Богородичний (</w:t>
+      </w:r>
+      <w:r>
+        <w:rPr>
+          <w:rFonts w:ascii="Times New Roman" w:hAnsi="Times New Roman" w:cs="Times New Roman"/>
+          <w:i/>
+          <w:iCs/>
+          <w:color w:val="FF0000"/>
+          <w:sz w:val="24"/>
+          <w:szCs w:val="24"/>
+          <w:highlight w:val="yellow"/>
+        </w:rPr>
+        <w:t>г. 7</w:t>
+      </w:r>
+      <w:r>
+        <w:rPr>
+          <w:rFonts w:ascii="Times New Roman" w:hAnsi="Times New Roman" w:cs="Times New Roman"/>
+          <w:i/>
+          <w:iCs/>
+          <w:color w:val="FF0000"/>
+          <w:sz w:val="24"/>
+          <w:szCs w:val="24"/>
+          <w:highlight w:val="yellow"/>
+        </w:rPr>
+        <w:t xml:space="preserve">): </w:t>
+      </w:r>
+      <w:r>
+        <w:rPr>
+          <w:rFonts w:ascii="Times New Roman" w:hAnsi="Times New Roman" w:cs="Times New Roman"/>
+          <w:sz w:val="24"/>
+          <w:szCs w:val="24"/>
+          <w:highlight w:val="yellow"/>
+        </w:rPr>
+        <w:t xml:space="preserve">Моли, Пречиста Богородице,* від Отця без Матері родженого перед віками Сина і Слово Боже,* що без мужа </w:t>
+      </w:r>
+      <w:proofErr w:type="spellStart"/>
+      <w:r>
+        <w:rPr>
+          <w:rFonts w:ascii="Times New Roman" w:hAnsi="Times New Roman" w:cs="Times New Roman"/>
+          <w:sz w:val="24"/>
+          <w:szCs w:val="24"/>
+          <w:highlight w:val="yellow"/>
+        </w:rPr>
+        <w:t>воплотилось</w:t>
+      </w:r>
+      <w:proofErr w:type="spellEnd"/>
+      <w:r>
+        <w:rPr>
+          <w:rFonts w:ascii="Times New Roman" w:hAnsi="Times New Roman" w:cs="Times New Roman"/>
+          <w:sz w:val="24"/>
+          <w:szCs w:val="24"/>
+          <w:highlight w:val="yellow"/>
+        </w:rPr>
+        <w:t xml:space="preserve"> з пречистої твоєї крови,* і останнім часом народилося з тебе,* щоб перед смертю дав нам прощення гріхів.</w:t>
+      </w:r>
+    </w:p>
+    <w:p>
+      <w:pPr>
+        <w:pStyle w:val="1"/>
+        <w:rPr>
+          <w:rFonts w:ascii="Times New Roman" w:hAnsi="Times New Roman" w:cs="Times New Roman"/>
+          <w:sz w:val="24"/>
+          <w:szCs w:val="24"/>
+        </w:rPr>
+      </w:pPr>
+      <w:r>
+        <w:rPr>
+          <w:rFonts w:ascii="Times New Roman" w:hAnsi="Times New Roman" w:cs="Times New Roman"/>
+          <w:sz w:val="24"/>
+          <w:szCs w:val="24"/>
+        </w:rPr>
+        <w:t>Глас 8</w:t>
+      </w:r>
+    </w:p>
+    <w:p>
+      <w:pPr>
+        <w:pStyle w:val="2"/>
+        <w:rPr>
+          <w:rFonts w:ascii="Times New Roman" w:hAnsi="Times New Roman" w:cs="Times New Roman"/>
+          <w:sz w:val="24"/>
+          <w:szCs w:val="24"/>
+        </w:rPr>
+      </w:pPr>
+      <w:r>
+        <w:rPr>
+          <w:rFonts w:ascii="Times New Roman" w:hAnsi="Times New Roman" w:cs="Times New Roman"/>
+          <w:sz w:val="24"/>
+          <w:szCs w:val="24"/>
+        </w:rPr>
+        <w:t>Вечірня Відпуст</w:t>
+      </w:r>
+    </w:p>
+    <w:p>
+      <w:pPr>
+        <w:pStyle w:val="3"/>
+        <w:rPr>
+          <w:rFonts w:ascii="Times New Roman" w:hAnsi="Times New Roman" w:cs="Times New Roman"/>
+        </w:rPr>
+      </w:pPr>
+      <w:r>
+        <w:rPr>
+          <w:rFonts w:ascii="Times New Roman" w:hAnsi="Times New Roman" w:cs="Times New Roman"/>
+        </w:rPr>
+        <w:t>Неділя</w:t>
+      </w:r>
+    </w:p>
+    <w:p>
+      <w:pPr>
+        <w:rPr>
+          <w:rFonts w:ascii="Times New Roman" w:hAnsi="Times New Roman" w:cs="Times New Roman"/>
+          <w:sz w:val="24"/>
+          <w:szCs w:val="24"/>
         </w:rPr>
       </w:pPr>
       <w:r>
@@ -6361,6 +6381,563 @@
           <w:sz w:val="24"/>
           <w:szCs w:val="24"/>
         </w:rPr>
+        <w:t xml:space="preserve">Ти, Милосердний, що задля нас народився з Діви,* витерпів розп'яття і смертю смерть подолав* і, як Бог, </w:t>
+      </w:r>
+      <w:proofErr w:type="spellStart"/>
+      <w:r>
+        <w:rPr>
+          <w:rFonts w:ascii="Times New Roman" w:hAnsi="Times New Roman" w:cs="Times New Roman"/>
+          <w:sz w:val="24"/>
+          <w:szCs w:val="24"/>
+        </w:rPr>
+        <w:t>появив</w:t>
+      </w:r>
+      <w:proofErr w:type="spellEnd"/>
+      <w:r>
+        <w:rPr>
+          <w:rFonts w:ascii="Times New Roman" w:hAnsi="Times New Roman" w:cs="Times New Roman"/>
+          <w:sz w:val="24"/>
+          <w:szCs w:val="24"/>
+        </w:rPr>
+        <w:t xml:space="preserve"> воскресіння,* не погорди тими, що їх ти створив рукою своєю.* Покажи, Милостивий, своє чоловіколюбство,* прийми Богородицю, що тебе породила й молиться за нас,* і спаси, Спасе наш, людей зневірених.</w:t>
+      </w:r>
+    </w:p>
+    <w:p>
+      <w:pPr>
+        <w:pStyle w:val="3"/>
+        <w:rPr>
+          <w:rFonts w:ascii="Times New Roman" w:hAnsi="Times New Roman" w:cs="Times New Roman"/>
+        </w:rPr>
+      </w:pPr>
+      <w:r>
+        <w:rPr>
+          <w:rFonts w:ascii="Times New Roman" w:hAnsi="Times New Roman" w:cs="Times New Roman"/>
+        </w:rPr>
+        <w:t>Понеділок</w:t>
+      </w:r>
+    </w:p>
+    <w:p>
+      <w:pPr>
+        <w:rPr>
+          <w:rFonts w:ascii="Times New Roman" w:hAnsi="Times New Roman" w:cs="Times New Roman"/>
+          <w:sz w:val="24"/>
+          <w:szCs w:val="24"/>
+        </w:rPr>
+      </w:pPr>
+      <w:r>
+        <w:rPr>
+          <w:rFonts w:ascii="Times New Roman" w:hAnsi="Times New Roman" w:cs="Times New Roman"/>
+          <w:i/>
+          <w:iCs/>
+          <w:color w:val="FF0000"/>
+          <w:sz w:val="24"/>
+          <w:szCs w:val="24"/>
+        </w:rPr>
+        <w:t xml:space="preserve">Богородичний (г. 8): </w:t>
+      </w:r>
+      <w:r>
+        <w:rPr>
+          <w:rFonts w:ascii="Times New Roman" w:hAnsi="Times New Roman" w:cs="Times New Roman"/>
+          <w:sz w:val="24"/>
+          <w:szCs w:val="24"/>
+        </w:rPr>
+        <w:t xml:space="preserve">Радуйся, що від ангела прийняла радість для світу!* Радуйся, що породила Творця свого і Господа!* Радуйся, ти, бо </w:t>
+      </w:r>
+      <w:proofErr w:type="spellStart"/>
+      <w:r>
+        <w:rPr>
+          <w:rFonts w:ascii="Times New Roman" w:hAnsi="Times New Roman" w:cs="Times New Roman"/>
+          <w:sz w:val="24"/>
+          <w:szCs w:val="24"/>
+        </w:rPr>
+        <w:t>сподобилася</w:t>
+      </w:r>
+      <w:proofErr w:type="spellEnd"/>
+      <w:r>
+        <w:rPr>
+          <w:rFonts w:ascii="Times New Roman" w:hAnsi="Times New Roman" w:cs="Times New Roman"/>
+          <w:sz w:val="24"/>
+          <w:szCs w:val="24"/>
+        </w:rPr>
+        <w:t xml:space="preserve"> стати Матір'ю Бога</w:t>
+      </w:r>
+    </w:p>
+    <w:p>
+      <w:pPr>
+        <w:pStyle w:val="3"/>
+        <w:rPr>
+          <w:rFonts w:ascii="Times New Roman" w:hAnsi="Times New Roman" w:cs="Times New Roman"/>
+        </w:rPr>
+      </w:pPr>
+      <w:r>
+        <w:rPr>
+          <w:rFonts w:ascii="Times New Roman" w:hAnsi="Times New Roman" w:cs="Times New Roman"/>
+        </w:rPr>
+        <w:t>Вівторок</w:t>
+      </w:r>
+    </w:p>
+    <w:p>
+      <w:pPr>
+        <w:rPr>
+          <w:rFonts w:ascii="Times New Roman" w:hAnsi="Times New Roman" w:cs="Times New Roman"/>
+          <w:sz w:val="24"/>
+          <w:szCs w:val="24"/>
+        </w:rPr>
+      </w:pPr>
+      <w:r>
+        <w:rPr>
+          <w:rFonts w:ascii="Times New Roman" w:hAnsi="Times New Roman" w:cs="Times New Roman"/>
+          <w:i/>
+          <w:iCs/>
+          <w:color w:val="FF0000"/>
+          <w:sz w:val="24"/>
+          <w:szCs w:val="24"/>
+        </w:rPr>
+        <w:t xml:space="preserve">Богородичний (г. 8): </w:t>
+      </w:r>
+      <w:r>
+        <w:rPr>
+          <w:rFonts w:ascii="Times New Roman" w:hAnsi="Times New Roman" w:cs="Times New Roman"/>
+          <w:sz w:val="24"/>
+          <w:szCs w:val="24"/>
+        </w:rPr>
+        <w:t xml:space="preserve">Звеличаймо, вірні, піснями Богородицю,* як незрушну твердиню віри й цінний дар душ наших:* Радуйся, що в лоні своїм змістила Джерело життя!* Радуйся, надіє кінців світу, скорботних заступнице!* Радуйся, </w:t>
+      </w:r>
+      <w:proofErr w:type="spellStart"/>
+      <w:r>
+        <w:rPr>
+          <w:rFonts w:ascii="Times New Roman" w:hAnsi="Times New Roman" w:cs="Times New Roman"/>
+          <w:sz w:val="24"/>
+          <w:szCs w:val="24"/>
+        </w:rPr>
+        <w:t>невісто</w:t>
+      </w:r>
+      <w:proofErr w:type="spellEnd"/>
+      <w:r>
+        <w:rPr>
+          <w:rFonts w:ascii="Times New Roman" w:hAnsi="Times New Roman" w:cs="Times New Roman"/>
+          <w:sz w:val="24"/>
+          <w:szCs w:val="24"/>
+        </w:rPr>
+        <w:t>, – Діво чиста!</w:t>
+      </w:r>
+    </w:p>
+    <w:p>
+      <w:pPr>
+        <w:pStyle w:val="3"/>
+        <w:rPr>
+          <w:rFonts w:ascii="Times New Roman" w:hAnsi="Times New Roman" w:cs="Times New Roman"/>
+        </w:rPr>
+      </w:pPr>
+      <w:r>
+        <w:rPr>
+          <w:rFonts w:ascii="Times New Roman" w:hAnsi="Times New Roman" w:cs="Times New Roman"/>
+        </w:rPr>
+        <w:t>Середа</w:t>
+      </w:r>
+    </w:p>
+    <w:p>
+      <w:pPr>
+        <w:rPr>
+          <w:rFonts w:ascii="Times New Roman" w:hAnsi="Times New Roman" w:cs="Times New Roman"/>
+          <w:sz w:val="24"/>
+          <w:szCs w:val="24"/>
+        </w:rPr>
+      </w:pPr>
+      <w:r>
+        <w:rPr>
+          <w:rFonts w:ascii="Times New Roman" w:hAnsi="Times New Roman" w:cs="Times New Roman"/>
+          <w:i/>
+          <w:iCs/>
+          <w:color w:val="FF0000"/>
+          <w:sz w:val="24"/>
+          <w:szCs w:val="24"/>
+        </w:rPr>
+        <w:t xml:space="preserve">Богородичний (г. 8): </w:t>
+      </w:r>
+      <w:r>
+        <w:rPr>
+          <w:rFonts w:ascii="Times New Roman" w:hAnsi="Times New Roman" w:cs="Times New Roman"/>
+          <w:sz w:val="24"/>
+          <w:szCs w:val="24"/>
+        </w:rPr>
+        <w:t xml:space="preserve">Бачивши на хресті Агнця і Пастиря і Спасителя світу,* Мати твоя мовила, плачучи: Сину і Боже мій!* Світ веселиться, приймаючи визволення,* але моє серце горить, дивлячись на твоє розп'яття,* яке ти за всіх </w:t>
+      </w:r>
+      <w:proofErr w:type="spellStart"/>
+      <w:r>
+        <w:rPr>
+          <w:rFonts w:ascii="Times New Roman" w:hAnsi="Times New Roman" w:cs="Times New Roman"/>
+          <w:sz w:val="24"/>
+          <w:szCs w:val="24"/>
+        </w:rPr>
+        <w:t>терпиш</w:t>
+      </w:r>
+      <w:proofErr w:type="spellEnd"/>
+      <w:r>
+        <w:rPr>
+          <w:rFonts w:ascii="Times New Roman" w:hAnsi="Times New Roman" w:cs="Times New Roman"/>
+          <w:sz w:val="24"/>
+          <w:szCs w:val="24"/>
+        </w:rPr>
+        <w:t>.</w:t>
+      </w:r>
+    </w:p>
+    <w:p>
+      <w:pPr>
+        <w:pStyle w:val="3"/>
+        <w:rPr>
+          <w:rFonts w:ascii="Times New Roman" w:hAnsi="Times New Roman" w:cs="Times New Roman"/>
+        </w:rPr>
+      </w:pPr>
+      <w:r>
+        <w:rPr>
+          <w:rFonts w:ascii="Times New Roman" w:hAnsi="Times New Roman" w:cs="Times New Roman"/>
+        </w:rPr>
+        <w:t>Четвер</w:t>
+      </w:r>
+    </w:p>
+    <w:p>
+      <w:pPr>
+        <w:rPr>
+          <w:rFonts w:ascii="Times New Roman" w:hAnsi="Times New Roman" w:cs="Times New Roman"/>
+          <w:sz w:val="24"/>
+          <w:szCs w:val="24"/>
+        </w:rPr>
+      </w:pPr>
+      <w:r>
+        <w:rPr>
+          <w:rFonts w:ascii="Times New Roman" w:hAnsi="Times New Roman" w:cs="Times New Roman"/>
+          <w:i/>
+          <w:iCs/>
+          <w:color w:val="FF0000"/>
+          <w:sz w:val="24"/>
+          <w:szCs w:val="24"/>
+        </w:rPr>
+        <w:t xml:space="preserve">Богородичний (г. 8): </w:t>
+      </w:r>
+      <w:r>
+        <w:rPr>
+          <w:rFonts w:ascii="Times New Roman" w:hAnsi="Times New Roman" w:cs="Times New Roman"/>
+          <w:sz w:val="24"/>
+          <w:szCs w:val="24"/>
+        </w:rPr>
+        <w:t>Духовна брамо життя, пречиста Богородице!* Спаси від бід тих, що вірно прибігають до тебе,* щоб славили твоє святе народження,* на спасіння душ наших.</w:t>
+      </w:r>
+    </w:p>
+    <w:p>
+      <w:pPr>
+        <w:pStyle w:val="3"/>
+        <w:rPr>
+          <w:rFonts w:ascii="Times New Roman" w:hAnsi="Times New Roman" w:cs="Times New Roman"/>
+        </w:rPr>
+      </w:pPr>
+      <w:r>
+        <w:rPr>
+          <w:rFonts w:ascii="Times New Roman" w:hAnsi="Times New Roman" w:cs="Times New Roman"/>
+        </w:rPr>
+        <w:t>П'ятниця</w:t>
+      </w:r>
+    </w:p>
+    <w:p>
+      <w:pPr>
+        <w:rPr>
+          <w:rFonts w:ascii="Times New Roman" w:hAnsi="Times New Roman" w:cs="Times New Roman"/>
+          <w:sz w:val="24"/>
+          <w:szCs w:val="24"/>
+        </w:rPr>
+      </w:pPr>
+      <w:r>
+        <w:rPr>
+          <w:rFonts w:ascii="Times New Roman" w:hAnsi="Times New Roman" w:cs="Times New Roman"/>
+          <w:i/>
+          <w:iCs/>
+          <w:color w:val="FF0000"/>
+          <w:sz w:val="24"/>
+          <w:szCs w:val="24"/>
+        </w:rPr>
+        <w:t xml:space="preserve">Богородичний (г. 8): </w:t>
+      </w:r>
+      <w:r>
+        <w:rPr>
+          <w:rFonts w:ascii="Times New Roman" w:hAnsi="Times New Roman" w:cs="Times New Roman"/>
+          <w:sz w:val="24"/>
+          <w:szCs w:val="24"/>
+        </w:rPr>
+        <w:t xml:space="preserve">Бачивши на хресті Агнця і Пастиря і Спасителя світу,* Мати твоя мовила, плачучи: Сину і Боже мій!* Світ веселиться, приймаючи визволення,* але моє серце горить, дивлячись на твоє розп'яття,* яке ти за всіх </w:t>
+      </w:r>
+      <w:proofErr w:type="spellStart"/>
+      <w:r>
+        <w:rPr>
+          <w:rFonts w:ascii="Times New Roman" w:hAnsi="Times New Roman" w:cs="Times New Roman"/>
+          <w:sz w:val="24"/>
+          <w:szCs w:val="24"/>
+        </w:rPr>
+        <w:t>терпиш</w:t>
+      </w:r>
+      <w:proofErr w:type="spellEnd"/>
+      <w:r>
+        <w:rPr>
+          <w:rFonts w:ascii="Times New Roman" w:hAnsi="Times New Roman" w:cs="Times New Roman"/>
+          <w:sz w:val="24"/>
+          <w:szCs w:val="24"/>
+        </w:rPr>
+        <w:t>.</w:t>
+      </w:r>
+    </w:p>
+    <w:p>
+      <w:pPr>
+        <w:pStyle w:val="3"/>
+        <w:rPr>
+          <w:rFonts w:ascii="Times New Roman" w:hAnsi="Times New Roman" w:cs="Times New Roman"/>
+        </w:rPr>
+      </w:pPr>
+      <w:r>
+        <w:rPr>
+          <w:rFonts w:ascii="Times New Roman" w:hAnsi="Times New Roman" w:cs="Times New Roman"/>
+        </w:rPr>
+        <w:t>Субота</w:t>
+      </w:r>
+    </w:p>
+    <w:p>
+      <w:pPr>
+        <w:rPr>
+          <w:rFonts w:ascii="Times New Roman" w:hAnsi="Times New Roman" w:cs="Times New Roman"/>
+          <w:sz w:val="24"/>
+          <w:szCs w:val="24"/>
+        </w:rPr>
+      </w:pPr>
+      <w:r>
+        <w:rPr>
+          <w:rFonts w:ascii="Times New Roman" w:hAnsi="Times New Roman" w:cs="Times New Roman"/>
+          <w:i/>
+          <w:iCs/>
+          <w:color w:val="FF0000"/>
+          <w:sz w:val="24"/>
+          <w:szCs w:val="24"/>
+        </w:rPr>
+        <w:t xml:space="preserve">Богородичний (г. 8): </w:t>
+      </w:r>
+      <w:r>
+        <w:rPr>
+          <w:rFonts w:ascii="Times New Roman" w:hAnsi="Times New Roman" w:cs="Times New Roman"/>
+          <w:sz w:val="24"/>
+          <w:szCs w:val="24"/>
+        </w:rPr>
+        <w:t xml:space="preserve">Ти, Милосердний, що задля нас народився з Діви,* витерпів розп'яття і смертю смерть подолав* і, як Бог, </w:t>
+      </w:r>
+      <w:proofErr w:type="spellStart"/>
+      <w:r>
+        <w:rPr>
+          <w:rFonts w:ascii="Times New Roman" w:hAnsi="Times New Roman" w:cs="Times New Roman"/>
+          <w:sz w:val="24"/>
+          <w:szCs w:val="24"/>
+        </w:rPr>
+        <w:t>появив</w:t>
+      </w:r>
+      <w:proofErr w:type="spellEnd"/>
+      <w:r>
+        <w:rPr>
+          <w:rFonts w:ascii="Times New Roman" w:hAnsi="Times New Roman" w:cs="Times New Roman"/>
+          <w:sz w:val="24"/>
+          <w:szCs w:val="24"/>
+        </w:rPr>
+        <w:t xml:space="preserve"> воскресіння,* не погорди тими, що їх ти створив рукою своєю.* Покажи, Милостивий, своє чоловіколюбство,* прийми Богородицю, що тебе породила й молиться за нас,* і спаси, Спасе наш, людей зневірених.</w:t>
+      </w:r>
+    </w:p>
+    <w:p>
+      <w:pPr>
+        <w:pStyle w:val="a4"/>
+        <w:rPr>
+          <w:rFonts w:ascii="Times New Roman" w:hAnsi="Times New Roman" w:cs="Times New Roman"/>
+          <w:sz w:val="24"/>
+          <w:szCs w:val="24"/>
+        </w:rPr>
+      </w:pPr>
+    </w:p>
+    <w:p>
+      <w:pPr>
+        <w:pStyle w:val="2"/>
+        <w:rPr>
+          <w:rFonts w:ascii="Times New Roman" w:hAnsi="Times New Roman" w:cs="Times New Roman"/>
+          <w:sz w:val="24"/>
+          <w:szCs w:val="24"/>
+        </w:rPr>
+      </w:pPr>
+      <w:r>
+        <w:rPr>
+          <w:rFonts w:ascii="Times New Roman" w:hAnsi="Times New Roman" w:cs="Times New Roman"/>
+          <w:sz w:val="24"/>
+          <w:szCs w:val="24"/>
+        </w:rPr>
+        <w:t>Утреня Відпуст</w:t>
+      </w:r>
+    </w:p>
+    <w:p>
+      <w:pPr>
+        <w:pStyle w:val="3"/>
+        <w:rPr>
+          <w:rFonts w:ascii="Times New Roman" w:hAnsi="Times New Roman" w:cs="Times New Roman"/>
+        </w:rPr>
+      </w:pPr>
+      <w:r>
+        <w:rPr>
+          <w:rFonts w:ascii="Times New Roman" w:hAnsi="Times New Roman" w:cs="Times New Roman"/>
+        </w:rPr>
+        <w:t>Неділя</w:t>
+      </w:r>
+    </w:p>
+    <w:p>
+      <w:pPr>
+        <w:rPr>
+          <w:rFonts w:ascii="Times New Roman" w:hAnsi="Times New Roman" w:cs="Times New Roman"/>
+          <w:sz w:val="24"/>
+          <w:szCs w:val="24"/>
+        </w:rPr>
+      </w:pPr>
+      <w:r>
+        <w:rPr>
+          <w:rFonts w:ascii="Times New Roman" w:hAnsi="Times New Roman" w:cs="Times New Roman"/>
+          <w:i/>
+          <w:iCs/>
+          <w:color w:val="FF0000"/>
+          <w:sz w:val="24"/>
+          <w:szCs w:val="24"/>
+        </w:rPr>
+        <w:t xml:space="preserve">Богородичний (г. 8): </w:t>
+      </w:r>
+      <w:r>
+        <w:rPr>
+          <w:rFonts w:ascii="Times New Roman" w:hAnsi="Times New Roman" w:cs="Times New Roman"/>
+          <w:sz w:val="24"/>
+          <w:szCs w:val="24"/>
+        </w:rPr>
+        <w:t>Коли Гавриїл звістив тобі, Діво: Радуйся!* – то з цим голосом прийняв тіло Владика в тобі, святім кивоті,* як мовив праведний Давид,* і ти з'явилася просторішою небес, носивши Творця свого.* Слава тому, що поселився в тобі!* Слава тому, що вийшов з тебе!* Слава тому, що визволив нас народженням твоїм!</w:t>
+      </w:r>
+    </w:p>
+    <w:p>
+      <w:pPr>
+        <w:pStyle w:val="3"/>
+        <w:rPr>
+          <w:rFonts w:ascii="Times New Roman" w:hAnsi="Times New Roman" w:cs="Times New Roman"/>
+        </w:rPr>
+      </w:pPr>
+      <w:r>
+        <w:rPr>
+          <w:rFonts w:ascii="Times New Roman" w:hAnsi="Times New Roman" w:cs="Times New Roman"/>
+        </w:rPr>
+        <w:lastRenderedPageBreak/>
+        <w:t>Понеділок</w:t>
+      </w:r>
+    </w:p>
+    <w:p>
+      <w:pPr>
+        <w:rPr>
+          <w:rFonts w:ascii="Times New Roman" w:hAnsi="Times New Roman" w:cs="Times New Roman"/>
+          <w:sz w:val="24"/>
+          <w:szCs w:val="24"/>
+        </w:rPr>
+      </w:pPr>
+      <w:r>
+        <w:rPr>
+          <w:rFonts w:ascii="Times New Roman" w:hAnsi="Times New Roman" w:cs="Times New Roman"/>
+          <w:i/>
+          <w:iCs/>
+          <w:color w:val="FF0000"/>
+          <w:sz w:val="24"/>
+          <w:szCs w:val="24"/>
+        </w:rPr>
+        <w:t xml:space="preserve">Богородичний (г. 8): </w:t>
+      </w:r>
+      <w:r>
+        <w:rPr>
+          <w:rFonts w:ascii="Times New Roman" w:hAnsi="Times New Roman" w:cs="Times New Roman"/>
+          <w:sz w:val="24"/>
+          <w:szCs w:val="24"/>
+        </w:rPr>
+        <w:t>Радуйся брамо Царя слави,* якою один лише Вишній пройшов і єдину запечатану зберіг* на спасіння душ наших.</w:t>
+      </w:r>
+    </w:p>
+    <w:p>
+      <w:pPr>
+        <w:pStyle w:val="3"/>
+        <w:rPr>
+          <w:rFonts w:ascii="Times New Roman" w:hAnsi="Times New Roman" w:cs="Times New Roman"/>
+        </w:rPr>
+      </w:pPr>
+      <w:r>
+        <w:rPr>
+          <w:rFonts w:ascii="Times New Roman" w:hAnsi="Times New Roman" w:cs="Times New Roman"/>
+        </w:rPr>
+        <w:t>Вівторок</w:t>
+      </w:r>
+    </w:p>
+    <w:p>
+      <w:pPr>
+        <w:rPr>
+          <w:rFonts w:ascii="Times New Roman" w:hAnsi="Times New Roman" w:cs="Times New Roman"/>
+          <w:sz w:val="24"/>
+          <w:szCs w:val="24"/>
+        </w:rPr>
+      </w:pPr>
+      <w:r>
+        <w:rPr>
+          <w:rFonts w:ascii="Times New Roman" w:hAnsi="Times New Roman" w:cs="Times New Roman"/>
+          <w:i/>
+          <w:iCs/>
+          <w:color w:val="FF0000"/>
+          <w:sz w:val="24"/>
+          <w:szCs w:val="24"/>
+        </w:rPr>
+        <w:t xml:space="preserve">Богородичний (г. 8): </w:t>
+      </w:r>
+      <w:r>
+        <w:rPr>
+          <w:rFonts w:ascii="Times New Roman" w:hAnsi="Times New Roman" w:cs="Times New Roman"/>
+          <w:sz w:val="24"/>
+          <w:szCs w:val="24"/>
+        </w:rPr>
+        <w:t>Спаси нас молитвами своїми, Діво пречиста,* що офіруєш матернє лоно Синові твоєму* і Богові нашому.</w:t>
+      </w:r>
+    </w:p>
+    <w:p>
+      <w:pPr>
+        <w:pStyle w:val="3"/>
+        <w:rPr>
+          <w:rFonts w:ascii="Times New Roman" w:hAnsi="Times New Roman" w:cs="Times New Roman"/>
+        </w:rPr>
+      </w:pPr>
+      <w:r>
+        <w:rPr>
+          <w:rFonts w:ascii="Times New Roman" w:hAnsi="Times New Roman" w:cs="Times New Roman"/>
+        </w:rPr>
+        <w:t>Середа</w:t>
+      </w:r>
+    </w:p>
+    <w:p>
+      <w:pPr>
+        <w:rPr>
+          <w:rFonts w:ascii="Times New Roman" w:hAnsi="Times New Roman" w:cs="Times New Roman"/>
+          <w:sz w:val="24"/>
+          <w:szCs w:val="24"/>
+        </w:rPr>
+      </w:pPr>
+      <w:r>
+        <w:rPr>
+          <w:rFonts w:ascii="Times New Roman" w:hAnsi="Times New Roman" w:cs="Times New Roman"/>
+          <w:i/>
+          <w:iCs/>
+          <w:color w:val="FF0000"/>
+          <w:sz w:val="24"/>
+          <w:szCs w:val="24"/>
+        </w:rPr>
+        <w:t xml:space="preserve">Богородичний (г. 8): </w:t>
+      </w:r>
+      <w:r>
+        <w:rPr>
+          <w:rFonts w:ascii="Times New Roman" w:hAnsi="Times New Roman" w:cs="Times New Roman"/>
+          <w:sz w:val="24"/>
+          <w:szCs w:val="24"/>
+        </w:rPr>
         <w:t>Плід лона твого, Пречиста,* є сповненням пророків і закону;* пізнавши це, ми тебе, Богородице,* побожно величаємо.</w:t>
       </w:r>
     </w:p>
@@ -6375,6 +6952,90 @@
         <w:rPr>
           <w:rFonts w:ascii="Times New Roman" w:hAnsi="Times New Roman" w:cs="Times New Roman"/>
         </w:rPr>
+        <w:t>Четвер</w:t>
+      </w:r>
+    </w:p>
+    <w:p>
+      <w:pPr>
+        <w:rPr>
+          <w:rFonts w:ascii="Times New Roman" w:hAnsi="Times New Roman" w:cs="Times New Roman"/>
+          <w:sz w:val="24"/>
+          <w:szCs w:val="24"/>
+        </w:rPr>
+      </w:pPr>
+      <w:r>
+        <w:rPr>
+          <w:rFonts w:ascii="Times New Roman" w:hAnsi="Times New Roman" w:cs="Times New Roman"/>
+          <w:i/>
+          <w:iCs/>
+          <w:color w:val="FF0000"/>
+          <w:sz w:val="24"/>
+          <w:szCs w:val="24"/>
+        </w:rPr>
+        <w:t xml:space="preserve">Богородичний (г. 8): </w:t>
+      </w:r>
+      <w:r>
+        <w:rPr>
+          <w:rFonts w:ascii="Times New Roman" w:hAnsi="Times New Roman" w:cs="Times New Roman"/>
+          <w:sz w:val="24"/>
+          <w:szCs w:val="24"/>
+        </w:rPr>
+        <w:t>Спаси нас молитвами своїми, Діво пречиста,* що офіруєш матернє лоно Синові твоєму* і Богові нашому.</w:t>
+      </w:r>
+    </w:p>
+    <w:p>
+      <w:pPr>
+        <w:pStyle w:val="3"/>
+        <w:rPr>
+          <w:rFonts w:ascii="Times New Roman" w:hAnsi="Times New Roman" w:cs="Times New Roman"/>
+        </w:rPr>
+      </w:pPr>
+      <w:r>
+        <w:rPr>
+          <w:rFonts w:ascii="Times New Roman" w:hAnsi="Times New Roman" w:cs="Times New Roman"/>
+        </w:rPr>
+        <w:t>П'ятниця</w:t>
+      </w:r>
+    </w:p>
+    <w:p>
+      <w:pPr>
+        <w:rPr>
+          <w:rFonts w:ascii="Times New Roman" w:hAnsi="Times New Roman" w:cs="Times New Roman"/>
+          <w:sz w:val="24"/>
+          <w:szCs w:val="24"/>
+        </w:rPr>
+      </w:pPr>
+      <w:r>
+        <w:rPr>
+          <w:rFonts w:ascii="Times New Roman" w:hAnsi="Times New Roman" w:cs="Times New Roman"/>
+          <w:i/>
+          <w:iCs/>
+          <w:color w:val="FF0000"/>
+          <w:sz w:val="24"/>
+          <w:szCs w:val="24"/>
+        </w:rPr>
+        <w:t xml:space="preserve">Богородичний (г. 8): </w:t>
+      </w:r>
+      <w:r>
+        <w:rPr>
+          <w:rFonts w:ascii="Times New Roman" w:hAnsi="Times New Roman" w:cs="Times New Roman"/>
+          <w:sz w:val="24"/>
+          <w:szCs w:val="24"/>
+        </w:rPr>
+        <w:t>Плід лона твого, Пречиста,* є сповненням пророків і закону;* пізнавши це, ми тебе, Богородице,* побожно величаємо.</w:t>
+      </w:r>
+    </w:p>
+    <w:p>
+      <w:pPr>
+        <w:pStyle w:val="3"/>
+        <w:rPr>
+          <w:rFonts w:ascii="Times New Roman" w:hAnsi="Times New Roman" w:cs="Times New Roman"/>
+        </w:rPr>
+      </w:pPr>
+      <w:r>
+        <w:rPr>
+          <w:rFonts w:ascii="Times New Roman" w:hAnsi="Times New Roman" w:cs="Times New Roman"/>
+        </w:rPr>
         <w:t>Субота</w:t>
       </w:r>
     </w:p>
@@ -6405,16 +7066,6 @@
         </w:rPr>
         <w:t>Спаси нас молитвами своїми, Діво пречиста,* що офіруєш матернє лоно Синові твоєму* і Богові нашому.</w:t>
       </w:r>
-    </w:p>
-    <w:p>
-      <w:pPr>
-        <w:pStyle w:val="a4"/>
-        <w:rPr>
-          <w:rFonts w:ascii="Times New Roman" w:hAnsi="Times New Roman" w:cs="Times New Roman"/>
-          <w:sz w:val="24"/>
-          <w:szCs w:val="24"/>
-        </w:rPr>
-      </w:pPr>
     </w:p>
     <w:sectPr>
       <w:pgSz w:w="11906" w:h="16838"/>
